--- a/policies/build/masters/HIC.5_v2_master.docx
+++ b/policies/build/masters/HIC.5_v2_master.docx
@@ -11,40 +11,25 @@
         <w:rPr>
           <w:b/>
           <w:bCs/>
+          <w:sz w:val="28"/>
+          <w:szCs w:val="28"/>
+        </w:rPr>
+        <w:t>Policy on Infection Prevention and Control Surveillance</w:t>
+      </w:r>
+    </w:p>
+    <w:p>
+      <w:pPr>
+        <w:spacing w:after="60"/>
+        <w:jc w:val="center"/>
+      </w:pPr>
+      <w:r>
+        <w:rPr>
+          <w:b/>
+          <w:bCs/>
           <w:sz w:val="32"/>
           <w:szCs w:val="32"/>
         </w:rPr>
         <w:t xml:space="preserve">«Hospital Name»</w:t>
-      </w:r>
-    </w:p>
-    <w:p>
-      <w:pPr>
-        <w:spacing w:after="60"/>
-        <w:jc w:val="center"/>
-      </w:pPr>
-      <w:r>
-        <w:rPr>
-          <w:b/>
-          <w:bCs/>
-          <w:sz w:val="28"/>
-          <w:szCs w:val="28"/>
-        </w:rPr>
-        <w:t xml:space="preserve">Infection Prevention and Control Surveillance</w:t>
-      </w:r>
-    </w:p>
-    <w:p>
-      <w:pPr>
-        <w:spacing w:after="240"/>
-        <w:jc w:val="center"/>
-      </w:pPr>
-      <w:r>
-        <w:rPr>
-          <w:i/>
-          <w:iCs/>
-          <w:sz w:val="20"/>
-          <w:szCs w:val="20"/>
-        </w:rPr>
-        <w:t xml:space="preserve">Surveillance of infection risks, rates, trends and outcomes.</w:t>
       </w:r>
     </w:p>
     <w:p>
@@ -2886,98 +2871,714 @@
         <w:t xml:space="preserve">The Nursing Superintendent holds signed acknowledgements with the induction record.</w:t>
       </w:r>
     </w:p>
+    <w:tbl>
+      <w:tblPr>
+        <w:tblW w:type="pct" w:w="100%"/>
+        <w:tblBorders>
+          <w:top w:val="single" w:color="auto" w:sz="4"/>
+          <w:left w:val="single" w:color="auto" w:sz="4"/>
+          <w:bottom w:val="single" w:color="auto" w:sz="4"/>
+          <w:right w:val="single" w:color="auto" w:sz="4"/>
+          <w:insideH w:val="single" w:color="auto" w:sz="4"/>
+          <w:insideV w:val="single" w:color="auto" w:sz="4"/>
+        </w:tblBorders>
+      </w:tblPr>
+      <w:tblGrid>
+        <w:gridCol w:w="100"/>
+        <w:gridCol w:w="100"/>
+        <w:gridCol w:w="100"/>
+        <w:gridCol w:w="100"/>
+      </w:tblGrid>
+      <w:tr>
+        <w:tc>
+          <w:tcPr>
+            <w:tcW w:type="pct" w:w="12%"/>
+            <w:tcBorders>
+              <w:top w:val="single" w:color="999999" w:sz="4"/>
+              <w:left w:val="single" w:color="999999" w:sz="4"/>
+              <w:bottom w:val="single" w:color="999999" w:sz="4"/>
+              <w:right w:val="single" w:color="999999" w:sz="4"/>
+            </w:tcBorders>
+            <w:shd w:fill="E8E8E8" w:val="clear"/>
+          </w:tcPr>
+          <w:p>
+            <w:r>
+              <w:rPr>
+                <w:b/>
+                <w:bCs/>
+                <w:sz w:val="18"/>
+                <w:szCs w:val="18"/>
+              </w:rPr>
+              <w:t xml:space="preserve">OE</w:t>
+            </w:r>
+          </w:p>
+        </w:tc>
+        <w:tc>
+          <w:tcPr>
+            <w:tcW w:type="pct" w:w="32%"/>
+            <w:tcBorders>
+              <w:top w:val="single" w:color="999999" w:sz="4"/>
+              <w:left w:val="single" w:color="999999" w:sz="4"/>
+              <w:bottom w:val="single" w:color="999999" w:sz="4"/>
+              <w:right w:val="single" w:color="999999" w:sz="4"/>
+            </w:tcBorders>
+            <w:shd w:fill="E8E8E8" w:val="clear"/>
+          </w:tcPr>
+          <w:p>
+            <w:r>
+              <w:rPr>
+                <w:b/>
+                <w:bCs/>
+                <w:sz w:val="18"/>
+                <w:szCs w:val="18"/>
+              </w:rPr>
+              <w:t xml:space="preserve">Requirement</w:t>
+            </w:r>
+          </w:p>
+        </w:tc>
+        <w:tc>
+          <w:tcPr>
+            <w:tcW w:type="pct" w:w="32%"/>
+            <w:tcBorders>
+              <w:top w:val="single" w:color="999999" w:sz="4"/>
+              <w:left w:val="single" w:color="999999" w:sz="4"/>
+              <w:bottom w:val="single" w:color="999999" w:sz="4"/>
+              <w:right w:val="single" w:color="999999" w:sz="4"/>
+            </w:tcBorders>
+            <w:shd w:fill="E8E8E8" w:val="clear"/>
+          </w:tcPr>
+          <w:p>
+            <w:r>
+              <w:rPr>
+                <w:b/>
+                <w:bCs/>
+                <w:sz w:val="18"/>
+                <w:szCs w:val="18"/>
+              </w:rPr>
+              <w:t xml:space="preserve">Where this policy addresses it</w:t>
+            </w:r>
+          </w:p>
+        </w:tc>
+        <w:tc>
+          <w:tcPr>
+            <w:tcW w:type="pct" w:w="24%"/>
+            <w:tcBorders>
+              <w:top w:val="single" w:color="999999" w:sz="4"/>
+              <w:left w:val="single" w:color="999999" w:sz="4"/>
+              <w:bottom w:val="single" w:color="999999" w:sz="4"/>
+              <w:right w:val="single" w:color="999999" w:sz="4"/>
+            </w:tcBorders>
+            <w:shd w:fill="E8E8E8" w:val="clear"/>
+          </w:tcPr>
+          <w:p>
+            <w:r>
+              <w:rPr>
+                <w:b/>
+                <w:bCs/>
+                <w:sz w:val="18"/>
+                <w:szCs w:val="18"/>
+              </w:rPr>
+              <w:t xml:space="preserve">Responsible</w:t>
+            </w:r>
+          </w:p>
+        </w:tc>
+      </w:tr>
+      <w:tr>
+        <w:tc>
+          <w:tcPr>
+            <w:tcW w:type="pct" w:w="12%"/>
+            <w:tcBorders>
+              <w:top w:val="single" w:color="999999" w:sz="4"/>
+              <w:left w:val="single" w:color="999999" w:sz="4"/>
+              <w:bottom w:val="single" w:color="999999" w:sz="4"/>
+              <w:right w:val="single" w:color="999999" w:sz="4"/>
+            </w:tcBorders>
+          </w:tcPr>
+          <w:p>
+            <w:r>
+              <w:rPr>
+                <w:b w:val="false"/>
+                <w:bCs w:val="false"/>
+                <w:sz w:val="18"/>
+                <w:szCs w:val="18"/>
+              </w:rPr>
+              <w:t xml:space="preserve">HIC.5.a</w:t>
+            </w:r>
+          </w:p>
+        </w:tc>
+        <w:tc>
+          <w:tcPr>
+            <w:tcW w:type="pct" w:w="32%"/>
+            <w:tcBorders>
+              <w:top w:val="single" w:color="999999" w:sz="4"/>
+              <w:left w:val="single" w:color="999999" w:sz="4"/>
+              <w:bottom w:val="single" w:color="999999" w:sz="4"/>
+              <w:right w:val="single" w:color="999999" w:sz="4"/>
+            </w:tcBorders>
+          </w:tcPr>
+          <w:p>
+            <w:r>
+              <w:rPr>
+                <w:b w:val="false"/>
+                <w:bCs w:val="false"/>
+                <w:sz w:val="18"/>
+                <w:szCs w:val="18"/>
+              </w:rPr>
+              <w:t xml:space="preserve">The scope of surveillance incorporates tracking and analysing of infection risks, rates and trends.</w:t>
+            </w:r>
+          </w:p>
+        </w:tc>
+        <w:tc>
+          <w:tcPr>
+            <w:tcW w:type="pct" w:w="32%"/>
+            <w:tcBorders>
+              <w:top w:val="single" w:color="999999" w:sz="4"/>
+              <w:left w:val="single" w:color="999999" w:sz="4"/>
+              <w:bottom w:val="single" w:color="999999" w:sz="4"/>
+              <w:right w:val="single" w:color="999999" w:sz="4"/>
+            </w:tcBorders>
+          </w:tcPr>
+          <w:p>
+            <w:r>
+              <w:rPr>
+                <w:b w:val="false"/>
+                <w:bCs w:val="false"/>
+                <w:sz w:val="18"/>
+                <w:szCs w:val="18"/>
+              </w:rPr>
+              <w:t xml:space="preserve">Section 3; 5.1 Tracking and analysing infection risks, rates and trends</w:t>
+            </w:r>
+          </w:p>
+        </w:tc>
+        <w:tc>
+          <w:tcPr>
+            <w:tcW w:type="pct" w:w="24%"/>
+            <w:tcBorders>
+              <w:top w:val="single" w:color="999999" w:sz="4"/>
+              <w:left w:val="single" w:color="999999" w:sz="4"/>
+              <w:bottom w:val="single" w:color="999999" w:sz="4"/>
+              <w:right w:val="single" w:color="999999" w:sz="4"/>
+            </w:tcBorders>
+          </w:tcPr>
+          <w:p>
+            <w:r>
+              <w:rPr>
+                <w:b w:val="false"/>
+                <w:bCs w:val="false"/>
+                <w:sz w:val="18"/>
+                <w:szCs w:val="18"/>
+              </w:rPr>
+              <w:t xml:space="preserve">Infection Control Team (collect and calculate); ICC (review trends)</w:t>
+            </w:r>
+          </w:p>
+        </w:tc>
+      </w:tr>
+      <w:tr>
+        <w:tc>
+          <w:tcPr>
+            <w:tcW w:type="pct" w:w="12%"/>
+            <w:tcBorders>
+              <w:top w:val="single" w:color="999999" w:sz="4"/>
+              <w:left w:val="single" w:color="999999" w:sz="4"/>
+              <w:bottom w:val="single" w:color="999999" w:sz="4"/>
+              <w:right w:val="single" w:color="999999" w:sz="4"/>
+            </w:tcBorders>
+          </w:tcPr>
+          <w:p>
+            <w:r>
+              <w:rPr>
+                <w:b w:val="false"/>
+                <w:bCs w:val="false"/>
+                <w:sz w:val="18"/>
+                <w:szCs w:val="18"/>
+              </w:rPr>
+              <w:t xml:space="preserve">HIC.5.b</w:t>
+            </w:r>
+          </w:p>
+        </w:tc>
+        <w:tc>
+          <w:tcPr>
+            <w:tcW w:type="pct" w:w="32%"/>
+            <w:tcBorders>
+              <w:top w:val="single" w:color="999999" w:sz="4"/>
+              <w:left w:val="single" w:color="999999" w:sz="4"/>
+              <w:bottom w:val="single" w:color="999999" w:sz="4"/>
+              <w:right w:val="single" w:color="999999" w:sz="4"/>
+            </w:tcBorders>
+          </w:tcPr>
+          <w:p>
+            <w:r>
+              <w:rPr>
+                <w:b w:val="false"/>
+                <w:bCs w:val="false"/>
+                <w:sz w:val="18"/>
+                <w:szCs w:val="18"/>
+              </w:rPr>
+              <w:t xml:space="preserve">Surveillance includes monitoring compliance with hand-hygiene guidelines.</w:t>
+            </w:r>
+          </w:p>
+        </w:tc>
+        <w:tc>
+          <w:tcPr>
+            <w:tcW w:type="pct" w:w="32%"/>
+            <w:tcBorders>
+              <w:top w:val="single" w:color="999999" w:sz="4"/>
+              <w:left w:val="single" w:color="999999" w:sz="4"/>
+              <w:bottom w:val="single" w:color="999999" w:sz="4"/>
+              <w:right w:val="single" w:color="999999" w:sz="4"/>
+            </w:tcBorders>
+          </w:tcPr>
+          <w:p>
+            <w:r>
+              <w:rPr>
+                <w:b w:val="false"/>
+                <w:bCs w:val="false"/>
+                <w:sz w:val="18"/>
+                <w:szCs w:val="18"/>
+              </w:rPr>
+              <w:t xml:space="preserve">Section 3; 5.2 Monitoring hand-hygiene compliance</w:t>
+            </w:r>
+          </w:p>
+        </w:tc>
+        <w:tc>
+          <w:tcPr>
+            <w:tcW w:type="pct" w:w="24%"/>
+            <w:tcBorders>
+              <w:top w:val="single" w:color="999999" w:sz="4"/>
+              <w:left w:val="single" w:color="999999" w:sz="4"/>
+              <w:bottom w:val="single" w:color="999999" w:sz="4"/>
+              <w:right w:val="single" w:color="999999" w:sz="4"/>
+            </w:tcBorders>
+          </w:tcPr>
+          <w:p>
+            <w:r>
+              <w:rPr>
+                <w:b w:val="false"/>
+                <w:bCs w:val="false"/>
+                <w:sz w:val="18"/>
+                <w:szCs w:val="18"/>
+              </w:rPr>
+              <w:t xml:space="preserve">Infection Control Nurse (audit); unit leads (receive feedback and act)</w:t>
+            </w:r>
+          </w:p>
+        </w:tc>
+      </w:tr>
+      <w:tr>
+        <w:tc>
+          <w:tcPr>
+            <w:tcW w:type="pct" w:w="12%"/>
+            <w:tcBorders>
+              <w:top w:val="single" w:color="999999" w:sz="4"/>
+              <w:left w:val="single" w:color="999999" w:sz="4"/>
+              <w:bottom w:val="single" w:color="999999" w:sz="4"/>
+              <w:right w:val="single" w:color="999999" w:sz="4"/>
+            </w:tcBorders>
+          </w:tcPr>
+          <w:p>
+            <w:r>
+              <w:rPr>
+                <w:b w:val="false"/>
+                <w:bCs w:val="false"/>
+                <w:sz w:val="18"/>
+                <w:szCs w:val="18"/>
+              </w:rPr>
+              <w:t xml:space="preserve">HIC.5.c</w:t>
+            </w:r>
+          </w:p>
+        </w:tc>
+        <w:tc>
+          <w:tcPr>
+            <w:tcW w:type="pct" w:w="32%"/>
+            <w:tcBorders>
+              <w:top w:val="single" w:color="999999" w:sz="4"/>
+              <w:left w:val="single" w:color="999999" w:sz="4"/>
+              <w:bottom w:val="single" w:color="999999" w:sz="4"/>
+              <w:right w:val="single" w:color="999999" w:sz="4"/>
+            </w:tcBorders>
+          </w:tcPr>
+          <w:p>
+            <w:r>
+              <w:rPr>
+                <w:b w:val="false"/>
+                <w:bCs w:val="false"/>
+                <w:sz w:val="18"/>
+                <w:szCs w:val="18"/>
+              </w:rPr>
+              <w:t xml:space="preserve">Surveillance includes mechanisms to capture the occurrence of multi-drug-resistant organisms and highly virulent infections.</w:t>
+            </w:r>
+          </w:p>
+        </w:tc>
+        <w:tc>
+          <w:tcPr>
+            <w:tcW w:type="pct" w:w="32%"/>
+            <w:tcBorders>
+              <w:top w:val="single" w:color="999999" w:sz="4"/>
+              <w:left w:val="single" w:color="999999" w:sz="4"/>
+              <w:bottom w:val="single" w:color="999999" w:sz="4"/>
+              <w:right w:val="single" w:color="999999" w:sz="4"/>
+            </w:tcBorders>
+          </w:tcPr>
+          <w:p>
+            <w:r>
+              <w:rPr>
+                <w:b w:val="false"/>
+                <w:bCs w:val="false"/>
+                <w:sz w:val="18"/>
+                <w:szCs w:val="18"/>
+              </w:rPr>
+              <w:t xml:space="preserve">Section 3; 5.3 Multi-drug-resistant organisms and highly virulent infections; Section 4 item 2</w:t>
+            </w:r>
+          </w:p>
+        </w:tc>
+        <w:tc>
+          <w:tcPr>
+            <w:tcW w:type="pct" w:w="24%"/>
+            <w:tcBorders>
+              <w:top w:val="single" w:color="999999" w:sz="4"/>
+              <w:left w:val="single" w:color="999999" w:sz="4"/>
+              <w:bottom w:val="single" w:color="999999" w:sz="4"/>
+              <w:right w:val="single" w:color="999999" w:sz="4"/>
+            </w:tcBorders>
+          </w:tcPr>
+          <w:p>
+            <w:r>
+              <w:rPr>
+                <w:b w:val="false"/>
+                <w:bCs w:val="false"/>
+                <w:sz w:val="18"/>
+                <w:szCs w:val="18"/>
+              </w:rPr>
+              <w:t xml:space="preserve">Microbiology laboratory (flag and notify); Infection Control Officer (line-list and action)</w:t>
+            </w:r>
+          </w:p>
+        </w:tc>
+      </w:tr>
+      <w:tr>
+        <w:tc>
+          <w:tcPr>
+            <w:tcW w:type="pct" w:w="12%"/>
+            <w:tcBorders>
+              <w:top w:val="single" w:color="999999" w:sz="4"/>
+              <w:left w:val="single" w:color="999999" w:sz="4"/>
+              <w:bottom w:val="single" w:color="999999" w:sz="4"/>
+              <w:right w:val="single" w:color="999999" w:sz="4"/>
+            </w:tcBorders>
+          </w:tcPr>
+          <w:p>
+            <w:r>
+              <w:rPr>
+                <w:b w:val="false"/>
+                <w:bCs w:val="false"/>
+                <w:sz w:val="18"/>
+                <w:szCs w:val="18"/>
+              </w:rPr>
+              <w:t xml:space="preserve">HIC.5.d</w:t>
+            </w:r>
+          </w:p>
+        </w:tc>
+        <w:tc>
+          <w:tcPr>
+            <w:tcW w:type="pct" w:w="32%"/>
+            <w:tcBorders>
+              <w:top w:val="single" w:color="999999" w:sz="4"/>
+              <w:left w:val="single" w:color="999999" w:sz="4"/>
+              <w:bottom w:val="single" w:color="999999" w:sz="4"/>
+              <w:right w:val="single" w:color="999999" w:sz="4"/>
+            </w:tcBorders>
+          </w:tcPr>
+          <w:p>
+            <w:r>
+              <w:rPr>
+                <w:b w:val="false"/>
+                <w:bCs w:val="false"/>
+                <w:sz w:val="18"/>
+                <w:szCs w:val="18"/>
+              </w:rPr>
+              <w:t xml:space="preserve">The organisation identifies and takes appropriate action to control outbreaks of infections.</w:t>
+            </w:r>
+          </w:p>
+        </w:tc>
+        <w:tc>
+          <w:tcPr>
+            <w:tcW w:type="pct" w:w="32%"/>
+            <w:tcBorders>
+              <w:top w:val="single" w:color="999999" w:sz="4"/>
+              <w:left w:val="single" w:color="999999" w:sz="4"/>
+              <w:bottom w:val="single" w:color="999999" w:sz="4"/>
+              <w:right w:val="single" w:color="999999" w:sz="4"/>
+            </w:tcBorders>
+          </w:tcPr>
+          <w:p>
+            <w:r>
+              <w:rPr>
+                <w:b w:val="false"/>
+                <w:bCs w:val="false"/>
+                <w:sz w:val="18"/>
+                <w:szCs w:val="18"/>
+              </w:rPr>
+              <w:t xml:space="preserve">Section 3; 5.4 Outbreak identification and control; Section 4 item 3</w:t>
+            </w:r>
+          </w:p>
+        </w:tc>
+        <w:tc>
+          <w:tcPr>
+            <w:tcW w:type="pct" w:w="24%"/>
+            <w:tcBorders>
+              <w:top w:val="single" w:color="999999" w:sz="4"/>
+              <w:left w:val="single" w:color="999999" w:sz="4"/>
+              <w:bottom w:val="single" w:color="999999" w:sz="4"/>
+              <w:right w:val="single" w:color="999999" w:sz="4"/>
+            </w:tcBorders>
+          </w:tcPr>
+          <w:p>
+            <w:r>
+              <w:rPr>
+                <w:b w:val="false"/>
+                <w:bCs w:val="false"/>
+                <w:sz w:val="18"/>
+                <w:szCs w:val="18"/>
+              </w:rPr>
+              <w:t xml:space="preserve">Infection Control Officer (investigate and control); ICC (oversight); Medical Superintendent (resource allocation)</w:t>
+            </w:r>
+          </w:p>
+        </w:tc>
+      </w:tr>
+      <w:tr>
+        <w:tc>
+          <w:tcPr>
+            <w:tcW w:type="pct" w:w="12%"/>
+            <w:tcBorders>
+              <w:top w:val="single" w:color="999999" w:sz="4"/>
+              <w:left w:val="single" w:color="999999" w:sz="4"/>
+              <w:bottom w:val="single" w:color="999999" w:sz="4"/>
+              <w:right w:val="single" w:color="999999" w:sz="4"/>
+            </w:tcBorders>
+          </w:tcPr>
+          <w:p>
+            <w:r>
+              <w:rPr>
+                <w:b w:val="false"/>
+                <w:bCs w:val="false"/>
+                <w:sz w:val="18"/>
+                <w:szCs w:val="18"/>
+              </w:rPr>
+              <w:t xml:space="preserve">HIC.5.e</w:t>
+            </w:r>
+          </w:p>
+        </w:tc>
+        <w:tc>
+          <w:tcPr>
+            <w:tcW w:type="pct" w:w="32%"/>
+            <w:tcBorders>
+              <w:top w:val="single" w:color="999999" w:sz="4"/>
+              <w:left w:val="single" w:color="999999" w:sz="4"/>
+              <w:bottom w:val="single" w:color="999999" w:sz="4"/>
+              <w:right w:val="single" w:color="999999" w:sz="4"/>
+            </w:tcBorders>
+          </w:tcPr>
+          <w:p>
+            <w:r>
+              <w:rPr>
+                <w:b w:val="false"/>
+                <w:bCs w:val="false"/>
+                <w:sz w:val="18"/>
+                <w:szCs w:val="18"/>
+              </w:rPr>
+              <w:t xml:space="preserve">Surveillance activities include monitoring the effectiveness of the housekeeping services.</w:t>
+            </w:r>
+          </w:p>
+        </w:tc>
+        <w:tc>
+          <w:tcPr>
+            <w:tcW w:type="pct" w:w="32%"/>
+            <w:tcBorders>
+              <w:top w:val="single" w:color="999999" w:sz="4"/>
+              <w:left w:val="single" w:color="999999" w:sz="4"/>
+              <w:bottom w:val="single" w:color="999999" w:sz="4"/>
+              <w:right w:val="single" w:color="999999" w:sz="4"/>
+            </w:tcBorders>
+          </w:tcPr>
+          <w:p>
+            <w:r>
+              <w:rPr>
+                <w:b w:val="false"/>
+                <w:bCs w:val="false"/>
+                <w:sz w:val="18"/>
+                <w:szCs w:val="18"/>
+              </w:rPr>
+              <w:t xml:space="preserve">Section 3; 5.5 Housekeeping effectiveness monitoring; Section 4 item 5</w:t>
+            </w:r>
+          </w:p>
+        </w:tc>
+        <w:tc>
+          <w:tcPr>
+            <w:tcW w:type="pct" w:w="24%"/>
+            <w:tcBorders>
+              <w:top w:val="single" w:color="999999" w:sz="4"/>
+              <w:left w:val="single" w:color="999999" w:sz="4"/>
+              <w:bottom w:val="single" w:color="999999" w:sz="4"/>
+              <w:right w:val="single" w:color="999999" w:sz="4"/>
+            </w:tcBorders>
+          </w:tcPr>
+          <w:p>
+            <w:r>
+              <w:rPr>
+                <w:b w:val="false"/>
+                <w:bCs w:val="false"/>
+                <w:sz w:val="18"/>
+                <w:szCs w:val="18"/>
+              </w:rPr>
+              <w:t xml:space="preserve">Infection Control Nurse (objective monitoring); Housekeeping In-Charge (daily visual); ICC (review trends)</w:t>
+            </w:r>
+          </w:p>
+        </w:tc>
+      </w:tr>
+      <w:tr>
+        <w:tc>
+          <w:tcPr>
+            <w:tcW w:type="pct" w:w="12%"/>
+            <w:tcBorders>
+              <w:top w:val="single" w:color="999999" w:sz="4"/>
+              <w:left w:val="single" w:color="999999" w:sz="4"/>
+              <w:bottom w:val="single" w:color="999999" w:sz="4"/>
+              <w:right w:val="single" w:color="999999" w:sz="4"/>
+            </w:tcBorders>
+          </w:tcPr>
+          <w:p>
+            <w:r>
+              <w:rPr>
+                <w:b w:val="false"/>
+                <w:bCs w:val="false"/>
+                <w:sz w:val="18"/>
+                <w:szCs w:val="18"/>
+              </w:rPr>
+              <w:t xml:space="preserve">HIC.5.f</w:t>
+            </w:r>
+          </w:p>
+        </w:tc>
+        <w:tc>
+          <w:tcPr>
+            <w:tcW w:type="pct" w:w="32%"/>
+            <w:tcBorders>
+              <w:top w:val="single" w:color="999999" w:sz="4"/>
+              <w:left w:val="single" w:color="999999" w:sz="4"/>
+              <w:bottom w:val="single" w:color="999999" w:sz="4"/>
+              <w:right w:val="single" w:color="999999" w:sz="4"/>
+            </w:tcBorders>
+          </w:tcPr>
+          <w:p>
+            <w:r>
+              <w:rPr>
+                <w:b w:val="false"/>
+                <w:bCs w:val="false"/>
+                <w:sz w:val="18"/>
+                <w:szCs w:val="18"/>
+              </w:rPr>
+              <w:t xml:space="preserve">Surveillance data is analysed, and appropriate corrective and preventive actions are taken and feedback regarding the same is provided regularly to the appropriate health care team.</w:t>
+            </w:r>
+          </w:p>
+        </w:tc>
+        <w:tc>
+          <w:tcPr>
+            <w:tcW w:type="pct" w:w="32%"/>
+            <w:tcBorders>
+              <w:top w:val="single" w:color="999999" w:sz="4"/>
+              <w:left w:val="single" w:color="999999" w:sz="4"/>
+              <w:bottom w:val="single" w:color="999999" w:sz="4"/>
+              <w:right w:val="single" w:color="999999" w:sz="4"/>
+            </w:tcBorders>
+          </w:tcPr>
+          <w:p>
+            <w:r>
+              <w:rPr>
+                <w:b w:val="false"/>
+                <w:bCs w:val="false"/>
+                <w:sz w:val="18"/>
+                <w:szCs w:val="18"/>
+              </w:rPr>
+              <w:t xml:space="preserve">Section 3; 5.6 Data analysis, CAPA and feedback; Section 4 item 6</w:t>
+            </w:r>
+          </w:p>
+        </w:tc>
+        <w:tc>
+          <w:tcPr>
+            <w:tcW w:type="pct" w:w="24%"/>
+            <w:tcBorders>
+              <w:top w:val="single" w:color="999999" w:sz="4"/>
+              <w:left w:val="single" w:color="999999" w:sz="4"/>
+              <w:bottom w:val="single" w:color="999999" w:sz="4"/>
+              <w:right w:val="single" w:color="999999" w:sz="4"/>
+            </w:tcBorders>
+          </w:tcPr>
+          <w:p>
+            <w:r>
+              <w:rPr>
+                <w:b w:val="false"/>
+                <w:bCs w:val="false"/>
+                <w:sz w:val="18"/>
+                <w:szCs w:val="18"/>
+              </w:rPr>
+              <w:t xml:space="preserve">Infection Control Team (analyse); Quality Coordinator (CAPA tracking); unit leads (receive feedback and implement actions)</w:t>
+            </w:r>
+          </w:p>
+        </w:tc>
+      </w:tr>
+    </w:tbl>
     <w:p>
       <w:pPr>
         <w:pStyle w:val="Heading1"/>
         <w:spacing w:after="120" w:before="280"/>
       </w:pPr>
       <w:r>
-        <w:t xml:space="preserve">9. References</w:t>
-      </w:r>
-    </w:p>
-    <w:p>
-      <w:pPr>
-        <w:pStyle w:val="ListParagraph"/>
-        <w:numPr>
-          <w:ilvl w:val="0"/>
-          <w:numId w:val="1"/>
-        </w:numPr>
-        <w:spacing w:after="60"/>
-      </w:pPr>
-      <w:r>
-        <w:rPr>
-          <w:sz w:val="22"/>
-          <w:szCs w:val="22"/>
-        </w:rPr>
-        <w:t xml:space="preserve">National Accreditation Board for Hospitals and Healthcare Providers (NABH), Standards for Small Healthcare Organisations, 3rd Edition — HIC chapter, standard HIC.5.</w:t>
-      </w:r>
-    </w:p>
-    <w:p>
-      <w:pPr>
-        <w:pStyle w:val="ListParagraph"/>
-        <w:numPr>
-          <w:ilvl w:val="0"/>
-          <w:numId w:val="1"/>
-        </w:numPr>
-        <w:spacing w:after="60"/>
-      </w:pPr>
-      <w:r>
-        <w:rPr>
-          <w:sz w:val="22"/>
-          <w:szCs w:val="22"/>
-        </w:rPr>
-        <w:t xml:space="preserve">CDC/NHSN Surveillance Definitions for Specific Types of Infections (current edition).</w:t>
-      </w:r>
-    </w:p>
-    <w:p>
-      <w:pPr>
-        <w:pStyle w:val="ListParagraph"/>
-        <w:numPr>
-          <w:ilvl w:val="0"/>
-          <w:numId w:val="1"/>
-        </w:numPr>
-        <w:spacing w:after="60"/>
-      </w:pPr>
-      <w:r>
-        <w:rPr>
-          <w:sz w:val="22"/>
-          <w:szCs w:val="22"/>
-        </w:rPr>
-        <w:t xml:space="preserve">WHO Guidelines on Core Components of Infection Prevention and Control Programmes (2016) — surveillance component.</w:t>
-      </w:r>
-    </w:p>
-    <w:p>
-      <w:pPr>
-        <w:pStyle w:val="ListParagraph"/>
-        <w:numPr>
-          <w:ilvl w:val="0"/>
-          <w:numId w:val="1"/>
-        </w:numPr>
-        <w:spacing w:after="60"/>
-      </w:pPr>
-      <w:r>
-        <w:rPr>
-          <w:sz w:val="22"/>
-          <w:szCs w:val="22"/>
-        </w:rPr>
-        <w:t xml:space="preserve">ICMR Antimicrobial Resistance Surveillance Network reports.</w:t>
-      </w:r>
-    </w:p>
-    <w:p>
-      <w:pPr>
-        <w:pStyle w:val="ListParagraph"/>
-        <w:numPr>
-          <w:ilvl w:val="0"/>
-          <w:numId w:val="1"/>
-        </w:numPr>
-        <w:spacing w:after="60"/>
-      </w:pPr>
-      <w:r>
-        <w:rPr>
-          <w:sz w:val="22"/>
-          <w:szCs w:val="22"/>
-        </w:rPr>
-        <w:t xml:space="preserve">Internal documents of «Hospital Name»: surveillance protocol, hand-hygiene audit tool, MDRO line-list, outbreak SOP, housekeeping monitoring protocol, ICC reporting template.</w:t>
+        <w:t>9. Distribution</w:t>
+      </w:r>
+    </w:p>
+    <w:p>
+      <w:pPr>
+        <w:spacing w:after="140"/>
+      </w:pPr>
+      <w:r>
+        <w:rPr>
+          <w:sz w:val="22"/>
+          <w:szCs w:val="22"/>
+        </w:rPr>
+        <w:t xml:space="preserve">Official master copy: office of the Medical Superintendent, «Hospital Name», with the Infection Control Officer and the Quality Coordinator.</w:t>
+      </w:r>
+    </w:p>
+    <w:p>
+      <w:pPr>
+        <w:spacing w:after="140"/>
+      </w:pPr>
+      <w:r>
+        <w:rPr>
+          <w:sz w:val="22"/>
+          <w:szCs w:val="22"/>
+        </w:rPr>
+        <w:t xml:space="preserve">Copies issued to: microbiology laboratory, all clinical unit leads, housekeeping, nursing administration.</w:t>
+      </w:r>
+    </w:p>
+    <w:p>
+      <w:pPr>
+        <w:spacing w:after="140"/>
+      </w:pPr>
+      <w:r>
+        <w:rPr>
+          <w:sz w:val="22"/>
+          <w:szCs w:val="22"/>
+        </w:rPr>
+        <w:t xml:space="preserve">The current version is available to all staff at the «infection control manual / staff intranet».</w:t>
+      </w:r>
+    </w:p>
+    <w:p>
+      <w:pPr>
+        <w:spacing w:after="140"/>
+      </w:pPr>
+      <w:r>
+        <w:rPr>
+          <w:sz w:val="22"/>
+          <w:szCs w:val="22"/>
+        </w:rPr>
+        <w:t xml:space="preserve">When a new version is issued, take old copies out of use.</w:t>
       </w:r>
     </w:p>
     <w:p>
@@ -2986,64 +3587,7 @@
         <w:spacing w:after="120" w:before="280"/>
       </w:pPr>
       <w:r>
-        <w:t xml:space="preserve">10. Distribution</w:t>
-      </w:r>
-    </w:p>
-    <w:p>
-      <w:pPr>
-        <w:spacing w:after="140"/>
-      </w:pPr>
-      <w:r>
-        <w:rPr>
-          <w:sz w:val="22"/>
-          <w:szCs w:val="22"/>
-        </w:rPr>
-        <w:t xml:space="preserve">Official master copy: office of the Medical Superintendent, «Hospital Name», with the Infection Control Officer and the Quality Coordinator.</w:t>
-      </w:r>
-    </w:p>
-    <w:p>
-      <w:pPr>
-        <w:spacing w:after="140"/>
-      </w:pPr>
-      <w:r>
-        <w:rPr>
-          <w:sz w:val="22"/>
-          <w:szCs w:val="22"/>
-        </w:rPr>
-        <w:t xml:space="preserve">Copies issued to: microbiology laboratory, all clinical unit leads, housekeeping, nursing administration.</w:t>
-      </w:r>
-    </w:p>
-    <w:p>
-      <w:pPr>
-        <w:spacing w:after="140"/>
-      </w:pPr>
-      <w:r>
-        <w:rPr>
-          <w:sz w:val="22"/>
-          <w:szCs w:val="22"/>
-        </w:rPr>
-        <w:t xml:space="preserve">The current version is available to all staff at the «infection control manual / staff intranet».</w:t>
-      </w:r>
-    </w:p>
-    <w:p>
-      <w:pPr>
-        <w:spacing w:after="140"/>
-      </w:pPr>
-      <w:r>
-        <w:rPr>
-          <w:sz w:val="22"/>
-          <w:szCs w:val="22"/>
-        </w:rPr>
-        <w:t xml:space="preserve">When a new version is issued, take old copies out of use.</w:t>
-      </w:r>
-    </w:p>
-    <w:p>
-      <w:pPr>
-        <w:pStyle w:val="Heading1"/>
-        <w:spacing w:after="120" w:before="280"/>
-      </w:pPr>
-      <w:r>
-        <w:t xml:space="preserve">11. Abbreviations</w:t>
+        <w:t>10. Abbreviations</w:t>
       </w:r>
     </w:p>
     <w:p>
@@ -3087,7 +3631,7 @@
         <w:spacing w:after="120" w:before="280"/>
       </w:pPr>
       <w:r>
-        <w:t xml:space="preserve">12. Traceability to NABH SHCO 3rd Edition HIC.5</w:t>
+        <w:t>11. Traceability to NABH SHCO 3rd Edition HIC.5</w:t>
       </w:r>
     </w:p>
     <w:p>
@@ -3104,666 +3648,13 @@
         <w:t xml:space="preserve">This table is an index. It is not how the policy is organised.</w:t>
       </w:r>
     </w:p>
-    <w:tbl>
-      <w:tblPr>
-        <w:tblW w:type="pct" w:w="100%"/>
-        <w:tblBorders>
-          <w:top w:val="single" w:color="auto" w:sz="4"/>
-          <w:left w:val="single" w:color="auto" w:sz="4"/>
-          <w:bottom w:val="single" w:color="auto" w:sz="4"/>
-          <w:right w:val="single" w:color="auto" w:sz="4"/>
-          <w:insideH w:val="single" w:color="auto" w:sz="4"/>
-          <w:insideV w:val="single" w:color="auto" w:sz="4"/>
-        </w:tblBorders>
-      </w:tblPr>
-      <w:tblGrid>
-        <w:gridCol w:w="100"/>
-        <w:gridCol w:w="100"/>
-        <w:gridCol w:w="100"/>
-        <w:gridCol w:w="100"/>
-      </w:tblGrid>
-      <w:tr>
-        <w:tc>
-          <w:tcPr>
-            <w:tcW w:type="pct" w:w="12%"/>
-            <w:tcBorders>
-              <w:top w:val="single" w:color="999999" w:sz="4"/>
-              <w:left w:val="single" w:color="999999" w:sz="4"/>
-              <w:bottom w:val="single" w:color="999999" w:sz="4"/>
-              <w:right w:val="single" w:color="999999" w:sz="4"/>
-            </w:tcBorders>
-            <w:shd w:fill="E8E8E8" w:val="clear"/>
-          </w:tcPr>
-          <w:p>
-            <w:r>
-              <w:rPr>
-                <w:b/>
-                <w:bCs/>
-                <w:sz w:val="18"/>
-                <w:szCs w:val="18"/>
-              </w:rPr>
-              <w:t xml:space="preserve">OE</w:t>
-            </w:r>
-          </w:p>
-        </w:tc>
-        <w:tc>
-          <w:tcPr>
-            <w:tcW w:type="pct" w:w="32%"/>
-            <w:tcBorders>
-              <w:top w:val="single" w:color="999999" w:sz="4"/>
-              <w:left w:val="single" w:color="999999" w:sz="4"/>
-              <w:bottom w:val="single" w:color="999999" w:sz="4"/>
-              <w:right w:val="single" w:color="999999" w:sz="4"/>
-            </w:tcBorders>
-            <w:shd w:fill="E8E8E8" w:val="clear"/>
-          </w:tcPr>
-          <w:p>
-            <w:r>
-              <w:rPr>
-                <w:b/>
-                <w:bCs/>
-                <w:sz w:val="18"/>
-                <w:szCs w:val="18"/>
-              </w:rPr>
-              <w:t xml:space="preserve">Requirement</w:t>
-            </w:r>
-          </w:p>
-        </w:tc>
-        <w:tc>
-          <w:tcPr>
-            <w:tcW w:type="pct" w:w="32%"/>
-            <w:tcBorders>
-              <w:top w:val="single" w:color="999999" w:sz="4"/>
-              <w:left w:val="single" w:color="999999" w:sz="4"/>
-              <w:bottom w:val="single" w:color="999999" w:sz="4"/>
-              <w:right w:val="single" w:color="999999" w:sz="4"/>
-            </w:tcBorders>
-            <w:shd w:fill="E8E8E8" w:val="clear"/>
-          </w:tcPr>
-          <w:p>
-            <w:r>
-              <w:rPr>
-                <w:b/>
-                <w:bCs/>
-                <w:sz w:val="18"/>
-                <w:szCs w:val="18"/>
-              </w:rPr>
-              <w:t xml:space="preserve">Where this policy addresses it</w:t>
-            </w:r>
-          </w:p>
-        </w:tc>
-        <w:tc>
-          <w:tcPr>
-            <w:tcW w:type="pct" w:w="24%"/>
-            <w:tcBorders>
-              <w:top w:val="single" w:color="999999" w:sz="4"/>
-              <w:left w:val="single" w:color="999999" w:sz="4"/>
-              <w:bottom w:val="single" w:color="999999" w:sz="4"/>
-              <w:right w:val="single" w:color="999999" w:sz="4"/>
-            </w:tcBorders>
-            <w:shd w:fill="E8E8E8" w:val="clear"/>
-          </w:tcPr>
-          <w:p>
-            <w:r>
-              <w:rPr>
-                <w:b/>
-                <w:bCs/>
-                <w:sz w:val="18"/>
-                <w:szCs w:val="18"/>
-              </w:rPr>
-              <w:t xml:space="preserve">Responsible</w:t>
-            </w:r>
-          </w:p>
-        </w:tc>
-      </w:tr>
-      <w:tr>
-        <w:tc>
-          <w:tcPr>
-            <w:tcW w:type="pct" w:w="12%"/>
-            <w:tcBorders>
-              <w:top w:val="single" w:color="999999" w:sz="4"/>
-              <w:left w:val="single" w:color="999999" w:sz="4"/>
-              <w:bottom w:val="single" w:color="999999" w:sz="4"/>
-              <w:right w:val="single" w:color="999999" w:sz="4"/>
-            </w:tcBorders>
-          </w:tcPr>
-          <w:p>
-            <w:r>
-              <w:rPr>
-                <w:b w:val="false"/>
-                <w:bCs w:val="false"/>
-                <w:sz w:val="18"/>
-                <w:szCs w:val="18"/>
-              </w:rPr>
-              <w:t xml:space="preserve">HIC.5.a</w:t>
-            </w:r>
-          </w:p>
-        </w:tc>
-        <w:tc>
-          <w:tcPr>
-            <w:tcW w:type="pct" w:w="32%"/>
-            <w:tcBorders>
-              <w:top w:val="single" w:color="999999" w:sz="4"/>
-              <w:left w:val="single" w:color="999999" w:sz="4"/>
-              <w:bottom w:val="single" w:color="999999" w:sz="4"/>
-              <w:right w:val="single" w:color="999999" w:sz="4"/>
-            </w:tcBorders>
-          </w:tcPr>
-          <w:p>
-            <w:r>
-              <w:rPr>
-                <w:b w:val="false"/>
-                <w:bCs w:val="false"/>
-                <w:sz w:val="18"/>
-                <w:szCs w:val="18"/>
-              </w:rPr>
-              <w:t xml:space="preserve">The scope of surveillance incorporates tracking and analysing of infection risks, rates and trends.</w:t>
-            </w:r>
-          </w:p>
-        </w:tc>
-        <w:tc>
-          <w:tcPr>
-            <w:tcW w:type="pct" w:w="32%"/>
-            <w:tcBorders>
-              <w:top w:val="single" w:color="999999" w:sz="4"/>
-              <w:left w:val="single" w:color="999999" w:sz="4"/>
-              <w:bottom w:val="single" w:color="999999" w:sz="4"/>
-              <w:right w:val="single" w:color="999999" w:sz="4"/>
-            </w:tcBorders>
-          </w:tcPr>
-          <w:p>
-            <w:r>
-              <w:rPr>
-                <w:b w:val="false"/>
-                <w:bCs w:val="false"/>
-                <w:sz w:val="18"/>
-                <w:szCs w:val="18"/>
-              </w:rPr>
-              <w:t xml:space="preserve">Section 3; 5.1 Tracking and analysing infection risks, rates and trends</w:t>
-            </w:r>
-          </w:p>
-        </w:tc>
-        <w:tc>
-          <w:tcPr>
-            <w:tcW w:type="pct" w:w="24%"/>
-            <w:tcBorders>
-              <w:top w:val="single" w:color="999999" w:sz="4"/>
-              <w:left w:val="single" w:color="999999" w:sz="4"/>
-              <w:bottom w:val="single" w:color="999999" w:sz="4"/>
-              <w:right w:val="single" w:color="999999" w:sz="4"/>
-            </w:tcBorders>
-          </w:tcPr>
-          <w:p>
-            <w:r>
-              <w:rPr>
-                <w:b w:val="false"/>
-                <w:bCs w:val="false"/>
-                <w:sz w:val="18"/>
-                <w:szCs w:val="18"/>
-              </w:rPr>
-              <w:t xml:space="preserve">Infection Control Team (collect and calculate); ICC (review trends)</w:t>
-            </w:r>
-          </w:p>
-        </w:tc>
-      </w:tr>
-      <w:tr>
-        <w:tc>
-          <w:tcPr>
-            <w:tcW w:type="pct" w:w="12%"/>
-            <w:tcBorders>
-              <w:top w:val="single" w:color="999999" w:sz="4"/>
-              <w:left w:val="single" w:color="999999" w:sz="4"/>
-              <w:bottom w:val="single" w:color="999999" w:sz="4"/>
-              <w:right w:val="single" w:color="999999" w:sz="4"/>
-            </w:tcBorders>
-          </w:tcPr>
-          <w:p>
-            <w:r>
-              <w:rPr>
-                <w:b w:val="false"/>
-                <w:bCs w:val="false"/>
-                <w:sz w:val="18"/>
-                <w:szCs w:val="18"/>
-              </w:rPr>
-              <w:t xml:space="preserve">HIC.5.b</w:t>
-            </w:r>
-          </w:p>
-        </w:tc>
-        <w:tc>
-          <w:tcPr>
-            <w:tcW w:type="pct" w:w="32%"/>
-            <w:tcBorders>
-              <w:top w:val="single" w:color="999999" w:sz="4"/>
-              <w:left w:val="single" w:color="999999" w:sz="4"/>
-              <w:bottom w:val="single" w:color="999999" w:sz="4"/>
-              <w:right w:val="single" w:color="999999" w:sz="4"/>
-            </w:tcBorders>
-          </w:tcPr>
-          <w:p>
-            <w:r>
-              <w:rPr>
-                <w:b w:val="false"/>
-                <w:bCs w:val="false"/>
-                <w:sz w:val="18"/>
-                <w:szCs w:val="18"/>
-              </w:rPr>
-              <w:t xml:space="preserve">Surveillance includes monitoring compliance with hand-hygiene guidelines.</w:t>
-            </w:r>
-          </w:p>
-        </w:tc>
-        <w:tc>
-          <w:tcPr>
-            <w:tcW w:type="pct" w:w="32%"/>
-            <w:tcBorders>
-              <w:top w:val="single" w:color="999999" w:sz="4"/>
-              <w:left w:val="single" w:color="999999" w:sz="4"/>
-              <w:bottom w:val="single" w:color="999999" w:sz="4"/>
-              <w:right w:val="single" w:color="999999" w:sz="4"/>
-            </w:tcBorders>
-          </w:tcPr>
-          <w:p>
-            <w:r>
-              <w:rPr>
-                <w:b w:val="false"/>
-                <w:bCs w:val="false"/>
-                <w:sz w:val="18"/>
-                <w:szCs w:val="18"/>
-              </w:rPr>
-              <w:t xml:space="preserve">Section 3; 5.2 Monitoring hand-hygiene compliance</w:t>
-            </w:r>
-          </w:p>
-        </w:tc>
-        <w:tc>
-          <w:tcPr>
-            <w:tcW w:type="pct" w:w="24%"/>
-            <w:tcBorders>
-              <w:top w:val="single" w:color="999999" w:sz="4"/>
-              <w:left w:val="single" w:color="999999" w:sz="4"/>
-              <w:bottom w:val="single" w:color="999999" w:sz="4"/>
-              <w:right w:val="single" w:color="999999" w:sz="4"/>
-            </w:tcBorders>
-          </w:tcPr>
-          <w:p>
-            <w:r>
-              <w:rPr>
-                <w:b w:val="false"/>
-                <w:bCs w:val="false"/>
-                <w:sz w:val="18"/>
-                <w:szCs w:val="18"/>
-              </w:rPr>
-              <w:t xml:space="preserve">Infection Control Nurse (audit); unit leads (receive feedback and act)</w:t>
-            </w:r>
-          </w:p>
-        </w:tc>
-      </w:tr>
-      <w:tr>
-        <w:tc>
-          <w:tcPr>
-            <w:tcW w:type="pct" w:w="12%"/>
-            <w:tcBorders>
-              <w:top w:val="single" w:color="999999" w:sz="4"/>
-              <w:left w:val="single" w:color="999999" w:sz="4"/>
-              <w:bottom w:val="single" w:color="999999" w:sz="4"/>
-              <w:right w:val="single" w:color="999999" w:sz="4"/>
-            </w:tcBorders>
-          </w:tcPr>
-          <w:p>
-            <w:r>
-              <w:rPr>
-                <w:b w:val="false"/>
-                <w:bCs w:val="false"/>
-                <w:sz w:val="18"/>
-                <w:szCs w:val="18"/>
-              </w:rPr>
-              <w:t xml:space="preserve">HIC.5.c</w:t>
-            </w:r>
-          </w:p>
-        </w:tc>
-        <w:tc>
-          <w:tcPr>
-            <w:tcW w:type="pct" w:w="32%"/>
-            <w:tcBorders>
-              <w:top w:val="single" w:color="999999" w:sz="4"/>
-              <w:left w:val="single" w:color="999999" w:sz="4"/>
-              <w:bottom w:val="single" w:color="999999" w:sz="4"/>
-              <w:right w:val="single" w:color="999999" w:sz="4"/>
-            </w:tcBorders>
-          </w:tcPr>
-          <w:p>
-            <w:r>
-              <w:rPr>
-                <w:b w:val="false"/>
-                <w:bCs w:val="false"/>
-                <w:sz w:val="18"/>
-                <w:szCs w:val="18"/>
-              </w:rPr>
-              <w:t xml:space="preserve">Surveillance includes mechanisms to capture the occurrence of multi-drug-resistant organisms and highly virulent infections.</w:t>
-            </w:r>
-          </w:p>
-        </w:tc>
-        <w:tc>
-          <w:tcPr>
-            <w:tcW w:type="pct" w:w="32%"/>
-            <w:tcBorders>
-              <w:top w:val="single" w:color="999999" w:sz="4"/>
-              <w:left w:val="single" w:color="999999" w:sz="4"/>
-              <w:bottom w:val="single" w:color="999999" w:sz="4"/>
-              <w:right w:val="single" w:color="999999" w:sz="4"/>
-            </w:tcBorders>
-          </w:tcPr>
-          <w:p>
-            <w:r>
-              <w:rPr>
-                <w:b w:val="false"/>
-                <w:bCs w:val="false"/>
-                <w:sz w:val="18"/>
-                <w:szCs w:val="18"/>
-              </w:rPr>
-              <w:t xml:space="preserve">Section 3; 5.3 Multi-drug-resistant organisms and highly virulent infections; Section 4 item 2</w:t>
-            </w:r>
-          </w:p>
-        </w:tc>
-        <w:tc>
-          <w:tcPr>
-            <w:tcW w:type="pct" w:w="24%"/>
-            <w:tcBorders>
-              <w:top w:val="single" w:color="999999" w:sz="4"/>
-              <w:left w:val="single" w:color="999999" w:sz="4"/>
-              <w:bottom w:val="single" w:color="999999" w:sz="4"/>
-              <w:right w:val="single" w:color="999999" w:sz="4"/>
-            </w:tcBorders>
-          </w:tcPr>
-          <w:p>
-            <w:r>
-              <w:rPr>
-                <w:b w:val="false"/>
-                <w:bCs w:val="false"/>
-                <w:sz w:val="18"/>
-                <w:szCs w:val="18"/>
-              </w:rPr>
-              <w:t xml:space="preserve">Microbiology laboratory (flag and notify); Infection Control Officer (line-list and action)</w:t>
-            </w:r>
-          </w:p>
-        </w:tc>
-      </w:tr>
-      <w:tr>
-        <w:tc>
-          <w:tcPr>
-            <w:tcW w:type="pct" w:w="12%"/>
-            <w:tcBorders>
-              <w:top w:val="single" w:color="999999" w:sz="4"/>
-              <w:left w:val="single" w:color="999999" w:sz="4"/>
-              <w:bottom w:val="single" w:color="999999" w:sz="4"/>
-              <w:right w:val="single" w:color="999999" w:sz="4"/>
-            </w:tcBorders>
-          </w:tcPr>
-          <w:p>
-            <w:r>
-              <w:rPr>
-                <w:b w:val="false"/>
-                <w:bCs w:val="false"/>
-                <w:sz w:val="18"/>
-                <w:szCs w:val="18"/>
-              </w:rPr>
-              <w:t xml:space="preserve">HIC.5.d</w:t>
-            </w:r>
-          </w:p>
-        </w:tc>
-        <w:tc>
-          <w:tcPr>
-            <w:tcW w:type="pct" w:w="32%"/>
-            <w:tcBorders>
-              <w:top w:val="single" w:color="999999" w:sz="4"/>
-              <w:left w:val="single" w:color="999999" w:sz="4"/>
-              <w:bottom w:val="single" w:color="999999" w:sz="4"/>
-              <w:right w:val="single" w:color="999999" w:sz="4"/>
-            </w:tcBorders>
-          </w:tcPr>
-          <w:p>
-            <w:r>
-              <w:rPr>
-                <w:b w:val="false"/>
-                <w:bCs w:val="false"/>
-                <w:sz w:val="18"/>
-                <w:szCs w:val="18"/>
-              </w:rPr>
-              <w:t xml:space="preserve">The organisation identifies and takes appropriate action to control outbreaks of infections.</w:t>
-            </w:r>
-          </w:p>
-        </w:tc>
-        <w:tc>
-          <w:tcPr>
-            <w:tcW w:type="pct" w:w="32%"/>
-            <w:tcBorders>
-              <w:top w:val="single" w:color="999999" w:sz="4"/>
-              <w:left w:val="single" w:color="999999" w:sz="4"/>
-              <w:bottom w:val="single" w:color="999999" w:sz="4"/>
-              <w:right w:val="single" w:color="999999" w:sz="4"/>
-            </w:tcBorders>
-          </w:tcPr>
-          <w:p>
-            <w:r>
-              <w:rPr>
-                <w:b w:val="false"/>
-                <w:bCs w:val="false"/>
-                <w:sz w:val="18"/>
-                <w:szCs w:val="18"/>
-              </w:rPr>
-              <w:t xml:space="preserve">Section 3; 5.4 Outbreak identification and control; Section 4 item 3</w:t>
-            </w:r>
-          </w:p>
-        </w:tc>
-        <w:tc>
-          <w:tcPr>
-            <w:tcW w:type="pct" w:w="24%"/>
-            <w:tcBorders>
-              <w:top w:val="single" w:color="999999" w:sz="4"/>
-              <w:left w:val="single" w:color="999999" w:sz="4"/>
-              <w:bottom w:val="single" w:color="999999" w:sz="4"/>
-              <w:right w:val="single" w:color="999999" w:sz="4"/>
-            </w:tcBorders>
-          </w:tcPr>
-          <w:p>
-            <w:r>
-              <w:rPr>
-                <w:b w:val="false"/>
-                <w:bCs w:val="false"/>
-                <w:sz w:val="18"/>
-                <w:szCs w:val="18"/>
-              </w:rPr>
-              <w:t xml:space="preserve">Infection Control Officer (investigate and control); ICC (oversight); Medical Superintendent (resource allocation)</w:t>
-            </w:r>
-          </w:p>
-        </w:tc>
-      </w:tr>
-      <w:tr>
-        <w:tc>
-          <w:tcPr>
-            <w:tcW w:type="pct" w:w="12%"/>
-            <w:tcBorders>
-              <w:top w:val="single" w:color="999999" w:sz="4"/>
-              <w:left w:val="single" w:color="999999" w:sz="4"/>
-              <w:bottom w:val="single" w:color="999999" w:sz="4"/>
-              <w:right w:val="single" w:color="999999" w:sz="4"/>
-            </w:tcBorders>
-          </w:tcPr>
-          <w:p>
-            <w:r>
-              <w:rPr>
-                <w:b w:val="false"/>
-                <w:bCs w:val="false"/>
-                <w:sz w:val="18"/>
-                <w:szCs w:val="18"/>
-              </w:rPr>
-              <w:t xml:space="preserve">HIC.5.e</w:t>
-            </w:r>
-          </w:p>
-        </w:tc>
-        <w:tc>
-          <w:tcPr>
-            <w:tcW w:type="pct" w:w="32%"/>
-            <w:tcBorders>
-              <w:top w:val="single" w:color="999999" w:sz="4"/>
-              <w:left w:val="single" w:color="999999" w:sz="4"/>
-              <w:bottom w:val="single" w:color="999999" w:sz="4"/>
-              <w:right w:val="single" w:color="999999" w:sz="4"/>
-            </w:tcBorders>
-          </w:tcPr>
-          <w:p>
-            <w:r>
-              <w:rPr>
-                <w:b w:val="false"/>
-                <w:bCs w:val="false"/>
-                <w:sz w:val="18"/>
-                <w:szCs w:val="18"/>
-              </w:rPr>
-              <w:t xml:space="preserve">Surveillance activities include monitoring the effectiveness of the housekeeping services.</w:t>
-            </w:r>
-          </w:p>
-        </w:tc>
-        <w:tc>
-          <w:tcPr>
-            <w:tcW w:type="pct" w:w="32%"/>
-            <w:tcBorders>
-              <w:top w:val="single" w:color="999999" w:sz="4"/>
-              <w:left w:val="single" w:color="999999" w:sz="4"/>
-              <w:bottom w:val="single" w:color="999999" w:sz="4"/>
-              <w:right w:val="single" w:color="999999" w:sz="4"/>
-            </w:tcBorders>
-          </w:tcPr>
-          <w:p>
-            <w:r>
-              <w:rPr>
-                <w:b w:val="false"/>
-                <w:bCs w:val="false"/>
-                <w:sz w:val="18"/>
-                <w:szCs w:val="18"/>
-              </w:rPr>
-              <w:t xml:space="preserve">Section 3; 5.5 Housekeeping effectiveness monitoring; Section 4 item 5</w:t>
-            </w:r>
-          </w:p>
-        </w:tc>
-        <w:tc>
-          <w:tcPr>
-            <w:tcW w:type="pct" w:w="24%"/>
-            <w:tcBorders>
-              <w:top w:val="single" w:color="999999" w:sz="4"/>
-              <w:left w:val="single" w:color="999999" w:sz="4"/>
-              <w:bottom w:val="single" w:color="999999" w:sz="4"/>
-              <w:right w:val="single" w:color="999999" w:sz="4"/>
-            </w:tcBorders>
-          </w:tcPr>
-          <w:p>
-            <w:r>
-              <w:rPr>
-                <w:b w:val="false"/>
-                <w:bCs w:val="false"/>
-                <w:sz w:val="18"/>
-                <w:szCs w:val="18"/>
-              </w:rPr>
-              <w:t xml:space="preserve">Infection Control Nurse (objective monitoring); Housekeeping In-Charge (daily visual); ICC (review trends)</w:t>
-            </w:r>
-          </w:p>
-        </w:tc>
-      </w:tr>
-      <w:tr>
-        <w:tc>
-          <w:tcPr>
-            <w:tcW w:type="pct" w:w="12%"/>
-            <w:tcBorders>
-              <w:top w:val="single" w:color="999999" w:sz="4"/>
-              <w:left w:val="single" w:color="999999" w:sz="4"/>
-              <w:bottom w:val="single" w:color="999999" w:sz="4"/>
-              <w:right w:val="single" w:color="999999" w:sz="4"/>
-            </w:tcBorders>
-          </w:tcPr>
-          <w:p>
-            <w:r>
-              <w:rPr>
-                <w:b w:val="false"/>
-                <w:bCs w:val="false"/>
-                <w:sz w:val="18"/>
-                <w:szCs w:val="18"/>
-              </w:rPr>
-              <w:t xml:space="preserve">HIC.5.f</w:t>
-            </w:r>
-          </w:p>
-        </w:tc>
-        <w:tc>
-          <w:tcPr>
-            <w:tcW w:type="pct" w:w="32%"/>
-            <w:tcBorders>
-              <w:top w:val="single" w:color="999999" w:sz="4"/>
-              <w:left w:val="single" w:color="999999" w:sz="4"/>
-              <w:bottom w:val="single" w:color="999999" w:sz="4"/>
-              <w:right w:val="single" w:color="999999" w:sz="4"/>
-            </w:tcBorders>
-          </w:tcPr>
-          <w:p>
-            <w:r>
-              <w:rPr>
-                <w:b w:val="false"/>
-                <w:bCs w:val="false"/>
-                <w:sz w:val="18"/>
-                <w:szCs w:val="18"/>
-              </w:rPr>
-              <w:t xml:space="preserve">Surveillance data is analysed, and appropriate corrective and preventive actions are taken and feedback regarding the same is provided regularly to the appropriate health care team.</w:t>
-            </w:r>
-          </w:p>
-        </w:tc>
-        <w:tc>
-          <w:tcPr>
-            <w:tcW w:type="pct" w:w="32%"/>
-            <w:tcBorders>
-              <w:top w:val="single" w:color="999999" w:sz="4"/>
-              <w:left w:val="single" w:color="999999" w:sz="4"/>
-              <w:bottom w:val="single" w:color="999999" w:sz="4"/>
-              <w:right w:val="single" w:color="999999" w:sz="4"/>
-            </w:tcBorders>
-          </w:tcPr>
-          <w:p>
-            <w:r>
-              <w:rPr>
-                <w:b w:val="false"/>
-                <w:bCs w:val="false"/>
-                <w:sz w:val="18"/>
-                <w:szCs w:val="18"/>
-              </w:rPr>
-              <w:t xml:space="preserve">Section 3; 5.6 Data analysis, CAPA and feedback; Section 4 item 6</w:t>
-            </w:r>
-          </w:p>
-        </w:tc>
-        <w:tc>
-          <w:tcPr>
-            <w:tcW w:type="pct" w:w="24%"/>
-            <w:tcBorders>
-              <w:top w:val="single" w:color="999999" w:sz="4"/>
-              <w:left w:val="single" w:color="999999" w:sz="4"/>
-              <w:bottom w:val="single" w:color="999999" w:sz="4"/>
-              <w:right w:val="single" w:color="999999" w:sz="4"/>
-            </w:tcBorders>
-          </w:tcPr>
-          <w:p>
-            <w:r>
-              <w:rPr>
-                <w:b w:val="false"/>
-                <w:bCs w:val="false"/>
-                <w:sz w:val="18"/>
-                <w:szCs w:val="18"/>
-              </w:rPr>
-              <w:t xml:space="preserve">Infection Control Team (analyse); Quality Coordinator (CAPA tracking); unit leads (receive feedback and implement actions)</w:t>
-            </w:r>
-          </w:p>
-        </w:tc>
-      </w:tr>
-    </w:tbl>
     <w:p>
       <w:pPr>
         <w:pStyle w:val="Heading1"/>
         <w:spacing w:after="120" w:before="280"/>
       </w:pPr>
       <w:r>
-        <w:t xml:space="preserve">13. Required Records / Evidence Checklist</w:t>
+        <w:t>12. Required Records / Evidence Checklist</w:t>
       </w:r>
     </w:p>
     <w:p>
@@ -4240,6 +4131,100 @@
           <w:szCs w:val="22"/>
         </w:rPr>
         <w:t xml:space="preserve">Consolidated quarterly surveillance report presented to ICC and Medical Superintendent.</w:t>
+      </w:r>
+    </w:p>
+    <w:p>
+      <w:pPr>
+        <w:pStyle w:val="Heading1"/>
+        <w:spacing w:after="120" w:before="280"/>
+      </w:pPr>
+      <w:r>
+        <w:t>13. References</w:t>
+      </w:r>
+    </w:p>
+    <w:p>
+      <w:pPr>
+        <w:pStyle w:val="ListParagraph"/>
+        <w:numPr>
+          <w:ilvl w:val="0"/>
+          <w:numId w:val="1"/>
+        </w:numPr>
+        <w:spacing w:after="60"/>
+      </w:pPr>
+      <w:r>
+        <w:rPr>
+          <w:sz w:val="22"/>
+          <w:szCs w:val="22"/>
+        </w:rPr>
+        <w:t xml:space="preserve">National Accreditation Board for Hospitals and Healthcare Providers (NABH), Standards for Small Healthcare Organisations, 3rd Edition — HIC chapter, standard HIC.5.</w:t>
+      </w:r>
+    </w:p>
+    <w:p>
+      <w:pPr>
+        <w:pStyle w:val="ListParagraph"/>
+        <w:numPr>
+          <w:ilvl w:val="0"/>
+          <w:numId w:val="1"/>
+        </w:numPr>
+        <w:spacing w:after="60"/>
+      </w:pPr>
+      <w:r>
+        <w:rPr>
+          <w:sz w:val="22"/>
+          <w:szCs w:val="22"/>
+        </w:rPr>
+        <w:t xml:space="preserve">CDC/NHSN Surveillance Definitions for Specific Types of Infections (current edition).</w:t>
+      </w:r>
+    </w:p>
+    <w:p>
+      <w:pPr>
+        <w:pStyle w:val="ListParagraph"/>
+        <w:numPr>
+          <w:ilvl w:val="0"/>
+          <w:numId w:val="1"/>
+        </w:numPr>
+        <w:spacing w:after="60"/>
+      </w:pPr>
+      <w:r>
+        <w:rPr>
+          <w:sz w:val="22"/>
+          <w:szCs w:val="22"/>
+        </w:rPr>
+        <w:t xml:space="preserve">WHO Guidelines on Core Components of Infection Prevention and Control Programmes (2016) — surveillance component.</w:t>
+      </w:r>
+    </w:p>
+    <w:p>
+      <w:pPr>
+        <w:pStyle w:val="ListParagraph"/>
+        <w:numPr>
+          <w:ilvl w:val="0"/>
+          <w:numId w:val="1"/>
+        </w:numPr>
+        <w:spacing w:after="60"/>
+      </w:pPr>
+      <w:r>
+        <w:rPr>
+          <w:sz w:val="22"/>
+          <w:szCs w:val="22"/>
+        </w:rPr>
+        <w:t xml:space="preserve">ICMR Antimicrobial Resistance Surveillance Network reports.</w:t>
+      </w:r>
+    </w:p>
+    <w:p>
+      <w:pPr>
+        <w:pStyle w:val="ListParagraph"/>
+        <w:numPr>
+          <w:ilvl w:val="0"/>
+          <w:numId w:val="1"/>
+        </w:numPr>
+        <w:spacing w:after="60"/>
+      </w:pPr>
+      <w:r>
+        <w:rPr>
+          <w:sz w:val="22"/>
+          <w:szCs w:val="22"/>
+        </w:rPr>
+        <w:t xml:space="preserve">Internal documents of «Hospital Name»: surveillance protocol, hand-hygiene audit tool, MDRO line-list, outbreak SOP, housekeeping monitoring protocol, ICC reporting template.</w:t>
       </w:r>
     </w:p>
     <w:p>
@@ -4364,7 +4349,7 @@
         <w:sz w:val="16"/>
         <w:szCs w:val="16"/>
       </w:rPr>
-      <w:t xml:space="preserve">«Hospital Name»  |  HIC/POL/05  |  Controlled document  |  Infection Prevention and Control Surveillance</w:t>
+      <w:t>«Hospital Name»  |  HIC/POL/05  |  Controlled document  |  Policy on Infection Prevention and Control Surveillance</w:t>
     </w:r>
   </w:p>
 </w:ftr>

--- a/policies/build/masters/HIC.5_v2_master.docx
+++ b/policies/build/masters/HIC.5_v2_master.docx
@@ -2888,6 +2888,7 @@
         <w:gridCol w:w="100"/>
         <w:gridCol w:w="100"/>
         <w:gridCol w:w="100"/>
+        <w:gridCol w:w="100"/>
       </w:tblGrid>
       <w:tr>
         <w:tc>
@@ -2915,6 +2916,26 @@
         </w:tc>
         <w:tc>
           <w:tcPr>
+            <w:tcW w:type="pct" w:w="12%"/>
+            <w:tcBorders>
+              <w:top w:val="single" w:color="999999" w:sz="4"/>
+              <w:left w:val="single" w:color="999999" w:sz="4"/>
+              <w:bottom w:val="single" w:color="999999" w:sz="4"/>
+              <w:right w:val="single" w:color="999999" w:sz="4"/>
+            </w:tcBorders>
+            <w:shd w:fill="E8E8E8" w:val="clear"/>
+          </w:tcPr>
+          <w:p>
+            <w:r>
+              <w:rPr>
+                <w:b/>
+              </w:rPr>
+              <w:t>Level</w:t>
+            </w:r>
+          </w:p>
+        </w:tc>
+        <w:tc>
+          <w:tcPr>
             <w:tcW w:type="pct" w:w="32%"/>
             <w:tcBorders>
               <w:top w:val="single" w:color="999999" w:sz="4"/>
@@ -3008,6 +3029,22 @@
         </w:tc>
         <w:tc>
           <w:tcPr>
+            <w:tcW w:type="pct" w:w="12%"/>
+            <w:tcBorders>
+              <w:top w:val="single" w:color="999999" w:sz="4"/>
+              <w:left w:val="single" w:color="999999" w:sz="4"/>
+              <w:bottom w:val="single" w:color="999999" w:sz="4"/>
+              <w:right w:val="single" w:color="999999" w:sz="4"/>
+            </w:tcBorders>
+          </w:tcPr>
+          <w:p>
+            <w:r>
+              <w:t>CORE</w:t>
+            </w:r>
+          </w:p>
+        </w:tc>
+        <w:tc>
+          <w:tcPr>
             <w:tcW w:type="pct" w:w="32%"/>
             <w:tcBorders>
               <w:top w:val="single" w:color="999999" w:sz="4"/>
@@ -3098,6 +3135,22 @@
         </w:tc>
         <w:tc>
           <w:tcPr>
+            <w:tcW w:type="pct" w:w="12%"/>
+            <w:tcBorders>
+              <w:top w:val="single" w:color="999999" w:sz="4"/>
+              <w:left w:val="single" w:color="999999" w:sz="4"/>
+              <w:bottom w:val="single" w:color="999999" w:sz="4"/>
+              <w:right w:val="single" w:color="999999" w:sz="4"/>
+            </w:tcBorders>
+          </w:tcPr>
+          <w:p>
+            <w:r>
+              <w:t>CORE</w:t>
+            </w:r>
+          </w:p>
+        </w:tc>
+        <w:tc>
+          <w:tcPr>
             <w:tcW w:type="pct" w:w="32%"/>
             <w:tcBorders>
               <w:top w:val="single" w:color="999999" w:sz="4"/>
@@ -3188,6 +3241,22 @@
         </w:tc>
         <w:tc>
           <w:tcPr>
+            <w:tcW w:type="pct" w:w="12%"/>
+            <w:tcBorders>
+              <w:top w:val="single" w:color="999999" w:sz="4"/>
+              <w:left w:val="single" w:color="999999" w:sz="4"/>
+              <w:bottom w:val="single" w:color="999999" w:sz="4"/>
+              <w:right w:val="single" w:color="999999" w:sz="4"/>
+            </w:tcBorders>
+          </w:tcPr>
+          <w:p>
+            <w:r>
+              <w:t>Achievement</w:t>
+            </w:r>
+          </w:p>
+        </w:tc>
+        <w:tc>
+          <w:tcPr>
             <w:tcW w:type="pct" w:w="32%"/>
             <w:tcBorders>
               <w:top w:val="single" w:color="999999" w:sz="4"/>
@@ -3278,6 +3347,22 @@
         </w:tc>
         <w:tc>
           <w:tcPr>
+            <w:tcW w:type="pct" w:w="12%"/>
+            <w:tcBorders>
+              <w:top w:val="single" w:color="999999" w:sz="4"/>
+              <w:left w:val="single" w:color="999999" w:sz="4"/>
+              <w:bottom w:val="single" w:color="999999" w:sz="4"/>
+              <w:right w:val="single" w:color="999999" w:sz="4"/>
+            </w:tcBorders>
+          </w:tcPr>
+          <w:p>
+            <w:r>
+              <w:t>Commitment*</w:t>
+            </w:r>
+          </w:p>
+        </w:tc>
+        <w:tc>
+          <w:tcPr>
             <w:tcW w:type="pct" w:w="32%"/>
             <w:tcBorders>
               <w:top w:val="single" w:color="999999" w:sz="4"/>
@@ -3368,6 +3453,22 @@
         </w:tc>
         <w:tc>
           <w:tcPr>
+            <w:tcW w:type="pct" w:w="12%"/>
+            <w:tcBorders>
+              <w:top w:val="single" w:color="999999" w:sz="4"/>
+              <w:left w:val="single" w:color="999999" w:sz="4"/>
+              <w:bottom w:val="single" w:color="999999" w:sz="4"/>
+              <w:right w:val="single" w:color="999999" w:sz="4"/>
+            </w:tcBorders>
+          </w:tcPr>
+          <w:p>
+            <w:r>
+              <w:t>CORE</w:t>
+            </w:r>
+          </w:p>
+        </w:tc>
+        <w:tc>
+          <w:tcPr>
             <w:tcW w:type="pct" w:w="32%"/>
             <w:tcBorders>
               <w:top w:val="single" w:color="999999" w:sz="4"/>
@@ -3458,6 +3559,22 @@
         </w:tc>
         <w:tc>
           <w:tcPr>
+            <w:tcW w:type="pct" w:w="12%"/>
+            <w:tcBorders>
+              <w:top w:val="single" w:color="999999" w:sz="4"/>
+              <w:left w:val="single" w:color="999999" w:sz="4"/>
+              <w:bottom w:val="single" w:color="999999" w:sz="4"/>
+              <w:right w:val="single" w:color="999999" w:sz="4"/>
+            </w:tcBorders>
+          </w:tcPr>
+          <w:p>
+            <w:r>
+              <w:t>Commitment</w:t>
+            </w:r>
+          </w:p>
+        </w:tc>
+        <w:tc>
+          <w:tcPr>
             <w:tcW w:type="pct" w:w="32%"/>
             <w:tcBorders>
               <w:top w:val="single" w:color="999999" w:sz="4"/>
@@ -3590,41 +3707,1073 @@
         <w:t>10. Abbreviations</w:t>
       </w:r>
     </w:p>
-    <w:p>
-      <w:pPr>
-        <w:spacing w:after="140"/>
-      </w:pPr>
-      <w:r>
-        <w:rPr>
-          <w:sz w:val="22"/>
-          <w:szCs w:val="22"/>
-        </w:rPr>
-        <w:t xml:space="preserve">ABHR — alcohol-based hand rub
-ATP — adenosine triphosphate
-CAPA — corrective and preventive action
-CAUTI — catheter-associated urinary tract infection
-CFU — colony-forming units
-CLABSI — central-line-associated blood stream infection
-CRE — carbapenem-resistant Enterobacterales
-ESBL — extended-spectrum beta-lactamase
-HAI — healthcare-associated infection
-HIC — Hospital Infection Prevention and Control (NABH SHCO chapter)
-ICC — Infection Control Committee
-ICMR — Indian Council of Medical Research
-MDRO — multi-drug-resistant organism
-MRSA — methicillin-resistant Staphylococcus aureus
-NABH — National Accreditation Board for Hospitals and Healthcare Providers
-OE — objective element
-PSQ — Patient Safety and Quality (NABH SHCO chapter)
-RCA — root-cause analysis
-RLU — relative light units
-SHCO — Standards for Small Healthcare Organisations
-SSI — surgical site infection
-VAP — ventilator-associated pneumonia
-VRE — vancomycin-resistant Enterococcus
-WHO — World Health Organization</w:t>
-      </w:r>
-    </w:p>
+    <w:tbl>
+      <w:tblPr>
+        <w:tblW w:type="pct" w:w="100%"/>
+        <w:tblBorders>
+          <w:top w:val="single" w:color="auto" w:sz="4"/>
+          <w:left w:val="single" w:color="auto" w:sz="4"/>
+          <w:bottom w:val="single" w:color="auto" w:sz="4"/>
+          <w:right w:val="single" w:color="auto" w:sz="4"/>
+          <w:insideH w:val="single" w:color="auto" w:sz="4"/>
+          <w:insideV w:val="single" w:color="auto" w:sz="4"/>
+        </w:tblBorders>
+      </w:tblPr>
+      <w:tblGrid>
+        <w:gridCol w:w="100"/>
+        <w:gridCol w:w="100"/>
+      </w:tblGrid>
+      <w:tr>
+        <w:tc>
+          <w:tcPr>
+            <w:tcW w:type="pct" w:w="22%"/>
+            <w:tcBorders>
+              <w:top w:val="single" w:color="999999" w:sz="4"/>
+              <w:left w:val="single" w:color="999999" w:sz="4"/>
+              <w:bottom w:val="single" w:color="999999" w:sz="4"/>
+              <w:right w:val="single" w:color="999999" w:sz="4"/>
+            </w:tcBorders>
+            <w:shd w:fill="E8E8E8" w:val="clear"/>
+          </w:tcPr>
+          <w:p>
+            <w:r>
+              <w:rPr>
+                <w:b/>
+              </w:rPr>
+              <w:t>Abbreviation</w:t>
+            </w:r>
+          </w:p>
+        </w:tc>
+        <w:tc>
+          <w:tcPr>
+            <w:tcW w:type="pct" w:w="22%"/>
+            <w:tcBorders>
+              <w:top w:val="single" w:color="999999" w:sz="4"/>
+              <w:left w:val="single" w:color="999999" w:sz="4"/>
+              <w:bottom w:val="single" w:color="999999" w:sz="4"/>
+              <w:right w:val="single" w:color="999999" w:sz="4"/>
+            </w:tcBorders>
+            <w:shd w:fill="E8E8E8" w:val="clear"/>
+          </w:tcPr>
+          <w:p>
+            <w:r>
+              <w:rPr>
+                <w:b/>
+              </w:rPr>
+              <w:t>Meaning</w:t>
+            </w:r>
+          </w:p>
+        </w:tc>
+      </w:tr>
+      <w:tr>
+        <w:tc>
+          <w:tcPr>
+            <w:tcW w:type="pct" w:w="22%"/>
+            <w:tcBorders>
+              <w:top w:val="single" w:color="999999" w:sz="4"/>
+              <w:left w:val="single" w:color="999999" w:sz="4"/>
+              <w:bottom w:val="single" w:color="999999" w:sz="4"/>
+              <w:right w:val="single" w:color="999999" w:sz="4"/>
+            </w:tcBorders>
+            <w:shd w:fill="E8E8E8" w:val="clear"/>
+          </w:tcPr>
+          <w:p>
+            <w:r>
+              <w:rPr>
+                <w:b w:val="0"/>
+              </w:rPr>
+              <w:t>ABHR</w:t>
+            </w:r>
+          </w:p>
+        </w:tc>
+        <w:tc>
+          <w:tcPr>
+            <w:tcW w:type="pct" w:w="22%"/>
+            <w:tcBorders>
+              <w:top w:val="single" w:color="999999" w:sz="4"/>
+              <w:left w:val="single" w:color="999999" w:sz="4"/>
+              <w:bottom w:val="single" w:color="999999" w:sz="4"/>
+              <w:right w:val="single" w:color="999999" w:sz="4"/>
+            </w:tcBorders>
+            <w:shd w:fill="E8E8E8" w:val="clear"/>
+          </w:tcPr>
+          <w:p>
+            <w:r>
+              <w:rPr>
+                <w:b w:val="0"/>
+              </w:rPr>
+              <w:t>alcohol-based hand rub</w:t>
+            </w:r>
+          </w:p>
+        </w:tc>
+      </w:tr>
+      <w:tr>
+        <w:tc>
+          <w:tcPr>
+            <w:tcW w:type="pct" w:w="22%"/>
+            <w:tcBorders>
+              <w:top w:val="single" w:color="999999" w:sz="4"/>
+              <w:left w:val="single" w:color="999999" w:sz="4"/>
+              <w:bottom w:val="single" w:color="999999" w:sz="4"/>
+              <w:right w:val="single" w:color="999999" w:sz="4"/>
+            </w:tcBorders>
+            <w:shd w:fill="E8E8E8" w:val="clear"/>
+          </w:tcPr>
+          <w:p>
+            <w:r>
+              <w:rPr>
+                <w:b w:val="0"/>
+              </w:rPr>
+              <w:t>ATP</w:t>
+            </w:r>
+          </w:p>
+        </w:tc>
+        <w:tc>
+          <w:tcPr>
+            <w:tcW w:type="pct" w:w="22%"/>
+            <w:tcBorders>
+              <w:top w:val="single" w:color="999999" w:sz="4"/>
+              <w:left w:val="single" w:color="999999" w:sz="4"/>
+              <w:bottom w:val="single" w:color="999999" w:sz="4"/>
+              <w:right w:val="single" w:color="999999" w:sz="4"/>
+            </w:tcBorders>
+            <w:shd w:fill="E8E8E8" w:val="clear"/>
+          </w:tcPr>
+          <w:p>
+            <w:r>
+              <w:rPr>
+                <w:b w:val="0"/>
+              </w:rPr>
+              <w:t>adenosine triphosphate</w:t>
+            </w:r>
+          </w:p>
+        </w:tc>
+      </w:tr>
+      <w:tr>
+        <w:tc>
+          <w:tcPr>
+            <w:tcW w:type="pct" w:w="22%"/>
+            <w:tcBorders>
+              <w:top w:val="single" w:color="999999" w:sz="4"/>
+              <w:left w:val="single" w:color="999999" w:sz="4"/>
+              <w:bottom w:val="single" w:color="999999" w:sz="4"/>
+              <w:right w:val="single" w:color="999999" w:sz="4"/>
+            </w:tcBorders>
+            <w:shd w:fill="E8E8E8" w:val="clear"/>
+          </w:tcPr>
+          <w:p>
+            <w:r>
+              <w:rPr>
+                <w:b w:val="0"/>
+              </w:rPr>
+              <w:t>CAPA</w:t>
+            </w:r>
+          </w:p>
+        </w:tc>
+        <w:tc>
+          <w:tcPr>
+            <w:tcW w:type="pct" w:w="22%"/>
+            <w:tcBorders>
+              <w:top w:val="single" w:color="999999" w:sz="4"/>
+              <w:left w:val="single" w:color="999999" w:sz="4"/>
+              <w:bottom w:val="single" w:color="999999" w:sz="4"/>
+              <w:right w:val="single" w:color="999999" w:sz="4"/>
+            </w:tcBorders>
+            <w:shd w:fill="E8E8E8" w:val="clear"/>
+          </w:tcPr>
+          <w:p>
+            <w:r>
+              <w:rPr>
+                <w:b w:val="0"/>
+              </w:rPr>
+              <w:t>corrective and preventive action</w:t>
+            </w:r>
+          </w:p>
+        </w:tc>
+      </w:tr>
+      <w:tr>
+        <w:tc>
+          <w:tcPr>
+            <w:tcW w:type="pct" w:w="22%"/>
+            <w:tcBorders>
+              <w:top w:val="single" w:color="999999" w:sz="4"/>
+              <w:left w:val="single" w:color="999999" w:sz="4"/>
+              <w:bottom w:val="single" w:color="999999" w:sz="4"/>
+              <w:right w:val="single" w:color="999999" w:sz="4"/>
+            </w:tcBorders>
+            <w:shd w:fill="E8E8E8" w:val="clear"/>
+          </w:tcPr>
+          <w:p>
+            <w:r>
+              <w:rPr>
+                <w:b w:val="0"/>
+              </w:rPr>
+              <w:t>CAUTI</w:t>
+            </w:r>
+          </w:p>
+        </w:tc>
+        <w:tc>
+          <w:tcPr>
+            <w:tcW w:type="pct" w:w="22%"/>
+            <w:tcBorders>
+              <w:top w:val="single" w:color="999999" w:sz="4"/>
+              <w:left w:val="single" w:color="999999" w:sz="4"/>
+              <w:bottom w:val="single" w:color="999999" w:sz="4"/>
+              <w:right w:val="single" w:color="999999" w:sz="4"/>
+            </w:tcBorders>
+            <w:shd w:fill="E8E8E8" w:val="clear"/>
+          </w:tcPr>
+          <w:p>
+            <w:r>
+              <w:rPr>
+                <w:b w:val="0"/>
+              </w:rPr>
+              <w:t>catheter-associated urinary tract infection</w:t>
+            </w:r>
+          </w:p>
+        </w:tc>
+      </w:tr>
+      <w:tr>
+        <w:tc>
+          <w:tcPr>
+            <w:tcW w:type="pct" w:w="22%"/>
+            <w:tcBorders>
+              <w:top w:val="single" w:color="999999" w:sz="4"/>
+              <w:left w:val="single" w:color="999999" w:sz="4"/>
+              <w:bottom w:val="single" w:color="999999" w:sz="4"/>
+              <w:right w:val="single" w:color="999999" w:sz="4"/>
+            </w:tcBorders>
+            <w:shd w:fill="E8E8E8" w:val="clear"/>
+          </w:tcPr>
+          <w:p>
+            <w:r>
+              <w:rPr>
+                <w:b w:val="0"/>
+              </w:rPr>
+              <w:t>CFU</w:t>
+            </w:r>
+          </w:p>
+        </w:tc>
+        <w:tc>
+          <w:tcPr>
+            <w:tcW w:type="pct" w:w="22%"/>
+            <w:tcBorders>
+              <w:top w:val="single" w:color="999999" w:sz="4"/>
+              <w:left w:val="single" w:color="999999" w:sz="4"/>
+              <w:bottom w:val="single" w:color="999999" w:sz="4"/>
+              <w:right w:val="single" w:color="999999" w:sz="4"/>
+            </w:tcBorders>
+            <w:shd w:fill="E8E8E8" w:val="clear"/>
+          </w:tcPr>
+          <w:p>
+            <w:r>
+              <w:rPr>
+                <w:b w:val="0"/>
+              </w:rPr>
+              <w:t>colony-forming units</w:t>
+            </w:r>
+          </w:p>
+        </w:tc>
+      </w:tr>
+      <w:tr>
+        <w:tc>
+          <w:tcPr>
+            <w:tcW w:type="pct" w:w="22%"/>
+            <w:tcBorders>
+              <w:top w:val="single" w:color="999999" w:sz="4"/>
+              <w:left w:val="single" w:color="999999" w:sz="4"/>
+              <w:bottom w:val="single" w:color="999999" w:sz="4"/>
+              <w:right w:val="single" w:color="999999" w:sz="4"/>
+            </w:tcBorders>
+            <w:shd w:fill="E8E8E8" w:val="clear"/>
+          </w:tcPr>
+          <w:p>
+            <w:r>
+              <w:rPr>
+                <w:b w:val="0"/>
+              </w:rPr>
+              <w:t>CLABSI</w:t>
+            </w:r>
+          </w:p>
+        </w:tc>
+        <w:tc>
+          <w:tcPr>
+            <w:tcW w:type="pct" w:w="22%"/>
+            <w:tcBorders>
+              <w:top w:val="single" w:color="999999" w:sz="4"/>
+              <w:left w:val="single" w:color="999999" w:sz="4"/>
+              <w:bottom w:val="single" w:color="999999" w:sz="4"/>
+              <w:right w:val="single" w:color="999999" w:sz="4"/>
+            </w:tcBorders>
+            <w:shd w:fill="E8E8E8" w:val="clear"/>
+          </w:tcPr>
+          <w:p>
+            <w:r>
+              <w:rPr>
+                <w:b w:val="0"/>
+              </w:rPr>
+              <w:t>central-line-associated blood stream infection</w:t>
+            </w:r>
+          </w:p>
+        </w:tc>
+      </w:tr>
+      <w:tr>
+        <w:tc>
+          <w:tcPr>
+            <w:tcW w:type="pct" w:w="22%"/>
+            <w:tcBorders>
+              <w:top w:val="single" w:color="999999" w:sz="4"/>
+              <w:left w:val="single" w:color="999999" w:sz="4"/>
+              <w:bottom w:val="single" w:color="999999" w:sz="4"/>
+              <w:right w:val="single" w:color="999999" w:sz="4"/>
+            </w:tcBorders>
+            <w:shd w:fill="E8E8E8" w:val="clear"/>
+          </w:tcPr>
+          <w:p>
+            <w:r>
+              <w:rPr>
+                <w:b w:val="0"/>
+              </w:rPr>
+              <w:t>CRE</w:t>
+            </w:r>
+          </w:p>
+        </w:tc>
+        <w:tc>
+          <w:tcPr>
+            <w:tcW w:type="pct" w:w="22%"/>
+            <w:tcBorders>
+              <w:top w:val="single" w:color="999999" w:sz="4"/>
+              <w:left w:val="single" w:color="999999" w:sz="4"/>
+              <w:bottom w:val="single" w:color="999999" w:sz="4"/>
+              <w:right w:val="single" w:color="999999" w:sz="4"/>
+            </w:tcBorders>
+            <w:shd w:fill="E8E8E8" w:val="clear"/>
+          </w:tcPr>
+          <w:p>
+            <w:r>
+              <w:rPr>
+                <w:b w:val="0"/>
+              </w:rPr>
+              <w:t>carbapenem-resistant Enterobacterales</w:t>
+            </w:r>
+          </w:p>
+        </w:tc>
+      </w:tr>
+      <w:tr>
+        <w:tc>
+          <w:tcPr>
+            <w:tcW w:type="pct" w:w="22%"/>
+            <w:tcBorders>
+              <w:top w:val="single" w:color="999999" w:sz="4"/>
+              <w:left w:val="single" w:color="999999" w:sz="4"/>
+              <w:bottom w:val="single" w:color="999999" w:sz="4"/>
+              <w:right w:val="single" w:color="999999" w:sz="4"/>
+            </w:tcBorders>
+            <w:shd w:fill="E8E8E8" w:val="clear"/>
+          </w:tcPr>
+          <w:p>
+            <w:r>
+              <w:rPr>
+                <w:b w:val="0"/>
+              </w:rPr>
+              <w:t>ESBL</w:t>
+            </w:r>
+          </w:p>
+        </w:tc>
+        <w:tc>
+          <w:tcPr>
+            <w:tcW w:type="pct" w:w="22%"/>
+            <w:tcBorders>
+              <w:top w:val="single" w:color="999999" w:sz="4"/>
+              <w:left w:val="single" w:color="999999" w:sz="4"/>
+              <w:bottom w:val="single" w:color="999999" w:sz="4"/>
+              <w:right w:val="single" w:color="999999" w:sz="4"/>
+            </w:tcBorders>
+            <w:shd w:fill="E8E8E8" w:val="clear"/>
+          </w:tcPr>
+          <w:p>
+            <w:r>
+              <w:rPr>
+                <w:b w:val="0"/>
+              </w:rPr>
+              <w:t>extended-spectrum beta-lactamase</w:t>
+            </w:r>
+          </w:p>
+        </w:tc>
+      </w:tr>
+      <w:tr>
+        <w:tc>
+          <w:tcPr>
+            <w:tcW w:type="pct" w:w="22%"/>
+            <w:tcBorders>
+              <w:top w:val="single" w:color="999999" w:sz="4"/>
+              <w:left w:val="single" w:color="999999" w:sz="4"/>
+              <w:bottom w:val="single" w:color="999999" w:sz="4"/>
+              <w:right w:val="single" w:color="999999" w:sz="4"/>
+            </w:tcBorders>
+            <w:shd w:fill="E8E8E8" w:val="clear"/>
+          </w:tcPr>
+          <w:p>
+            <w:r>
+              <w:rPr>
+                <w:b w:val="0"/>
+              </w:rPr>
+              <w:t>HAI</w:t>
+            </w:r>
+          </w:p>
+        </w:tc>
+        <w:tc>
+          <w:tcPr>
+            <w:tcW w:type="pct" w:w="22%"/>
+            <w:tcBorders>
+              <w:top w:val="single" w:color="999999" w:sz="4"/>
+              <w:left w:val="single" w:color="999999" w:sz="4"/>
+              <w:bottom w:val="single" w:color="999999" w:sz="4"/>
+              <w:right w:val="single" w:color="999999" w:sz="4"/>
+            </w:tcBorders>
+            <w:shd w:fill="E8E8E8" w:val="clear"/>
+          </w:tcPr>
+          <w:p>
+            <w:r>
+              <w:rPr>
+                <w:b w:val="0"/>
+              </w:rPr>
+              <w:t>healthcare-associated infection</w:t>
+            </w:r>
+          </w:p>
+        </w:tc>
+      </w:tr>
+      <w:tr>
+        <w:tc>
+          <w:tcPr>
+            <w:tcW w:type="pct" w:w="22%"/>
+            <w:tcBorders>
+              <w:top w:val="single" w:color="999999" w:sz="4"/>
+              <w:left w:val="single" w:color="999999" w:sz="4"/>
+              <w:bottom w:val="single" w:color="999999" w:sz="4"/>
+              <w:right w:val="single" w:color="999999" w:sz="4"/>
+            </w:tcBorders>
+            <w:shd w:fill="E8E8E8" w:val="clear"/>
+          </w:tcPr>
+          <w:p>
+            <w:r>
+              <w:rPr>
+                <w:b w:val="0"/>
+              </w:rPr>
+              <w:t>HIC</w:t>
+            </w:r>
+          </w:p>
+        </w:tc>
+        <w:tc>
+          <w:tcPr>
+            <w:tcW w:type="pct" w:w="22%"/>
+            <w:tcBorders>
+              <w:top w:val="single" w:color="999999" w:sz="4"/>
+              <w:left w:val="single" w:color="999999" w:sz="4"/>
+              <w:bottom w:val="single" w:color="999999" w:sz="4"/>
+              <w:right w:val="single" w:color="999999" w:sz="4"/>
+            </w:tcBorders>
+            <w:shd w:fill="E8E8E8" w:val="clear"/>
+          </w:tcPr>
+          <w:p>
+            <w:r>
+              <w:rPr>
+                <w:b w:val="0"/>
+              </w:rPr>
+              <w:t>Hospital Infection Prevention and Control (NABH SHCO chapter)</w:t>
+            </w:r>
+          </w:p>
+        </w:tc>
+      </w:tr>
+      <w:tr>
+        <w:tc>
+          <w:tcPr>
+            <w:tcW w:type="pct" w:w="22%"/>
+            <w:tcBorders>
+              <w:top w:val="single" w:color="999999" w:sz="4"/>
+              <w:left w:val="single" w:color="999999" w:sz="4"/>
+              <w:bottom w:val="single" w:color="999999" w:sz="4"/>
+              <w:right w:val="single" w:color="999999" w:sz="4"/>
+            </w:tcBorders>
+            <w:shd w:fill="E8E8E8" w:val="clear"/>
+          </w:tcPr>
+          <w:p>
+            <w:r>
+              <w:rPr>
+                <w:b w:val="0"/>
+              </w:rPr>
+              <w:t>ICC</w:t>
+            </w:r>
+          </w:p>
+        </w:tc>
+        <w:tc>
+          <w:tcPr>
+            <w:tcW w:type="pct" w:w="22%"/>
+            <w:tcBorders>
+              <w:top w:val="single" w:color="999999" w:sz="4"/>
+              <w:left w:val="single" w:color="999999" w:sz="4"/>
+              <w:bottom w:val="single" w:color="999999" w:sz="4"/>
+              <w:right w:val="single" w:color="999999" w:sz="4"/>
+            </w:tcBorders>
+            <w:shd w:fill="E8E8E8" w:val="clear"/>
+          </w:tcPr>
+          <w:p>
+            <w:r>
+              <w:rPr>
+                <w:b w:val="0"/>
+              </w:rPr>
+              <w:t>Infection Control Committee</w:t>
+            </w:r>
+          </w:p>
+        </w:tc>
+      </w:tr>
+      <w:tr>
+        <w:tc>
+          <w:tcPr>
+            <w:tcW w:type="pct" w:w="22%"/>
+            <w:tcBorders>
+              <w:top w:val="single" w:color="999999" w:sz="4"/>
+              <w:left w:val="single" w:color="999999" w:sz="4"/>
+              <w:bottom w:val="single" w:color="999999" w:sz="4"/>
+              <w:right w:val="single" w:color="999999" w:sz="4"/>
+            </w:tcBorders>
+            <w:shd w:fill="E8E8E8" w:val="clear"/>
+          </w:tcPr>
+          <w:p>
+            <w:r>
+              <w:rPr>
+                <w:b w:val="0"/>
+              </w:rPr>
+              <w:t>ICMR</w:t>
+            </w:r>
+          </w:p>
+        </w:tc>
+        <w:tc>
+          <w:tcPr>
+            <w:tcW w:type="pct" w:w="22%"/>
+            <w:tcBorders>
+              <w:top w:val="single" w:color="999999" w:sz="4"/>
+              <w:left w:val="single" w:color="999999" w:sz="4"/>
+              <w:bottom w:val="single" w:color="999999" w:sz="4"/>
+              <w:right w:val="single" w:color="999999" w:sz="4"/>
+            </w:tcBorders>
+            <w:shd w:fill="E8E8E8" w:val="clear"/>
+          </w:tcPr>
+          <w:p>
+            <w:r>
+              <w:rPr>
+                <w:b w:val="0"/>
+              </w:rPr>
+              <w:t>Indian Council of Medical Research</w:t>
+            </w:r>
+          </w:p>
+        </w:tc>
+      </w:tr>
+      <w:tr>
+        <w:tc>
+          <w:tcPr>
+            <w:tcW w:type="pct" w:w="22%"/>
+            <w:tcBorders>
+              <w:top w:val="single" w:color="999999" w:sz="4"/>
+              <w:left w:val="single" w:color="999999" w:sz="4"/>
+              <w:bottom w:val="single" w:color="999999" w:sz="4"/>
+              <w:right w:val="single" w:color="999999" w:sz="4"/>
+            </w:tcBorders>
+            <w:shd w:fill="E8E8E8" w:val="clear"/>
+          </w:tcPr>
+          <w:p>
+            <w:r>
+              <w:rPr>
+                <w:b w:val="0"/>
+              </w:rPr>
+              <w:t>MDRO</w:t>
+            </w:r>
+          </w:p>
+        </w:tc>
+        <w:tc>
+          <w:tcPr>
+            <w:tcW w:type="pct" w:w="22%"/>
+            <w:tcBorders>
+              <w:top w:val="single" w:color="999999" w:sz="4"/>
+              <w:left w:val="single" w:color="999999" w:sz="4"/>
+              <w:bottom w:val="single" w:color="999999" w:sz="4"/>
+              <w:right w:val="single" w:color="999999" w:sz="4"/>
+            </w:tcBorders>
+            <w:shd w:fill="E8E8E8" w:val="clear"/>
+          </w:tcPr>
+          <w:p>
+            <w:r>
+              <w:rPr>
+                <w:b w:val="0"/>
+              </w:rPr>
+              <w:t>multi-drug-resistant organism</w:t>
+            </w:r>
+          </w:p>
+        </w:tc>
+      </w:tr>
+      <w:tr>
+        <w:tc>
+          <w:tcPr>
+            <w:tcW w:type="pct" w:w="22%"/>
+            <w:tcBorders>
+              <w:top w:val="single" w:color="999999" w:sz="4"/>
+              <w:left w:val="single" w:color="999999" w:sz="4"/>
+              <w:bottom w:val="single" w:color="999999" w:sz="4"/>
+              <w:right w:val="single" w:color="999999" w:sz="4"/>
+            </w:tcBorders>
+            <w:shd w:fill="E8E8E8" w:val="clear"/>
+          </w:tcPr>
+          <w:p>
+            <w:r>
+              <w:rPr>
+                <w:b w:val="0"/>
+              </w:rPr>
+              <w:t>MRSA</w:t>
+            </w:r>
+          </w:p>
+        </w:tc>
+        <w:tc>
+          <w:tcPr>
+            <w:tcW w:type="pct" w:w="22%"/>
+            <w:tcBorders>
+              <w:top w:val="single" w:color="999999" w:sz="4"/>
+              <w:left w:val="single" w:color="999999" w:sz="4"/>
+              <w:bottom w:val="single" w:color="999999" w:sz="4"/>
+              <w:right w:val="single" w:color="999999" w:sz="4"/>
+            </w:tcBorders>
+            <w:shd w:fill="E8E8E8" w:val="clear"/>
+          </w:tcPr>
+          <w:p>
+            <w:r>
+              <w:rPr>
+                <w:b w:val="0"/>
+              </w:rPr>
+              <w:t>methicillin-resistant Staphylococcus aureus</w:t>
+            </w:r>
+          </w:p>
+        </w:tc>
+      </w:tr>
+      <w:tr>
+        <w:tc>
+          <w:tcPr>
+            <w:tcW w:type="pct" w:w="22%"/>
+            <w:tcBorders>
+              <w:top w:val="single" w:color="999999" w:sz="4"/>
+              <w:left w:val="single" w:color="999999" w:sz="4"/>
+              <w:bottom w:val="single" w:color="999999" w:sz="4"/>
+              <w:right w:val="single" w:color="999999" w:sz="4"/>
+            </w:tcBorders>
+            <w:shd w:fill="E8E8E8" w:val="clear"/>
+          </w:tcPr>
+          <w:p>
+            <w:r>
+              <w:rPr>
+                <w:b w:val="0"/>
+              </w:rPr>
+              <w:t>NABH</w:t>
+            </w:r>
+          </w:p>
+        </w:tc>
+        <w:tc>
+          <w:tcPr>
+            <w:tcW w:type="pct" w:w="22%"/>
+            <w:tcBorders>
+              <w:top w:val="single" w:color="999999" w:sz="4"/>
+              <w:left w:val="single" w:color="999999" w:sz="4"/>
+              <w:bottom w:val="single" w:color="999999" w:sz="4"/>
+              <w:right w:val="single" w:color="999999" w:sz="4"/>
+            </w:tcBorders>
+            <w:shd w:fill="E8E8E8" w:val="clear"/>
+          </w:tcPr>
+          <w:p>
+            <w:r>
+              <w:rPr>
+                <w:b w:val="0"/>
+              </w:rPr>
+              <w:t>National Accreditation Board for Hospitals and Healthcare Providers</w:t>
+            </w:r>
+          </w:p>
+        </w:tc>
+      </w:tr>
+      <w:tr>
+        <w:tc>
+          <w:tcPr>
+            <w:tcW w:type="pct" w:w="22%"/>
+            <w:tcBorders>
+              <w:top w:val="single" w:color="999999" w:sz="4"/>
+              <w:left w:val="single" w:color="999999" w:sz="4"/>
+              <w:bottom w:val="single" w:color="999999" w:sz="4"/>
+              <w:right w:val="single" w:color="999999" w:sz="4"/>
+            </w:tcBorders>
+            <w:shd w:fill="E8E8E8" w:val="clear"/>
+          </w:tcPr>
+          <w:p>
+            <w:r>
+              <w:rPr>
+                <w:b w:val="0"/>
+              </w:rPr>
+              <w:t>OE</w:t>
+            </w:r>
+          </w:p>
+        </w:tc>
+        <w:tc>
+          <w:tcPr>
+            <w:tcW w:type="pct" w:w="22%"/>
+            <w:tcBorders>
+              <w:top w:val="single" w:color="999999" w:sz="4"/>
+              <w:left w:val="single" w:color="999999" w:sz="4"/>
+              <w:bottom w:val="single" w:color="999999" w:sz="4"/>
+              <w:right w:val="single" w:color="999999" w:sz="4"/>
+            </w:tcBorders>
+            <w:shd w:fill="E8E8E8" w:val="clear"/>
+          </w:tcPr>
+          <w:p>
+            <w:r>
+              <w:rPr>
+                <w:b w:val="0"/>
+              </w:rPr>
+              <w:t>objective element</w:t>
+            </w:r>
+          </w:p>
+        </w:tc>
+      </w:tr>
+      <w:tr>
+        <w:tc>
+          <w:tcPr>
+            <w:tcW w:type="pct" w:w="22%"/>
+            <w:tcBorders>
+              <w:top w:val="single" w:color="999999" w:sz="4"/>
+              <w:left w:val="single" w:color="999999" w:sz="4"/>
+              <w:bottom w:val="single" w:color="999999" w:sz="4"/>
+              <w:right w:val="single" w:color="999999" w:sz="4"/>
+            </w:tcBorders>
+            <w:shd w:fill="E8E8E8" w:val="clear"/>
+          </w:tcPr>
+          <w:p>
+            <w:r>
+              <w:rPr>
+                <w:b w:val="0"/>
+              </w:rPr>
+              <w:t>PSQ</w:t>
+            </w:r>
+          </w:p>
+        </w:tc>
+        <w:tc>
+          <w:tcPr>
+            <w:tcW w:type="pct" w:w="22%"/>
+            <w:tcBorders>
+              <w:top w:val="single" w:color="999999" w:sz="4"/>
+              <w:left w:val="single" w:color="999999" w:sz="4"/>
+              <w:bottom w:val="single" w:color="999999" w:sz="4"/>
+              <w:right w:val="single" w:color="999999" w:sz="4"/>
+            </w:tcBorders>
+            <w:shd w:fill="E8E8E8" w:val="clear"/>
+          </w:tcPr>
+          <w:p>
+            <w:r>
+              <w:rPr>
+                <w:b w:val="0"/>
+              </w:rPr>
+              <w:t>Patient Safety and Quality (NABH SHCO chapter)</w:t>
+            </w:r>
+          </w:p>
+        </w:tc>
+      </w:tr>
+      <w:tr>
+        <w:tc>
+          <w:tcPr>
+            <w:tcW w:type="pct" w:w="22%"/>
+            <w:tcBorders>
+              <w:top w:val="single" w:color="999999" w:sz="4"/>
+              <w:left w:val="single" w:color="999999" w:sz="4"/>
+              <w:bottom w:val="single" w:color="999999" w:sz="4"/>
+              <w:right w:val="single" w:color="999999" w:sz="4"/>
+            </w:tcBorders>
+            <w:shd w:fill="E8E8E8" w:val="clear"/>
+          </w:tcPr>
+          <w:p>
+            <w:r>
+              <w:rPr>
+                <w:b w:val="0"/>
+              </w:rPr>
+              <w:t>RCA</w:t>
+            </w:r>
+          </w:p>
+        </w:tc>
+        <w:tc>
+          <w:tcPr>
+            <w:tcW w:type="pct" w:w="22%"/>
+            <w:tcBorders>
+              <w:top w:val="single" w:color="999999" w:sz="4"/>
+              <w:left w:val="single" w:color="999999" w:sz="4"/>
+              <w:bottom w:val="single" w:color="999999" w:sz="4"/>
+              <w:right w:val="single" w:color="999999" w:sz="4"/>
+            </w:tcBorders>
+            <w:shd w:fill="E8E8E8" w:val="clear"/>
+          </w:tcPr>
+          <w:p>
+            <w:r>
+              <w:rPr>
+                <w:b w:val="0"/>
+              </w:rPr>
+              <w:t>root-cause analysis</w:t>
+            </w:r>
+          </w:p>
+        </w:tc>
+      </w:tr>
+      <w:tr>
+        <w:tc>
+          <w:tcPr>
+            <w:tcW w:type="pct" w:w="22%"/>
+            <w:tcBorders>
+              <w:top w:val="single" w:color="999999" w:sz="4"/>
+              <w:left w:val="single" w:color="999999" w:sz="4"/>
+              <w:bottom w:val="single" w:color="999999" w:sz="4"/>
+              <w:right w:val="single" w:color="999999" w:sz="4"/>
+            </w:tcBorders>
+            <w:shd w:fill="E8E8E8" w:val="clear"/>
+          </w:tcPr>
+          <w:p>
+            <w:r>
+              <w:rPr>
+                <w:b w:val="0"/>
+              </w:rPr>
+              <w:t>RLU</w:t>
+            </w:r>
+          </w:p>
+        </w:tc>
+        <w:tc>
+          <w:tcPr>
+            <w:tcW w:type="pct" w:w="22%"/>
+            <w:tcBorders>
+              <w:top w:val="single" w:color="999999" w:sz="4"/>
+              <w:left w:val="single" w:color="999999" w:sz="4"/>
+              <w:bottom w:val="single" w:color="999999" w:sz="4"/>
+              <w:right w:val="single" w:color="999999" w:sz="4"/>
+            </w:tcBorders>
+            <w:shd w:fill="E8E8E8" w:val="clear"/>
+          </w:tcPr>
+          <w:p>
+            <w:r>
+              <w:rPr>
+                <w:b w:val="0"/>
+              </w:rPr>
+              <w:t>relative light units</w:t>
+            </w:r>
+          </w:p>
+        </w:tc>
+      </w:tr>
+      <w:tr>
+        <w:tc>
+          <w:tcPr>
+            <w:tcW w:type="pct" w:w="22%"/>
+            <w:tcBorders>
+              <w:top w:val="single" w:color="999999" w:sz="4"/>
+              <w:left w:val="single" w:color="999999" w:sz="4"/>
+              <w:bottom w:val="single" w:color="999999" w:sz="4"/>
+              <w:right w:val="single" w:color="999999" w:sz="4"/>
+            </w:tcBorders>
+            <w:shd w:fill="E8E8E8" w:val="clear"/>
+          </w:tcPr>
+          <w:p>
+            <w:r>
+              <w:rPr>
+                <w:b w:val="0"/>
+              </w:rPr>
+              <w:t>SHCO</w:t>
+            </w:r>
+          </w:p>
+        </w:tc>
+        <w:tc>
+          <w:tcPr>
+            <w:tcW w:type="pct" w:w="22%"/>
+            <w:tcBorders>
+              <w:top w:val="single" w:color="999999" w:sz="4"/>
+              <w:left w:val="single" w:color="999999" w:sz="4"/>
+              <w:bottom w:val="single" w:color="999999" w:sz="4"/>
+              <w:right w:val="single" w:color="999999" w:sz="4"/>
+            </w:tcBorders>
+            <w:shd w:fill="E8E8E8" w:val="clear"/>
+          </w:tcPr>
+          <w:p>
+            <w:r>
+              <w:rPr>
+                <w:b w:val="0"/>
+              </w:rPr>
+              <w:t>Standards for Small Healthcare Organisations</w:t>
+            </w:r>
+          </w:p>
+        </w:tc>
+      </w:tr>
+      <w:tr>
+        <w:tc>
+          <w:tcPr>
+            <w:tcW w:type="pct" w:w="22%"/>
+            <w:tcBorders>
+              <w:top w:val="single" w:color="999999" w:sz="4"/>
+              <w:left w:val="single" w:color="999999" w:sz="4"/>
+              <w:bottom w:val="single" w:color="999999" w:sz="4"/>
+              <w:right w:val="single" w:color="999999" w:sz="4"/>
+            </w:tcBorders>
+            <w:shd w:fill="E8E8E8" w:val="clear"/>
+          </w:tcPr>
+          <w:p>
+            <w:r>
+              <w:rPr>
+                <w:b w:val="0"/>
+              </w:rPr>
+              <w:t>SSI</w:t>
+            </w:r>
+          </w:p>
+        </w:tc>
+        <w:tc>
+          <w:tcPr>
+            <w:tcW w:type="pct" w:w="22%"/>
+            <w:tcBorders>
+              <w:top w:val="single" w:color="999999" w:sz="4"/>
+              <w:left w:val="single" w:color="999999" w:sz="4"/>
+              <w:bottom w:val="single" w:color="999999" w:sz="4"/>
+              <w:right w:val="single" w:color="999999" w:sz="4"/>
+            </w:tcBorders>
+            <w:shd w:fill="E8E8E8" w:val="clear"/>
+          </w:tcPr>
+          <w:p>
+            <w:r>
+              <w:rPr>
+                <w:b w:val="0"/>
+              </w:rPr>
+              <w:t>surgical site infection</w:t>
+            </w:r>
+          </w:p>
+        </w:tc>
+      </w:tr>
+      <w:tr>
+        <w:tc>
+          <w:tcPr>
+            <w:tcW w:type="pct" w:w="22%"/>
+            <w:tcBorders>
+              <w:top w:val="single" w:color="999999" w:sz="4"/>
+              <w:left w:val="single" w:color="999999" w:sz="4"/>
+              <w:bottom w:val="single" w:color="999999" w:sz="4"/>
+              <w:right w:val="single" w:color="999999" w:sz="4"/>
+            </w:tcBorders>
+            <w:shd w:fill="E8E8E8" w:val="clear"/>
+          </w:tcPr>
+          <w:p>
+            <w:r>
+              <w:rPr>
+                <w:b w:val="0"/>
+              </w:rPr>
+              <w:t>VAP</w:t>
+            </w:r>
+          </w:p>
+        </w:tc>
+        <w:tc>
+          <w:tcPr>
+            <w:tcW w:type="pct" w:w="22%"/>
+            <w:tcBorders>
+              <w:top w:val="single" w:color="999999" w:sz="4"/>
+              <w:left w:val="single" w:color="999999" w:sz="4"/>
+              <w:bottom w:val="single" w:color="999999" w:sz="4"/>
+              <w:right w:val="single" w:color="999999" w:sz="4"/>
+            </w:tcBorders>
+            <w:shd w:fill="E8E8E8" w:val="clear"/>
+          </w:tcPr>
+          <w:p>
+            <w:r>
+              <w:rPr>
+                <w:b w:val="0"/>
+              </w:rPr>
+              <w:t>ventilator-associated pneumonia</w:t>
+            </w:r>
+          </w:p>
+        </w:tc>
+      </w:tr>
+      <w:tr>
+        <w:tc>
+          <w:tcPr>
+            <w:tcW w:type="pct" w:w="22%"/>
+            <w:tcBorders>
+              <w:top w:val="single" w:color="999999" w:sz="4"/>
+              <w:left w:val="single" w:color="999999" w:sz="4"/>
+              <w:bottom w:val="single" w:color="999999" w:sz="4"/>
+              <w:right w:val="single" w:color="999999" w:sz="4"/>
+            </w:tcBorders>
+            <w:shd w:fill="E8E8E8" w:val="clear"/>
+          </w:tcPr>
+          <w:p>
+            <w:r>
+              <w:rPr>
+                <w:b w:val="0"/>
+              </w:rPr>
+              <w:t>VRE</w:t>
+            </w:r>
+          </w:p>
+        </w:tc>
+        <w:tc>
+          <w:tcPr>
+            <w:tcW w:type="pct" w:w="22%"/>
+            <w:tcBorders>
+              <w:top w:val="single" w:color="999999" w:sz="4"/>
+              <w:left w:val="single" w:color="999999" w:sz="4"/>
+              <w:bottom w:val="single" w:color="999999" w:sz="4"/>
+              <w:right w:val="single" w:color="999999" w:sz="4"/>
+            </w:tcBorders>
+            <w:shd w:fill="E8E8E8" w:val="clear"/>
+          </w:tcPr>
+          <w:p>
+            <w:r>
+              <w:rPr>
+                <w:b w:val="0"/>
+              </w:rPr>
+              <w:t>vancomycin-resistant Enterococcus</w:t>
+            </w:r>
+          </w:p>
+        </w:tc>
+      </w:tr>
+      <w:tr>
+        <w:tc>
+          <w:tcPr>
+            <w:tcW w:type="pct" w:w="22%"/>
+            <w:tcBorders>
+              <w:top w:val="single" w:color="999999" w:sz="4"/>
+              <w:left w:val="single" w:color="999999" w:sz="4"/>
+              <w:bottom w:val="single" w:color="999999" w:sz="4"/>
+              <w:right w:val="single" w:color="999999" w:sz="4"/>
+            </w:tcBorders>
+            <w:shd w:fill="E8E8E8" w:val="clear"/>
+          </w:tcPr>
+          <w:p>
+            <w:r>
+              <w:rPr>
+                <w:b w:val="0"/>
+              </w:rPr>
+              <w:t>WHO</w:t>
+            </w:r>
+          </w:p>
+        </w:tc>
+        <w:tc>
+          <w:tcPr>
+            <w:tcW w:type="pct" w:w="22%"/>
+            <w:tcBorders>
+              <w:top w:val="single" w:color="999999" w:sz="4"/>
+              <w:left w:val="single" w:color="999999" w:sz="4"/>
+              <w:bottom w:val="single" w:color="999999" w:sz="4"/>
+              <w:right w:val="single" w:color="999999" w:sz="4"/>
+            </w:tcBorders>
+            <w:shd w:fill="E8E8E8" w:val="clear"/>
+          </w:tcPr>
+          <w:p>
+            <w:r>
+              <w:rPr>
+                <w:b w:val="0"/>
+              </w:rPr>
+              <w:t>World Health Organization</w:t>
+            </w:r>
+          </w:p>
+        </w:tc>
+      </w:tr>
+    </w:tbl>
     <w:p>
       <w:pPr>
         <w:pStyle w:val="Heading1"/>

--- a/policies/build/masters/HIC.5_v2_master.docx
+++ b/policies/build/masters/HIC.5_v2_master.docx
@@ -682,18 +682,6 @@
     </w:p>
     <w:p>
       <w:pPr>
-        <w:spacing w:after="140"/>
-      </w:pPr>
-      <w:r>
-        <w:rPr>
-          <w:sz w:val="22"/>
-          <w:szCs w:val="22"/>
-        </w:rPr>
-        <w:t xml:space="preserve">Words marked «like this» are defaults a small hospital can keep. A blank marked «________» has no sensible default. Fill it in before this document is signed.</w:t>
-      </w:r>
-    </w:p>
-    <w:p>
-      <w:pPr>
         <w:pStyle w:val="Heading1"/>
         <w:spacing w:after="120" w:before="280"/>
       </w:pPr>
@@ -723,103 +711,6 @@
           <w:szCs w:val="22"/>
         </w:rPr>
         <w:t xml:space="preserve">It covers the six elements HIC.5.a–f name: infection risk/rate/trend tracking, hand-hygiene compliance monitoring, MDRO and virulent infection capture, outbreak identification and control, housekeeping surveillance, and data analysis with CAPA and feedback.</w:t>
-      </w:r>
-    </w:p>
-    <w:p>
-      <w:pPr>
-        <w:spacing w:after="140"/>
-      </w:pPr>
-      <w:r>
-        <w:rPr>
-          <w:sz w:val="22"/>
-          <w:szCs w:val="22"/>
-        </w:rPr>
-        <w:t xml:space="preserve">Boundaries with other policies of «Hospital Name»:</w:t>
-      </w:r>
-    </w:p>
-    <w:p>
-      <w:pPr>
-        <w:pStyle w:val="ListParagraph"/>
-        <w:numPr>
-          <w:ilvl w:val="0"/>
-          <w:numId w:val="1"/>
-        </w:numPr>
-        <w:spacing w:after="60"/>
-      </w:pPr>
-      <w:r>
-        <w:rPr>
-          <w:sz w:val="22"/>
-          <w:szCs w:val="22"/>
-        </w:rPr>
-        <w:t xml:space="preserve">HIC.1 owns programme governance; this policy owns the surveillance component of that programme.</w:t>
-      </w:r>
-    </w:p>
-    <w:p>
-      <w:pPr>
-        <w:pStyle w:val="ListParagraph"/>
-        <w:numPr>
-          <w:ilvl w:val="0"/>
-          <w:numId w:val="1"/>
-        </w:numPr>
-        <w:spacing w:after="60"/>
-      </w:pPr>
-      <w:r>
-        <w:rPr>
-          <w:sz w:val="22"/>
-          <w:szCs w:val="22"/>
-        </w:rPr>
-        <w:t xml:space="preserve">HIC.2 owns clinical practices; HIC.5.b monitors hand-hygiene compliance for HIC.2.b.</w:t>
-      </w:r>
-    </w:p>
-    <w:p>
-      <w:pPr>
-        <w:pStyle w:val="ListParagraph"/>
-        <w:numPr>
-          <w:ilvl w:val="0"/>
-          <w:numId w:val="1"/>
-        </w:numPr>
-        <w:spacing w:after="60"/>
-      </w:pPr>
-      <w:r>
-        <w:rPr>
-          <w:sz w:val="22"/>
-          <w:szCs w:val="22"/>
-        </w:rPr>
-        <w:t xml:space="preserve">HIC.3 owns support-service procedures; HIC.5.e monitors housekeeping effectiveness for HIC.3.c.</w:t>
-      </w:r>
-    </w:p>
-    <w:p>
-      <w:pPr>
-        <w:pStyle w:val="ListParagraph"/>
-        <w:numPr>
-          <w:ilvl w:val="0"/>
-          <w:numId w:val="1"/>
-        </w:numPr>
-        <w:spacing w:after="60"/>
-      </w:pPr>
-      <w:r>
-        <w:rPr>
-          <w:sz w:val="22"/>
-          <w:szCs w:val="22"/>
-        </w:rPr>
-        <w:t xml:space="preserve">HIC.4 owns device-bundle prevention; surveillance rates feed those bundles.</w:t>
-      </w:r>
-    </w:p>
-    <w:p>
-      <w:pPr>
-        <w:pStyle w:val="ListParagraph"/>
-        <w:numPr>
-          <w:ilvl w:val="0"/>
-          <w:numId w:val="1"/>
-        </w:numPr>
-        <w:spacing w:after="60"/>
-      </w:pPr>
-      <w:r>
-        <w:rPr>
-          <w:sz w:val="22"/>
-          <w:szCs w:val="22"/>
-        </w:rPr>
-        <w:t xml:space="preserve">PSQ.2 owns the quality indicator framework; surveillance data is reported into that framework.</w:t>
       </w:r>
     </w:p>
     <w:p>

--- a/policies/build/masters/HIC.5_v2_master.docx
+++ b/policies/build/masters/HIC.5_v2_master.docx
@@ -2762,6 +2762,1162 @@
         <w:t xml:space="preserve">The Nursing Superintendent holds signed acknowledgements with the induction record.</w:t>
       </w:r>
     </w:p>
+    <w:p>
+      <w:pPr>
+        <w:pStyle w:val="Heading1"/>
+        <w:spacing w:after="120" w:before="280"/>
+      </w:pPr>
+      <w:r>
+        <w:t>9. Distribution</w:t>
+      </w:r>
+    </w:p>
+    <w:p>
+      <w:pPr>
+        <w:spacing w:after="140"/>
+      </w:pPr>
+      <w:r>
+        <w:rPr>
+          <w:sz w:val="22"/>
+          <w:szCs w:val="22"/>
+        </w:rPr>
+        <w:t xml:space="preserve">Official master copy: office of the Medical Superintendent, «Hospital Name», with the Infection Control Officer and the Quality Coordinator.</w:t>
+      </w:r>
+    </w:p>
+    <w:p>
+      <w:pPr>
+        <w:spacing w:after="140"/>
+      </w:pPr>
+      <w:r>
+        <w:rPr>
+          <w:sz w:val="22"/>
+          <w:szCs w:val="22"/>
+        </w:rPr>
+        <w:t xml:space="preserve">Copies issued to: microbiology laboratory, all clinical unit leads, housekeeping, nursing administration.</w:t>
+      </w:r>
+    </w:p>
+    <w:p>
+      <w:pPr>
+        <w:spacing w:after="140"/>
+      </w:pPr>
+      <w:r>
+        <w:rPr>
+          <w:sz w:val="22"/>
+          <w:szCs w:val="22"/>
+        </w:rPr>
+        <w:t xml:space="preserve">The current version is available to all staff at the «infection control manual / staff intranet».</w:t>
+      </w:r>
+    </w:p>
+    <w:p>
+      <w:pPr>
+        <w:spacing w:after="140"/>
+      </w:pPr>
+      <w:r>
+        <w:rPr>
+          <w:sz w:val="22"/>
+          <w:szCs w:val="22"/>
+        </w:rPr>
+        <w:t xml:space="preserve">When a new version is issued, take old copies out of use.</w:t>
+      </w:r>
+    </w:p>
+    <w:p>
+      <w:pPr>
+        <w:pStyle w:val="Heading1"/>
+        <w:spacing w:after="120" w:before="280"/>
+      </w:pPr>
+      <w:r>
+        <w:t>10. Abbreviations</w:t>
+      </w:r>
+    </w:p>
+    <w:tbl>
+      <w:tblPr>
+        <w:tblW w:type="pct" w:w="100%"/>
+        <w:tblBorders>
+          <w:top w:val="single" w:color="auto" w:sz="4"/>
+          <w:left w:val="single" w:color="auto" w:sz="4"/>
+          <w:bottom w:val="single" w:color="auto" w:sz="4"/>
+          <w:right w:val="single" w:color="auto" w:sz="4"/>
+          <w:insideH w:val="single" w:color="auto" w:sz="4"/>
+          <w:insideV w:val="single" w:color="auto" w:sz="4"/>
+        </w:tblBorders>
+      </w:tblPr>
+      <w:tblGrid>
+        <w:gridCol w:w="100"/>
+        <w:gridCol w:w="100"/>
+      </w:tblGrid>
+      <w:tr>
+        <w:tc>
+          <w:tcPr>
+            <w:tcW w:type="pct" w:w="22%"/>
+            <w:tcBorders>
+              <w:top w:val="single" w:color="999999" w:sz="4"/>
+              <w:left w:val="single" w:color="999999" w:sz="4"/>
+              <w:bottom w:val="single" w:color="999999" w:sz="4"/>
+              <w:right w:val="single" w:color="999999" w:sz="4"/>
+            </w:tcBorders>
+            <w:shd w:fill="E8E8E8" w:val="clear"/>
+          </w:tcPr>
+          <w:p>
+            <w:r>
+              <w:rPr>
+                <w:b/>
+              </w:rPr>
+              <w:t>Abbreviation</w:t>
+            </w:r>
+          </w:p>
+        </w:tc>
+        <w:tc>
+          <w:tcPr>
+            <w:tcW w:type="pct" w:w="22%"/>
+            <w:tcBorders>
+              <w:top w:val="single" w:color="999999" w:sz="4"/>
+              <w:left w:val="single" w:color="999999" w:sz="4"/>
+              <w:bottom w:val="single" w:color="999999" w:sz="4"/>
+              <w:right w:val="single" w:color="999999" w:sz="4"/>
+            </w:tcBorders>
+            <w:shd w:fill="E8E8E8" w:val="clear"/>
+          </w:tcPr>
+          <w:p>
+            <w:r>
+              <w:rPr>
+                <w:b/>
+              </w:rPr>
+              <w:t>Meaning</w:t>
+            </w:r>
+          </w:p>
+        </w:tc>
+      </w:tr>
+      <w:tr>
+        <w:tc>
+          <w:tcPr>
+            <w:tcW w:type="pct" w:w="22%"/>
+            <w:tcBorders>
+              <w:top w:val="single" w:color="999999" w:sz="4"/>
+              <w:left w:val="single" w:color="999999" w:sz="4"/>
+              <w:bottom w:val="single" w:color="999999" w:sz="4"/>
+              <w:right w:val="single" w:color="999999" w:sz="4"/>
+            </w:tcBorders>
+            <w:shd w:fill="E8E8E8" w:val="clear"/>
+          </w:tcPr>
+          <w:p>
+            <w:r>
+              <w:rPr>
+                <w:b w:val="0"/>
+              </w:rPr>
+              <w:t>ABHR</w:t>
+            </w:r>
+          </w:p>
+        </w:tc>
+        <w:tc>
+          <w:tcPr>
+            <w:tcW w:type="pct" w:w="22%"/>
+            <w:tcBorders>
+              <w:top w:val="single" w:color="999999" w:sz="4"/>
+              <w:left w:val="single" w:color="999999" w:sz="4"/>
+              <w:bottom w:val="single" w:color="999999" w:sz="4"/>
+              <w:right w:val="single" w:color="999999" w:sz="4"/>
+            </w:tcBorders>
+            <w:shd w:fill="E8E8E8" w:val="clear"/>
+          </w:tcPr>
+          <w:p>
+            <w:r>
+              <w:rPr>
+                <w:b w:val="0"/>
+              </w:rPr>
+              <w:t>alcohol-based hand rub</w:t>
+            </w:r>
+          </w:p>
+        </w:tc>
+      </w:tr>
+      <w:tr>
+        <w:tc>
+          <w:tcPr>
+            <w:tcW w:type="pct" w:w="22%"/>
+            <w:tcBorders>
+              <w:top w:val="single" w:color="999999" w:sz="4"/>
+              <w:left w:val="single" w:color="999999" w:sz="4"/>
+              <w:bottom w:val="single" w:color="999999" w:sz="4"/>
+              <w:right w:val="single" w:color="999999" w:sz="4"/>
+            </w:tcBorders>
+            <w:shd w:fill="E8E8E8" w:val="clear"/>
+          </w:tcPr>
+          <w:p>
+            <w:r>
+              <w:rPr>
+                <w:b w:val="0"/>
+              </w:rPr>
+              <w:t>ATP</w:t>
+            </w:r>
+          </w:p>
+        </w:tc>
+        <w:tc>
+          <w:tcPr>
+            <w:tcW w:type="pct" w:w="22%"/>
+            <w:tcBorders>
+              <w:top w:val="single" w:color="999999" w:sz="4"/>
+              <w:left w:val="single" w:color="999999" w:sz="4"/>
+              <w:bottom w:val="single" w:color="999999" w:sz="4"/>
+              <w:right w:val="single" w:color="999999" w:sz="4"/>
+            </w:tcBorders>
+            <w:shd w:fill="E8E8E8" w:val="clear"/>
+          </w:tcPr>
+          <w:p>
+            <w:r>
+              <w:rPr>
+                <w:b w:val="0"/>
+              </w:rPr>
+              <w:t>adenosine triphosphate</w:t>
+            </w:r>
+          </w:p>
+        </w:tc>
+      </w:tr>
+      <w:tr>
+        <w:tc>
+          <w:tcPr>
+            <w:tcW w:type="pct" w:w="22%"/>
+            <w:tcBorders>
+              <w:top w:val="single" w:color="999999" w:sz="4"/>
+              <w:left w:val="single" w:color="999999" w:sz="4"/>
+              <w:bottom w:val="single" w:color="999999" w:sz="4"/>
+              <w:right w:val="single" w:color="999999" w:sz="4"/>
+            </w:tcBorders>
+            <w:shd w:fill="E8E8E8" w:val="clear"/>
+          </w:tcPr>
+          <w:p>
+            <w:r>
+              <w:rPr>
+                <w:b w:val="0"/>
+              </w:rPr>
+              <w:t>CAPA</w:t>
+            </w:r>
+          </w:p>
+        </w:tc>
+        <w:tc>
+          <w:tcPr>
+            <w:tcW w:type="pct" w:w="22%"/>
+            <w:tcBorders>
+              <w:top w:val="single" w:color="999999" w:sz="4"/>
+              <w:left w:val="single" w:color="999999" w:sz="4"/>
+              <w:bottom w:val="single" w:color="999999" w:sz="4"/>
+              <w:right w:val="single" w:color="999999" w:sz="4"/>
+            </w:tcBorders>
+            <w:shd w:fill="E8E8E8" w:val="clear"/>
+          </w:tcPr>
+          <w:p>
+            <w:r>
+              <w:rPr>
+                <w:b w:val="0"/>
+              </w:rPr>
+              <w:t>corrective and preventive action</w:t>
+            </w:r>
+          </w:p>
+        </w:tc>
+      </w:tr>
+      <w:tr>
+        <w:tc>
+          <w:tcPr>
+            <w:tcW w:type="pct" w:w="22%"/>
+            <w:tcBorders>
+              <w:top w:val="single" w:color="999999" w:sz="4"/>
+              <w:left w:val="single" w:color="999999" w:sz="4"/>
+              <w:bottom w:val="single" w:color="999999" w:sz="4"/>
+              <w:right w:val="single" w:color="999999" w:sz="4"/>
+            </w:tcBorders>
+            <w:shd w:fill="E8E8E8" w:val="clear"/>
+          </w:tcPr>
+          <w:p>
+            <w:r>
+              <w:rPr>
+                <w:b w:val="0"/>
+              </w:rPr>
+              <w:t>CAUTI</w:t>
+            </w:r>
+          </w:p>
+        </w:tc>
+        <w:tc>
+          <w:tcPr>
+            <w:tcW w:type="pct" w:w="22%"/>
+            <w:tcBorders>
+              <w:top w:val="single" w:color="999999" w:sz="4"/>
+              <w:left w:val="single" w:color="999999" w:sz="4"/>
+              <w:bottom w:val="single" w:color="999999" w:sz="4"/>
+              <w:right w:val="single" w:color="999999" w:sz="4"/>
+            </w:tcBorders>
+            <w:shd w:fill="E8E8E8" w:val="clear"/>
+          </w:tcPr>
+          <w:p>
+            <w:r>
+              <w:rPr>
+                <w:b w:val="0"/>
+              </w:rPr>
+              <w:t>catheter-associated urinary tract infection</w:t>
+            </w:r>
+          </w:p>
+        </w:tc>
+      </w:tr>
+      <w:tr>
+        <w:tc>
+          <w:tcPr>
+            <w:tcW w:type="pct" w:w="22%"/>
+            <w:tcBorders>
+              <w:top w:val="single" w:color="999999" w:sz="4"/>
+              <w:left w:val="single" w:color="999999" w:sz="4"/>
+              <w:bottom w:val="single" w:color="999999" w:sz="4"/>
+              <w:right w:val="single" w:color="999999" w:sz="4"/>
+            </w:tcBorders>
+            <w:shd w:fill="E8E8E8" w:val="clear"/>
+          </w:tcPr>
+          <w:p>
+            <w:r>
+              <w:rPr>
+                <w:b w:val="0"/>
+              </w:rPr>
+              <w:t>CFU</w:t>
+            </w:r>
+          </w:p>
+        </w:tc>
+        <w:tc>
+          <w:tcPr>
+            <w:tcW w:type="pct" w:w="22%"/>
+            <w:tcBorders>
+              <w:top w:val="single" w:color="999999" w:sz="4"/>
+              <w:left w:val="single" w:color="999999" w:sz="4"/>
+              <w:bottom w:val="single" w:color="999999" w:sz="4"/>
+              <w:right w:val="single" w:color="999999" w:sz="4"/>
+            </w:tcBorders>
+            <w:shd w:fill="E8E8E8" w:val="clear"/>
+          </w:tcPr>
+          <w:p>
+            <w:r>
+              <w:rPr>
+                <w:b w:val="0"/>
+              </w:rPr>
+              <w:t>colony-forming units</w:t>
+            </w:r>
+          </w:p>
+        </w:tc>
+      </w:tr>
+      <w:tr>
+        <w:tc>
+          <w:tcPr>
+            <w:tcW w:type="pct" w:w="22%"/>
+            <w:tcBorders>
+              <w:top w:val="single" w:color="999999" w:sz="4"/>
+              <w:left w:val="single" w:color="999999" w:sz="4"/>
+              <w:bottom w:val="single" w:color="999999" w:sz="4"/>
+              <w:right w:val="single" w:color="999999" w:sz="4"/>
+            </w:tcBorders>
+            <w:shd w:fill="E8E8E8" w:val="clear"/>
+          </w:tcPr>
+          <w:p>
+            <w:r>
+              <w:rPr>
+                <w:b w:val="0"/>
+              </w:rPr>
+              <w:t>CLABSI</w:t>
+            </w:r>
+          </w:p>
+        </w:tc>
+        <w:tc>
+          <w:tcPr>
+            <w:tcW w:type="pct" w:w="22%"/>
+            <w:tcBorders>
+              <w:top w:val="single" w:color="999999" w:sz="4"/>
+              <w:left w:val="single" w:color="999999" w:sz="4"/>
+              <w:bottom w:val="single" w:color="999999" w:sz="4"/>
+              <w:right w:val="single" w:color="999999" w:sz="4"/>
+            </w:tcBorders>
+            <w:shd w:fill="E8E8E8" w:val="clear"/>
+          </w:tcPr>
+          <w:p>
+            <w:r>
+              <w:rPr>
+                <w:b w:val="0"/>
+              </w:rPr>
+              <w:t>central-line-associated blood stream infection</w:t>
+            </w:r>
+          </w:p>
+        </w:tc>
+      </w:tr>
+      <w:tr>
+        <w:tc>
+          <w:tcPr>
+            <w:tcW w:type="pct" w:w="22%"/>
+            <w:tcBorders>
+              <w:top w:val="single" w:color="999999" w:sz="4"/>
+              <w:left w:val="single" w:color="999999" w:sz="4"/>
+              <w:bottom w:val="single" w:color="999999" w:sz="4"/>
+              <w:right w:val="single" w:color="999999" w:sz="4"/>
+            </w:tcBorders>
+            <w:shd w:fill="E8E8E8" w:val="clear"/>
+          </w:tcPr>
+          <w:p>
+            <w:r>
+              <w:rPr>
+                <w:b w:val="0"/>
+              </w:rPr>
+              <w:t>CRE</w:t>
+            </w:r>
+          </w:p>
+        </w:tc>
+        <w:tc>
+          <w:tcPr>
+            <w:tcW w:type="pct" w:w="22%"/>
+            <w:tcBorders>
+              <w:top w:val="single" w:color="999999" w:sz="4"/>
+              <w:left w:val="single" w:color="999999" w:sz="4"/>
+              <w:bottom w:val="single" w:color="999999" w:sz="4"/>
+              <w:right w:val="single" w:color="999999" w:sz="4"/>
+            </w:tcBorders>
+            <w:shd w:fill="E8E8E8" w:val="clear"/>
+          </w:tcPr>
+          <w:p>
+            <w:r>
+              <w:rPr>
+                <w:b w:val="0"/>
+              </w:rPr>
+              <w:t>carbapenem-resistant Enterobacterales</w:t>
+            </w:r>
+          </w:p>
+        </w:tc>
+      </w:tr>
+      <w:tr>
+        <w:tc>
+          <w:tcPr>
+            <w:tcW w:type="pct" w:w="22%"/>
+            <w:tcBorders>
+              <w:top w:val="single" w:color="999999" w:sz="4"/>
+              <w:left w:val="single" w:color="999999" w:sz="4"/>
+              <w:bottom w:val="single" w:color="999999" w:sz="4"/>
+              <w:right w:val="single" w:color="999999" w:sz="4"/>
+            </w:tcBorders>
+            <w:shd w:fill="E8E8E8" w:val="clear"/>
+          </w:tcPr>
+          <w:p>
+            <w:r>
+              <w:rPr>
+                <w:b w:val="0"/>
+              </w:rPr>
+              <w:t>ESBL</w:t>
+            </w:r>
+          </w:p>
+        </w:tc>
+        <w:tc>
+          <w:tcPr>
+            <w:tcW w:type="pct" w:w="22%"/>
+            <w:tcBorders>
+              <w:top w:val="single" w:color="999999" w:sz="4"/>
+              <w:left w:val="single" w:color="999999" w:sz="4"/>
+              <w:bottom w:val="single" w:color="999999" w:sz="4"/>
+              <w:right w:val="single" w:color="999999" w:sz="4"/>
+            </w:tcBorders>
+            <w:shd w:fill="E8E8E8" w:val="clear"/>
+          </w:tcPr>
+          <w:p>
+            <w:r>
+              <w:rPr>
+                <w:b w:val="0"/>
+              </w:rPr>
+              <w:t>extended-spectrum beta-lactamase</w:t>
+            </w:r>
+          </w:p>
+        </w:tc>
+      </w:tr>
+      <w:tr>
+        <w:tc>
+          <w:tcPr>
+            <w:tcW w:type="pct" w:w="22%"/>
+            <w:tcBorders>
+              <w:top w:val="single" w:color="999999" w:sz="4"/>
+              <w:left w:val="single" w:color="999999" w:sz="4"/>
+              <w:bottom w:val="single" w:color="999999" w:sz="4"/>
+              <w:right w:val="single" w:color="999999" w:sz="4"/>
+            </w:tcBorders>
+            <w:shd w:fill="E8E8E8" w:val="clear"/>
+          </w:tcPr>
+          <w:p>
+            <w:r>
+              <w:rPr>
+                <w:b w:val="0"/>
+              </w:rPr>
+              <w:t>HAI</w:t>
+            </w:r>
+          </w:p>
+        </w:tc>
+        <w:tc>
+          <w:tcPr>
+            <w:tcW w:type="pct" w:w="22%"/>
+            <w:tcBorders>
+              <w:top w:val="single" w:color="999999" w:sz="4"/>
+              <w:left w:val="single" w:color="999999" w:sz="4"/>
+              <w:bottom w:val="single" w:color="999999" w:sz="4"/>
+              <w:right w:val="single" w:color="999999" w:sz="4"/>
+            </w:tcBorders>
+            <w:shd w:fill="E8E8E8" w:val="clear"/>
+          </w:tcPr>
+          <w:p>
+            <w:r>
+              <w:rPr>
+                <w:b w:val="0"/>
+              </w:rPr>
+              <w:t>healthcare-associated infection</w:t>
+            </w:r>
+          </w:p>
+        </w:tc>
+      </w:tr>
+      <w:tr>
+        <w:tc>
+          <w:tcPr>
+            <w:tcW w:type="pct" w:w="22%"/>
+            <w:tcBorders>
+              <w:top w:val="single" w:color="999999" w:sz="4"/>
+              <w:left w:val="single" w:color="999999" w:sz="4"/>
+              <w:bottom w:val="single" w:color="999999" w:sz="4"/>
+              <w:right w:val="single" w:color="999999" w:sz="4"/>
+            </w:tcBorders>
+            <w:shd w:fill="E8E8E8" w:val="clear"/>
+          </w:tcPr>
+          <w:p>
+            <w:r>
+              <w:rPr>
+                <w:b w:val="0"/>
+              </w:rPr>
+              <w:t>HIC</w:t>
+            </w:r>
+          </w:p>
+        </w:tc>
+        <w:tc>
+          <w:tcPr>
+            <w:tcW w:type="pct" w:w="22%"/>
+            <w:tcBorders>
+              <w:top w:val="single" w:color="999999" w:sz="4"/>
+              <w:left w:val="single" w:color="999999" w:sz="4"/>
+              <w:bottom w:val="single" w:color="999999" w:sz="4"/>
+              <w:right w:val="single" w:color="999999" w:sz="4"/>
+            </w:tcBorders>
+            <w:shd w:fill="E8E8E8" w:val="clear"/>
+          </w:tcPr>
+          <w:p>
+            <w:r>
+              <w:rPr>
+                <w:b w:val="0"/>
+              </w:rPr>
+              <w:t>Hospital Infection Prevention and Control (NABH SHCO chapter)</w:t>
+            </w:r>
+          </w:p>
+        </w:tc>
+      </w:tr>
+      <w:tr>
+        <w:tc>
+          <w:tcPr>
+            <w:tcW w:type="pct" w:w="22%"/>
+            <w:tcBorders>
+              <w:top w:val="single" w:color="999999" w:sz="4"/>
+              <w:left w:val="single" w:color="999999" w:sz="4"/>
+              <w:bottom w:val="single" w:color="999999" w:sz="4"/>
+              <w:right w:val="single" w:color="999999" w:sz="4"/>
+            </w:tcBorders>
+            <w:shd w:fill="E8E8E8" w:val="clear"/>
+          </w:tcPr>
+          <w:p>
+            <w:r>
+              <w:rPr>
+                <w:b w:val="0"/>
+              </w:rPr>
+              <w:t>ICC</w:t>
+            </w:r>
+          </w:p>
+        </w:tc>
+        <w:tc>
+          <w:tcPr>
+            <w:tcW w:type="pct" w:w="22%"/>
+            <w:tcBorders>
+              <w:top w:val="single" w:color="999999" w:sz="4"/>
+              <w:left w:val="single" w:color="999999" w:sz="4"/>
+              <w:bottom w:val="single" w:color="999999" w:sz="4"/>
+              <w:right w:val="single" w:color="999999" w:sz="4"/>
+            </w:tcBorders>
+            <w:shd w:fill="E8E8E8" w:val="clear"/>
+          </w:tcPr>
+          <w:p>
+            <w:r>
+              <w:rPr>
+                <w:b w:val="0"/>
+              </w:rPr>
+              <w:t>Infection Control Committee</w:t>
+            </w:r>
+          </w:p>
+        </w:tc>
+      </w:tr>
+      <w:tr>
+        <w:tc>
+          <w:tcPr>
+            <w:tcW w:type="pct" w:w="22%"/>
+            <w:tcBorders>
+              <w:top w:val="single" w:color="999999" w:sz="4"/>
+              <w:left w:val="single" w:color="999999" w:sz="4"/>
+              <w:bottom w:val="single" w:color="999999" w:sz="4"/>
+              <w:right w:val="single" w:color="999999" w:sz="4"/>
+            </w:tcBorders>
+            <w:shd w:fill="E8E8E8" w:val="clear"/>
+          </w:tcPr>
+          <w:p>
+            <w:r>
+              <w:rPr>
+                <w:b w:val="0"/>
+              </w:rPr>
+              <w:t>ICMR</w:t>
+            </w:r>
+          </w:p>
+        </w:tc>
+        <w:tc>
+          <w:tcPr>
+            <w:tcW w:type="pct" w:w="22%"/>
+            <w:tcBorders>
+              <w:top w:val="single" w:color="999999" w:sz="4"/>
+              <w:left w:val="single" w:color="999999" w:sz="4"/>
+              <w:bottom w:val="single" w:color="999999" w:sz="4"/>
+              <w:right w:val="single" w:color="999999" w:sz="4"/>
+            </w:tcBorders>
+            <w:shd w:fill="E8E8E8" w:val="clear"/>
+          </w:tcPr>
+          <w:p>
+            <w:r>
+              <w:rPr>
+                <w:b w:val="0"/>
+              </w:rPr>
+              <w:t>Indian Council of Medical Research</w:t>
+            </w:r>
+          </w:p>
+        </w:tc>
+      </w:tr>
+      <w:tr>
+        <w:tc>
+          <w:tcPr>
+            <w:tcW w:type="pct" w:w="22%"/>
+            <w:tcBorders>
+              <w:top w:val="single" w:color="999999" w:sz="4"/>
+              <w:left w:val="single" w:color="999999" w:sz="4"/>
+              <w:bottom w:val="single" w:color="999999" w:sz="4"/>
+              <w:right w:val="single" w:color="999999" w:sz="4"/>
+            </w:tcBorders>
+            <w:shd w:fill="E8E8E8" w:val="clear"/>
+          </w:tcPr>
+          <w:p>
+            <w:r>
+              <w:rPr>
+                <w:b w:val="0"/>
+              </w:rPr>
+              <w:t>MDRO</w:t>
+            </w:r>
+          </w:p>
+        </w:tc>
+        <w:tc>
+          <w:tcPr>
+            <w:tcW w:type="pct" w:w="22%"/>
+            <w:tcBorders>
+              <w:top w:val="single" w:color="999999" w:sz="4"/>
+              <w:left w:val="single" w:color="999999" w:sz="4"/>
+              <w:bottom w:val="single" w:color="999999" w:sz="4"/>
+              <w:right w:val="single" w:color="999999" w:sz="4"/>
+            </w:tcBorders>
+            <w:shd w:fill="E8E8E8" w:val="clear"/>
+          </w:tcPr>
+          <w:p>
+            <w:r>
+              <w:rPr>
+                <w:b w:val="0"/>
+              </w:rPr>
+              <w:t>multi-drug-resistant organism</w:t>
+            </w:r>
+          </w:p>
+        </w:tc>
+      </w:tr>
+      <w:tr>
+        <w:tc>
+          <w:tcPr>
+            <w:tcW w:type="pct" w:w="22%"/>
+            <w:tcBorders>
+              <w:top w:val="single" w:color="999999" w:sz="4"/>
+              <w:left w:val="single" w:color="999999" w:sz="4"/>
+              <w:bottom w:val="single" w:color="999999" w:sz="4"/>
+              <w:right w:val="single" w:color="999999" w:sz="4"/>
+            </w:tcBorders>
+            <w:shd w:fill="E8E8E8" w:val="clear"/>
+          </w:tcPr>
+          <w:p>
+            <w:r>
+              <w:rPr>
+                <w:b w:val="0"/>
+              </w:rPr>
+              <w:t>MRSA</w:t>
+            </w:r>
+          </w:p>
+        </w:tc>
+        <w:tc>
+          <w:tcPr>
+            <w:tcW w:type="pct" w:w="22%"/>
+            <w:tcBorders>
+              <w:top w:val="single" w:color="999999" w:sz="4"/>
+              <w:left w:val="single" w:color="999999" w:sz="4"/>
+              <w:bottom w:val="single" w:color="999999" w:sz="4"/>
+              <w:right w:val="single" w:color="999999" w:sz="4"/>
+            </w:tcBorders>
+            <w:shd w:fill="E8E8E8" w:val="clear"/>
+          </w:tcPr>
+          <w:p>
+            <w:r>
+              <w:rPr>
+                <w:b w:val="0"/>
+              </w:rPr>
+              <w:t>methicillin-resistant Staphylococcus aureus</w:t>
+            </w:r>
+          </w:p>
+        </w:tc>
+      </w:tr>
+      <w:tr>
+        <w:tc>
+          <w:tcPr>
+            <w:tcW w:type="pct" w:w="22%"/>
+            <w:tcBorders>
+              <w:top w:val="single" w:color="999999" w:sz="4"/>
+              <w:left w:val="single" w:color="999999" w:sz="4"/>
+              <w:bottom w:val="single" w:color="999999" w:sz="4"/>
+              <w:right w:val="single" w:color="999999" w:sz="4"/>
+            </w:tcBorders>
+            <w:shd w:fill="E8E8E8" w:val="clear"/>
+          </w:tcPr>
+          <w:p>
+            <w:r>
+              <w:rPr>
+                <w:b w:val="0"/>
+              </w:rPr>
+              <w:t>NABH</w:t>
+            </w:r>
+          </w:p>
+        </w:tc>
+        <w:tc>
+          <w:tcPr>
+            <w:tcW w:type="pct" w:w="22%"/>
+            <w:tcBorders>
+              <w:top w:val="single" w:color="999999" w:sz="4"/>
+              <w:left w:val="single" w:color="999999" w:sz="4"/>
+              <w:bottom w:val="single" w:color="999999" w:sz="4"/>
+              <w:right w:val="single" w:color="999999" w:sz="4"/>
+            </w:tcBorders>
+            <w:shd w:fill="E8E8E8" w:val="clear"/>
+          </w:tcPr>
+          <w:p>
+            <w:r>
+              <w:rPr>
+                <w:b w:val="0"/>
+              </w:rPr>
+              <w:t>National Accreditation Board for Hospitals and Healthcare Providers</w:t>
+            </w:r>
+          </w:p>
+        </w:tc>
+      </w:tr>
+      <w:tr>
+        <w:tc>
+          <w:tcPr>
+            <w:tcW w:type="pct" w:w="22%"/>
+            <w:tcBorders>
+              <w:top w:val="single" w:color="999999" w:sz="4"/>
+              <w:left w:val="single" w:color="999999" w:sz="4"/>
+              <w:bottom w:val="single" w:color="999999" w:sz="4"/>
+              <w:right w:val="single" w:color="999999" w:sz="4"/>
+            </w:tcBorders>
+            <w:shd w:fill="E8E8E8" w:val="clear"/>
+          </w:tcPr>
+          <w:p>
+            <w:r>
+              <w:rPr>
+                <w:b w:val="0"/>
+              </w:rPr>
+              <w:t>OE</w:t>
+            </w:r>
+          </w:p>
+        </w:tc>
+        <w:tc>
+          <w:tcPr>
+            <w:tcW w:type="pct" w:w="22%"/>
+            <w:tcBorders>
+              <w:top w:val="single" w:color="999999" w:sz="4"/>
+              <w:left w:val="single" w:color="999999" w:sz="4"/>
+              <w:bottom w:val="single" w:color="999999" w:sz="4"/>
+              <w:right w:val="single" w:color="999999" w:sz="4"/>
+            </w:tcBorders>
+            <w:shd w:fill="E8E8E8" w:val="clear"/>
+          </w:tcPr>
+          <w:p>
+            <w:r>
+              <w:rPr>
+                <w:b w:val="0"/>
+              </w:rPr>
+              <w:t>objective element</w:t>
+            </w:r>
+          </w:p>
+        </w:tc>
+      </w:tr>
+      <w:tr>
+        <w:tc>
+          <w:tcPr>
+            <w:tcW w:type="pct" w:w="22%"/>
+            <w:tcBorders>
+              <w:top w:val="single" w:color="999999" w:sz="4"/>
+              <w:left w:val="single" w:color="999999" w:sz="4"/>
+              <w:bottom w:val="single" w:color="999999" w:sz="4"/>
+              <w:right w:val="single" w:color="999999" w:sz="4"/>
+            </w:tcBorders>
+            <w:shd w:fill="E8E8E8" w:val="clear"/>
+          </w:tcPr>
+          <w:p>
+            <w:r>
+              <w:rPr>
+                <w:b w:val="0"/>
+              </w:rPr>
+              <w:t>PSQ</w:t>
+            </w:r>
+          </w:p>
+        </w:tc>
+        <w:tc>
+          <w:tcPr>
+            <w:tcW w:type="pct" w:w="22%"/>
+            <w:tcBorders>
+              <w:top w:val="single" w:color="999999" w:sz="4"/>
+              <w:left w:val="single" w:color="999999" w:sz="4"/>
+              <w:bottom w:val="single" w:color="999999" w:sz="4"/>
+              <w:right w:val="single" w:color="999999" w:sz="4"/>
+            </w:tcBorders>
+            <w:shd w:fill="E8E8E8" w:val="clear"/>
+          </w:tcPr>
+          <w:p>
+            <w:r>
+              <w:rPr>
+                <w:b w:val="0"/>
+              </w:rPr>
+              <w:t>Patient Safety and Quality (NABH SHCO chapter)</w:t>
+            </w:r>
+          </w:p>
+        </w:tc>
+      </w:tr>
+      <w:tr>
+        <w:tc>
+          <w:tcPr>
+            <w:tcW w:type="pct" w:w="22%"/>
+            <w:tcBorders>
+              <w:top w:val="single" w:color="999999" w:sz="4"/>
+              <w:left w:val="single" w:color="999999" w:sz="4"/>
+              <w:bottom w:val="single" w:color="999999" w:sz="4"/>
+              <w:right w:val="single" w:color="999999" w:sz="4"/>
+            </w:tcBorders>
+            <w:shd w:fill="E8E8E8" w:val="clear"/>
+          </w:tcPr>
+          <w:p>
+            <w:r>
+              <w:rPr>
+                <w:b w:val="0"/>
+              </w:rPr>
+              <w:t>RCA</w:t>
+            </w:r>
+          </w:p>
+        </w:tc>
+        <w:tc>
+          <w:tcPr>
+            <w:tcW w:type="pct" w:w="22%"/>
+            <w:tcBorders>
+              <w:top w:val="single" w:color="999999" w:sz="4"/>
+              <w:left w:val="single" w:color="999999" w:sz="4"/>
+              <w:bottom w:val="single" w:color="999999" w:sz="4"/>
+              <w:right w:val="single" w:color="999999" w:sz="4"/>
+            </w:tcBorders>
+            <w:shd w:fill="E8E8E8" w:val="clear"/>
+          </w:tcPr>
+          <w:p>
+            <w:r>
+              <w:rPr>
+                <w:b w:val="0"/>
+              </w:rPr>
+              <w:t>root-cause analysis</w:t>
+            </w:r>
+          </w:p>
+        </w:tc>
+      </w:tr>
+      <w:tr>
+        <w:tc>
+          <w:tcPr>
+            <w:tcW w:type="pct" w:w="22%"/>
+            <w:tcBorders>
+              <w:top w:val="single" w:color="999999" w:sz="4"/>
+              <w:left w:val="single" w:color="999999" w:sz="4"/>
+              <w:bottom w:val="single" w:color="999999" w:sz="4"/>
+              <w:right w:val="single" w:color="999999" w:sz="4"/>
+            </w:tcBorders>
+            <w:shd w:fill="E8E8E8" w:val="clear"/>
+          </w:tcPr>
+          <w:p>
+            <w:r>
+              <w:rPr>
+                <w:b w:val="0"/>
+              </w:rPr>
+              <w:t>RLU</w:t>
+            </w:r>
+          </w:p>
+        </w:tc>
+        <w:tc>
+          <w:tcPr>
+            <w:tcW w:type="pct" w:w="22%"/>
+            <w:tcBorders>
+              <w:top w:val="single" w:color="999999" w:sz="4"/>
+              <w:left w:val="single" w:color="999999" w:sz="4"/>
+              <w:bottom w:val="single" w:color="999999" w:sz="4"/>
+              <w:right w:val="single" w:color="999999" w:sz="4"/>
+            </w:tcBorders>
+            <w:shd w:fill="E8E8E8" w:val="clear"/>
+          </w:tcPr>
+          <w:p>
+            <w:r>
+              <w:rPr>
+                <w:b w:val="0"/>
+              </w:rPr>
+              <w:t>relative light units</w:t>
+            </w:r>
+          </w:p>
+        </w:tc>
+      </w:tr>
+      <w:tr>
+        <w:tc>
+          <w:tcPr>
+            <w:tcW w:type="pct" w:w="22%"/>
+            <w:tcBorders>
+              <w:top w:val="single" w:color="999999" w:sz="4"/>
+              <w:left w:val="single" w:color="999999" w:sz="4"/>
+              <w:bottom w:val="single" w:color="999999" w:sz="4"/>
+              <w:right w:val="single" w:color="999999" w:sz="4"/>
+            </w:tcBorders>
+            <w:shd w:fill="E8E8E8" w:val="clear"/>
+          </w:tcPr>
+          <w:p>
+            <w:r>
+              <w:rPr>
+                <w:b w:val="0"/>
+              </w:rPr>
+              <w:t>SHCO</w:t>
+            </w:r>
+          </w:p>
+        </w:tc>
+        <w:tc>
+          <w:tcPr>
+            <w:tcW w:type="pct" w:w="22%"/>
+            <w:tcBorders>
+              <w:top w:val="single" w:color="999999" w:sz="4"/>
+              <w:left w:val="single" w:color="999999" w:sz="4"/>
+              <w:bottom w:val="single" w:color="999999" w:sz="4"/>
+              <w:right w:val="single" w:color="999999" w:sz="4"/>
+            </w:tcBorders>
+            <w:shd w:fill="E8E8E8" w:val="clear"/>
+          </w:tcPr>
+          <w:p>
+            <w:r>
+              <w:rPr>
+                <w:b w:val="0"/>
+              </w:rPr>
+              <w:t>Standards for Small Healthcare Organisations</w:t>
+            </w:r>
+          </w:p>
+        </w:tc>
+      </w:tr>
+      <w:tr>
+        <w:tc>
+          <w:tcPr>
+            <w:tcW w:type="pct" w:w="22%"/>
+            <w:tcBorders>
+              <w:top w:val="single" w:color="999999" w:sz="4"/>
+              <w:left w:val="single" w:color="999999" w:sz="4"/>
+              <w:bottom w:val="single" w:color="999999" w:sz="4"/>
+              <w:right w:val="single" w:color="999999" w:sz="4"/>
+            </w:tcBorders>
+            <w:shd w:fill="E8E8E8" w:val="clear"/>
+          </w:tcPr>
+          <w:p>
+            <w:r>
+              <w:rPr>
+                <w:b w:val="0"/>
+              </w:rPr>
+              <w:t>SSI</w:t>
+            </w:r>
+          </w:p>
+        </w:tc>
+        <w:tc>
+          <w:tcPr>
+            <w:tcW w:type="pct" w:w="22%"/>
+            <w:tcBorders>
+              <w:top w:val="single" w:color="999999" w:sz="4"/>
+              <w:left w:val="single" w:color="999999" w:sz="4"/>
+              <w:bottom w:val="single" w:color="999999" w:sz="4"/>
+              <w:right w:val="single" w:color="999999" w:sz="4"/>
+            </w:tcBorders>
+            <w:shd w:fill="E8E8E8" w:val="clear"/>
+          </w:tcPr>
+          <w:p>
+            <w:r>
+              <w:rPr>
+                <w:b w:val="0"/>
+              </w:rPr>
+              <w:t>surgical site infection</w:t>
+            </w:r>
+          </w:p>
+        </w:tc>
+      </w:tr>
+      <w:tr>
+        <w:tc>
+          <w:tcPr>
+            <w:tcW w:type="pct" w:w="22%"/>
+            <w:tcBorders>
+              <w:top w:val="single" w:color="999999" w:sz="4"/>
+              <w:left w:val="single" w:color="999999" w:sz="4"/>
+              <w:bottom w:val="single" w:color="999999" w:sz="4"/>
+              <w:right w:val="single" w:color="999999" w:sz="4"/>
+            </w:tcBorders>
+            <w:shd w:fill="E8E8E8" w:val="clear"/>
+          </w:tcPr>
+          <w:p>
+            <w:r>
+              <w:rPr>
+                <w:b w:val="0"/>
+              </w:rPr>
+              <w:t>VAP</w:t>
+            </w:r>
+          </w:p>
+        </w:tc>
+        <w:tc>
+          <w:tcPr>
+            <w:tcW w:type="pct" w:w="22%"/>
+            <w:tcBorders>
+              <w:top w:val="single" w:color="999999" w:sz="4"/>
+              <w:left w:val="single" w:color="999999" w:sz="4"/>
+              <w:bottom w:val="single" w:color="999999" w:sz="4"/>
+              <w:right w:val="single" w:color="999999" w:sz="4"/>
+            </w:tcBorders>
+            <w:shd w:fill="E8E8E8" w:val="clear"/>
+          </w:tcPr>
+          <w:p>
+            <w:r>
+              <w:rPr>
+                <w:b w:val="0"/>
+              </w:rPr>
+              <w:t>ventilator-associated pneumonia</w:t>
+            </w:r>
+          </w:p>
+        </w:tc>
+      </w:tr>
+      <w:tr>
+        <w:tc>
+          <w:tcPr>
+            <w:tcW w:type="pct" w:w="22%"/>
+            <w:tcBorders>
+              <w:top w:val="single" w:color="999999" w:sz="4"/>
+              <w:left w:val="single" w:color="999999" w:sz="4"/>
+              <w:bottom w:val="single" w:color="999999" w:sz="4"/>
+              <w:right w:val="single" w:color="999999" w:sz="4"/>
+            </w:tcBorders>
+            <w:shd w:fill="E8E8E8" w:val="clear"/>
+          </w:tcPr>
+          <w:p>
+            <w:r>
+              <w:rPr>
+                <w:b w:val="0"/>
+              </w:rPr>
+              <w:t>VRE</w:t>
+            </w:r>
+          </w:p>
+        </w:tc>
+        <w:tc>
+          <w:tcPr>
+            <w:tcW w:type="pct" w:w="22%"/>
+            <w:tcBorders>
+              <w:top w:val="single" w:color="999999" w:sz="4"/>
+              <w:left w:val="single" w:color="999999" w:sz="4"/>
+              <w:bottom w:val="single" w:color="999999" w:sz="4"/>
+              <w:right w:val="single" w:color="999999" w:sz="4"/>
+            </w:tcBorders>
+            <w:shd w:fill="E8E8E8" w:val="clear"/>
+          </w:tcPr>
+          <w:p>
+            <w:r>
+              <w:rPr>
+                <w:b w:val="0"/>
+              </w:rPr>
+              <w:t>vancomycin-resistant Enterococcus</w:t>
+            </w:r>
+          </w:p>
+        </w:tc>
+      </w:tr>
+      <w:tr>
+        <w:tc>
+          <w:tcPr>
+            <w:tcW w:type="pct" w:w="22%"/>
+            <w:tcBorders>
+              <w:top w:val="single" w:color="999999" w:sz="4"/>
+              <w:left w:val="single" w:color="999999" w:sz="4"/>
+              <w:bottom w:val="single" w:color="999999" w:sz="4"/>
+              <w:right w:val="single" w:color="999999" w:sz="4"/>
+            </w:tcBorders>
+            <w:shd w:fill="E8E8E8" w:val="clear"/>
+          </w:tcPr>
+          <w:p>
+            <w:r>
+              <w:rPr>
+                <w:b w:val="0"/>
+              </w:rPr>
+              <w:t>WHO</w:t>
+            </w:r>
+          </w:p>
+        </w:tc>
+        <w:tc>
+          <w:tcPr>
+            <w:tcW w:type="pct" w:w="22%"/>
+            <w:tcBorders>
+              <w:top w:val="single" w:color="999999" w:sz="4"/>
+              <w:left w:val="single" w:color="999999" w:sz="4"/>
+              <w:bottom w:val="single" w:color="999999" w:sz="4"/>
+              <w:right w:val="single" w:color="999999" w:sz="4"/>
+            </w:tcBorders>
+            <w:shd w:fill="E8E8E8" w:val="clear"/>
+          </w:tcPr>
+          <w:p>
+            <w:r>
+              <w:rPr>
+                <w:b w:val="0"/>
+              </w:rPr>
+              <w:t>World Health Organization</w:t>
+            </w:r>
+          </w:p>
+        </w:tc>
+      </w:tr>
+    </w:tbl>
+    <w:p>
+      <w:pPr>
+        <w:pStyle w:val="Heading1"/>
+        <w:spacing w:after="120" w:before="280"/>
+      </w:pPr>
+      <w:r>
+        <w:t>11. Traceability to NABH SHCO 3rd Edition HIC.5</w:t>
+      </w:r>
+    </w:p>
+    <w:p>
+      <w:pPr>
+        <w:spacing w:after="120"/>
+      </w:pPr>
+      <w:r>
+        <w:rPr>
+          <w:i/>
+          <w:iCs/>
+          <w:sz w:val="20"/>
+          <w:szCs w:val="20"/>
+        </w:rPr>
+        <w:t xml:space="preserve">This table is an index. It is not how the policy is organised.</w:t>
+      </w:r>
+    </w:p>
     <w:tbl>
       <w:tblPr>
         <w:tblW w:type="pct" w:w="100%"/>
@@ -3532,1162 +4688,6 @@
         </w:tc>
       </w:tr>
     </w:tbl>
-    <w:p>
-      <w:pPr>
-        <w:pStyle w:val="Heading1"/>
-        <w:spacing w:after="120" w:before="280"/>
-      </w:pPr>
-      <w:r>
-        <w:t>9. Distribution</w:t>
-      </w:r>
-    </w:p>
-    <w:p>
-      <w:pPr>
-        <w:spacing w:after="140"/>
-      </w:pPr>
-      <w:r>
-        <w:rPr>
-          <w:sz w:val="22"/>
-          <w:szCs w:val="22"/>
-        </w:rPr>
-        <w:t xml:space="preserve">Official master copy: office of the Medical Superintendent, «Hospital Name», with the Infection Control Officer and the Quality Coordinator.</w:t>
-      </w:r>
-    </w:p>
-    <w:p>
-      <w:pPr>
-        <w:spacing w:after="140"/>
-      </w:pPr>
-      <w:r>
-        <w:rPr>
-          <w:sz w:val="22"/>
-          <w:szCs w:val="22"/>
-        </w:rPr>
-        <w:t xml:space="preserve">Copies issued to: microbiology laboratory, all clinical unit leads, housekeeping, nursing administration.</w:t>
-      </w:r>
-    </w:p>
-    <w:p>
-      <w:pPr>
-        <w:spacing w:after="140"/>
-      </w:pPr>
-      <w:r>
-        <w:rPr>
-          <w:sz w:val="22"/>
-          <w:szCs w:val="22"/>
-        </w:rPr>
-        <w:t xml:space="preserve">The current version is available to all staff at the «infection control manual / staff intranet».</w:t>
-      </w:r>
-    </w:p>
-    <w:p>
-      <w:pPr>
-        <w:spacing w:after="140"/>
-      </w:pPr>
-      <w:r>
-        <w:rPr>
-          <w:sz w:val="22"/>
-          <w:szCs w:val="22"/>
-        </w:rPr>
-        <w:t xml:space="preserve">When a new version is issued, take old copies out of use.</w:t>
-      </w:r>
-    </w:p>
-    <w:p>
-      <w:pPr>
-        <w:pStyle w:val="Heading1"/>
-        <w:spacing w:after="120" w:before="280"/>
-      </w:pPr>
-      <w:r>
-        <w:t>10. Abbreviations</w:t>
-      </w:r>
-    </w:p>
-    <w:tbl>
-      <w:tblPr>
-        <w:tblW w:type="pct" w:w="100%"/>
-        <w:tblBorders>
-          <w:top w:val="single" w:color="auto" w:sz="4"/>
-          <w:left w:val="single" w:color="auto" w:sz="4"/>
-          <w:bottom w:val="single" w:color="auto" w:sz="4"/>
-          <w:right w:val="single" w:color="auto" w:sz="4"/>
-          <w:insideH w:val="single" w:color="auto" w:sz="4"/>
-          <w:insideV w:val="single" w:color="auto" w:sz="4"/>
-        </w:tblBorders>
-      </w:tblPr>
-      <w:tblGrid>
-        <w:gridCol w:w="100"/>
-        <w:gridCol w:w="100"/>
-      </w:tblGrid>
-      <w:tr>
-        <w:tc>
-          <w:tcPr>
-            <w:tcW w:type="pct" w:w="22%"/>
-            <w:tcBorders>
-              <w:top w:val="single" w:color="999999" w:sz="4"/>
-              <w:left w:val="single" w:color="999999" w:sz="4"/>
-              <w:bottom w:val="single" w:color="999999" w:sz="4"/>
-              <w:right w:val="single" w:color="999999" w:sz="4"/>
-            </w:tcBorders>
-            <w:shd w:fill="E8E8E8" w:val="clear"/>
-          </w:tcPr>
-          <w:p>
-            <w:r>
-              <w:rPr>
-                <w:b/>
-              </w:rPr>
-              <w:t>Abbreviation</w:t>
-            </w:r>
-          </w:p>
-        </w:tc>
-        <w:tc>
-          <w:tcPr>
-            <w:tcW w:type="pct" w:w="22%"/>
-            <w:tcBorders>
-              <w:top w:val="single" w:color="999999" w:sz="4"/>
-              <w:left w:val="single" w:color="999999" w:sz="4"/>
-              <w:bottom w:val="single" w:color="999999" w:sz="4"/>
-              <w:right w:val="single" w:color="999999" w:sz="4"/>
-            </w:tcBorders>
-            <w:shd w:fill="E8E8E8" w:val="clear"/>
-          </w:tcPr>
-          <w:p>
-            <w:r>
-              <w:rPr>
-                <w:b/>
-              </w:rPr>
-              <w:t>Meaning</w:t>
-            </w:r>
-          </w:p>
-        </w:tc>
-      </w:tr>
-      <w:tr>
-        <w:tc>
-          <w:tcPr>
-            <w:tcW w:type="pct" w:w="22%"/>
-            <w:tcBorders>
-              <w:top w:val="single" w:color="999999" w:sz="4"/>
-              <w:left w:val="single" w:color="999999" w:sz="4"/>
-              <w:bottom w:val="single" w:color="999999" w:sz="4"/>
-              <w:right w:val="single" w:color="999999" w:sz="4"/>
-            </w:tcBorders>
-            <w:shd w:fill="E8E8E8" w:val="clear"/>
-          </w:tcPr>
-          <w:p>
-            <w:r>
-              <w:rPr>
-                <w:b w:val="0"/>
-              </w:rPr>
-              <w:t>ABHR</w:t>
-            </w:r>
-          </w:p>
-        </w:tc>
-        <w:tc>
-          <w:tcPr>
-            <w:tcW w:type="pct" w:w="22%"/>
-            <w:tcBorders>
-              <w:top w:val="single" w:color="999999" w:sz="4"/>
-              <w:left w:val="single" w:color="999999" w:sz="4"/>
-              <w:bottom w:val="single" w:color="999999" w:sz="4"/>
-              <w:right w:val="single" w:color="999999" w:sz="4"/>
-            </w:tcBorders>
-            <w:shd w:fill="E8E8E8" w:val="clear"/>
-          </w:tcPr>
-          <w:p>
-            <w:r>
-              <w:rPr>
-                <w:b w:val="0"/>
-              </w:rPr>
-              <w:t>alcohol-based hand rub</w:t>
-            </w:r>
-          </w:p>
-        </w:tc>
-      </w:tr>
-      <w:tr>
-        <w:tc>
-          <w:tcPr>
-            <w:tcW w:type="pct" w:w="22%"/>
-            <w:tcBorders>
-              <w:top w:val="single" w:color="999999" w:sz="4"/>
-              <w:left w:val="single" w:color="999999" w:sz="4"/>
-              <w:bottom w:val="single" w:color="999999" w:sz="4"/>
-              <w:right w:val="single" w:color="999999" w:sz="4"/>
-            </w:tcBorders>
-            <w:shd w:fill="E8E8E8" w:val="clear"/>
-          </w:tcPr>
-          <w:p>
-            <w:r>
-              <w:rPr>
-                <w:b w:val="0"/>
-              </w:rPr>
-              <w:t>ATP</w:t>
-            </w:r>
-          </w:p>
-        </w:tc>
-        <w:tc>
-          <w:tcPr>
-            <w:tcW w:type="pct" w:w="22%"/>
-            <w:tcBorders>
-              <w:top w:val="single" w:color="999999" w:sz="4"/>
-              <w:left w:val="single" w:color="999999" w:sz="4"/>
-              <w:bottom w:val="single" w:color="999999" w:sz="4"/>
-              <w:right w:val="single" w:color="999999" w:sz="4"/>
-            </w:tcBorders>
-            <w:shd w:fill="E8E8E8" w:val="clear"/>
-          </w:tcPr>
-          <w:p>
-            <w:r>
-              <w:rPr>
-                <w:b w:val="0"/>
-              </w:rPr>
-              <w:t>adenosine triphosphate</w:t>
-            </w:r>
-          </w:p>
-        </w:tc>
-      </w:tr>
-      <w:tr>
-        <w:tc>
-          <w:tcPr>
-            <w:tcW w:type="pct" w:w="22%"/>
-            <w:tcBorders>
-              <w:top w:val="single" w:color="999999" w:sz="4"/>
-              <w:left w:val="single" w:color="999999" w:sz="4"/>
-              <w:bottom w:val="single" w:color="999999" w:sz="4"/>
-              <w:right w:val="single" w:color="999999" w:sz="4"/>
-            </w:tcBorders>
-            <w:shd w:fill="E8E8E8" w:val="clear"/>
-          </w:tcPr>
-          <w:p>
-            <w:r>
-              <w:rPr>
-                <w:b w:val="0"/>
-              </w:rPr>
-              <w:t>CAPA</w:t>
-            </w:r>
-          </w:p>
-        </w:tc>
-        <w:tc>
-          <w:tcPr>
-            <w:tcW w:type="pct" w:w="22%"/>
-            <w:tcBorders>
-              <w:top w:val="single" w:color="999999" w:sz="4"/>
-              <w:left w:val="single" w:color="999999" w:sz="4"/>
-              <w:bottom w:val="single" w:color="999999" w:sz="4"/>
-              <w:right w:val="single" w:color="999999" w:sz="4"/>
-            </w:tcBorders>
-            <w:shd w:fill="E8E8E8" w:val="clear"/>
-          </w:tcPr>
-          <w:p>
-            <w:r>
-              <w:rPr>
-                <w:b w:val="0"/>
-              </w:rPr>
-              <w:t>corrective and preventive action</w:t>
-            </w:r>
-          </w:p>
-        </w:tc>
-      </w:tr>
-      <w:tr>
-        <w:tc>
-          <w:tcPr>
-            <w:tcW w:type="pct" w:w="22%"/>
-            <w:tcBorders>
-              <w:top w:val="single" w:color="999999" w:sz="4"/>
-              <w:left w:val="single" w:color="999999" w:sz="4"/>
-              <w:bottom w:val="single" w:color="999999" w:sz="4"/>
-              <w:right w:val="single" w:color="999999" w:sz="4"/>
-            </w:tcBorders>
-            <w:shd w:fill="E8E8E8" w:val="clear"/>
-          </w:tcPr>
-          <w:p>
-            <w:r>
-              <w:rPr>
-                <w:b w:val="0"/>
-              </w:rPr>
-              <w:t>CAUTI</w:t>
-            </w:r>
-          </w:p>
-        </w:tc>
-        <w:tc>
-          <w:tcPr>
-            <w:tcW w:type="pct" w:w="22%"/>
-            <w:tcBorders>
-              <w:top w:val="single" w:color="999999" w:sz="4"/>
-              <w:left w:val="single" w:color="999999" w:sz="4"/>
-              <w:bottom w:val="single" w:color="999999" w:sz="4"/>
-              <w:right w:val="single" w:color="999999" w:sz="4"/>
-            </w:tcBorders>
-            <w:shd w:fill="E8E8E8" w:val="clear"/>
-          </w:tcPr>
-          <w:p>
-            <w:r>
-              <w:rPr>
-                <w:b w:val="0"/>
-              </w:rPr>
-              <w:t>catheter-associated urinary tract infection</w:t>
-            </w:r>
-          </w:p>
-        </w:tc>
-      </w:tr>
-      <w:tr>
-        <w:tc>
-          <w:tcPr>
-            <w:tcW w:type="pct" w:w="22%"/>
-            <w:tcBorders>
-              <w:top w:val="single" w:color="999999" w:sz="4"/>
-              <w:left w:val="single" w:color="999999" w:sz="4"/>
-              <w:bottom w:val="single" w:color="999999" w:sz="4"/>
-              <w:right w:val="single" w:color="999999" w:sz="4"/>
-            </w:tcBorders>
-            <w:shd w:fill="E8E8E8" w:val="clear"/>
-          </w:tcPr>
-          <w:p>
-            <w:r>
-              <w:rPr>
-                <w:b w:val="0"/>
-              </w:rPr>
-              <w:t>CFU</w:t>
-            </w:r>
-          </w:p>
-        </w:tc>
-        <w:tc>
-          <w:tcPr>
-            <w:tcW w:type="pct" w:w="22%"/>
-            <w:tcBorders>
-              <w:top w:val="single" w:color="999999" w:sz="4"/>
-              <w:left w:val="single" w:color="999999" w:sz="4"/>
-              <w:bottom w:val="single" w:color="999999" w:sz="4"/>
-              <w:right w:val="single" w:color="999999" w:sz="4"/>
-            </w:tcBorders>
-            <w:shd w:fill="E8E8E8" w:val="clear"/>
-          </w:tcPr>
-          <w:p>
-            <w:r>
-              <w:rPr>
-                <w:b w:val="0"/>
-              </w:rPr>
-              <w:t>colony-forming units</w:t>
-            </w:r>
-          </w:p>
-        </w:tc>
-      </w:tr>
-      <w:tr>
-        <w:tc>
-          <w:tcPr>
-            <w:tcW w:type="pct" w:w="22%"/>
-            <w:tcBorders>
-              <w:top w:val="single" w:color="999999" w:sz="4"/>
-              <w:left w:val="single" w:color="999999" w:sz="4"/>
-              <w:bottom w:val="single" w:color="999999" w:sz="4"/>
-              <w:right w:val="single" w:color="999999" w:sz="4"/>
-            </w:tcBorders>
-            <w:shd w:fill="E8E8E8" w:val="clear"/>
-          </w:tcPr>
-          <w:p>
-            <w:r>
-              <w:rPr>
-                <w:b w:val="0"/>
-              </w:rPr>
-              <w:t>CLABSI</w:t>
-            </w:r>
-          </w:p>
-        </w:tc>
-        <w:tc>
-          <w:tcPr>
-            <w:tcW w:type="pct" w:w="22%"/>
-            <w:tcBorders>
-              <w:top w:val="single" w:color="999999" w:sz="4"/>
-              <w:left w:val="single" w:color="999999" w:sz="4"/>
-              <w:bottom w:val="single" w:color="999999" w:sz="4"/>
-              <w:right w:val="single" w:color="999999" w:sz="4"/>
-            </w:tcBorders>
-            <w:shd w:fill="E8E8E8" w:val="clear"/>
-          </w:tcPr>
-          <w:p>
-            <w:r>
-              <w:rPr>
-                <w:b w:val="0"/>
-              </w:rPr>
-              <w:t>central-line-associated blood stream infection</w:t>
-            </w:r>
-          </w:p>
-        </w:tc>
-      </w:tr>
-      <w:tr>
-        <w:tc>
-          <w:tcPr>
-            <w:tcW w:type="pct" w:w="22%"/>
-            <w:tcBorders>
-              <w:top w:val="single" w:color="999999" w:sz="4"/>
-              <w:left w:val="single" w:color="999999" w:sz="4"/>
-              <w:bottom w:val="single" w:color="999999" w:sz="4"/>
-              <w:right w:val="single" w:color="999999" w:sz="4"/>
-            </w:tcBorders>
-            <w:shd w:fill="E8E8E8" w:val="clear"/>
-          </w:tcPr>
-          <w:p>
-            <w:r>
-              <w:rPr>
-                <w:b w:val="0"/>
-              </w:rPr>
-              <w:t>CRE</w:t>
-            </w:r>
-          </w:p>
-        </w:tc>
-        <w:tc>
-          <w:tcPr>
-            <w:tcW w:type="pct" w:w="22%"/>
-            <w:tcBorders>
-              <w:top w:val="single" w:color="999999" w:sz="4"/>
-              <w:left w:val="single" w:color="999999" w:sz="4"/>
-              <w:bottom w:val="single" w:color="999999" w:sz="4"/>
-              <w:right w:val="single" w:color="999999" w:sz="4"/>
-            </w:tcBorders>
-            <w:shd w:fill="E8E8E8" w:val="clear"/>
-          </w:tcPr>
-          <w:p>
-            <w:r>
-              <w:rPr>
-                <w:b w:val="0"/>
-              </w:rPr>
-              <w:t>carbapenem-resistant Enterobacterales</w:t>
-            </w:r>
-          </w:p>
-        </w:tc>
-      </w:tr>
-      <w:tr>
-        <w:tc>
-          <w:tcPr>
-            <w:tcW w:type="pct" w:w="22%"/>
-            <w:tcBorders>
-              <w:top w:val="single" w:color="999999" w:sz="4"/>
-              <w:left w:val="single" w:color="999999" w:sz="4"/>
-              <w:bottom w:val="single" w:color="999999" w:sz="4"/>
-              <w:right w:val="single" w:color="999999" w:sz="4"/>
-            </w:tcBorders>
-            <w:shd w:fill="E8E8E8" w:val="clear"/>
-          </w:tcPr>
-          <w:p>
-            <w:r>
-              <w:rPr>
-                <w:b w:val="0"/>
-              </w:rPr>
-              <w:t>ESBL</w:t>
-            </w:r>
-          </w:p>
-        </w:tc>
-        <w:tc>
-          <w:tcPr>
-            <w:tcW w:type="pct" w:w="22%"/>
-            <w:tcBorders>
-              <w:top w:val="single" w:color="999999" w:sz="4"/>
-              <w:left w:val="single" w:color="999999" w:sz="4"/>
-              <w:bottom w:val="single" w:color="999999" w:sz="4"/>
-              <w:right w:val="single" w:color="999999" w:sz="4"/>
-            </w:tcBorders>
-            <w:shd w:fill="E8E8E8" w:val="clear"/>
-          </w:tcPr>
-          <w:p>
-            <w:r>
-              <w:rPr>
-                <w:b w:val="0"/>
-              </w:rPr>
-              <w:t>extended-spectrum beta-lactamase</w:t>
-            </w:r>
-          </w:p>
-        </w:tc>
-      </w:tr>
-      <w:tr>
-        <w:tc>
-          <w:tcPr>
-            <w:tcW w:type="pct" w:w="22%"/>
-            <w:tcBorders>
-              <w:top w:val="single" w:color="999999" w:sz="4"/>
-              <w:left w:val="single" w:color="999999" w:sz="4"/>
-              <w:bottom w:val="single" w:color="999999" w:sz="4"/>
-              <w:right w:val="single" w:color="999999" w:sz="4"/>
-            </w:tcBorders>
-            <w:shd w:fill="E8E8E8" w:val="clear"/>
-          </w:tcPr>
-          <w:p>
-            <w:r>
-              <w:rPr>
-                <w:b w:val="0"/>
-              </w:rPr>
-              <w:t>HAI</w:t>
-            </w:r>
-          </w:p>
-        </w:tc>
-        <w:tc>
-          <w:tcPr>
-            <w:tcW w:type="pct" w:w="22%"/>
-            <w:tcBorders>
-              <w:top w:val="single" w:color="999999" w:sz="4"/>
-              <w:left w:val="single" w:color="999999" w:sz="4"/>
-              <w:bottom w:val="single" w:color="999999" w:sz="4"/>
-              <w:right w:val="single" w:color="999999" w:sz="4"/>
-            </w:tcBorders>
-            <w:shd w:fill="E8E8E8" w:val="clear"/>
-          </w:tcPr>
-          <w:p>
-            <w:r>
-              <w:rPr>
-                <w:b w:val="0"/>
-              </w:rPr>
-              <w:t>healthcare-associated infection</w:t>
-            </w:r>
-          </w:p>
-        </w:tc>
-      </w:tr>
-      <w:tr>
-        <w:tc>
-          <w:tcPr>
-            <w:tcW w:type="pct" w:w="22%"/>
-            <w:tcBorders>
-              <w:top w:val="single" w:color="999999" w:sz="4"/>
-              <w:left w:val="single" w:color="999999" w:sz="4"/>
-              <w:bottom w:val="single" w:color="999999" w:sz="4"/>
-              <w:right w:val="single" w:color="999999" w:sz="4"/>
-            </w:tcBorders>
-            <w:shd w:fill="E8E8E8" w:val="clear"/>
-          </w:tcPr>
-          <w:p>
-            <w:r>
-              <w:rPr>
-                <w:b w:val="0"/>
-              </w:rPr>
-              <w:t>HIC</w:t>
-            </w:r>
-          </w:p>
-        </w:tc>
-        <w:tc>
-          <w:tcPr>
-            <w:tcW w:type="pct" w:w="22%"/>
-            <w:tcBorders>
-              <w:top w:val="single" w:color="999999" w:sz="4"/>
-              <w:left w:val="single" w:color="999999" w:sz="4"/>
-              <w:bottom w:val="single" w:color="999999" w:sz="4"/>
-              <w:right w:val="single" w:color="999999" w:sz="4"/>
-            </w:tcBorders>
-            <w:shd w:fill="E8E8E8" w:val="clear"/>
-          </w:tcPr>
-          <w:p>
-            <w:r>
-              <w:rPr>
-                <w:b w:val="0"/>
-              </w:rPr>
-              <w:t>Hospital Infection Prevention and Control (NABH SHCO chapter)</w:t>
-            </w:r>
-          </w:p>
-        </w:tc>
-      </w:tr>
-      <w:tr>
-        <w:tc>
-          <w:tcPr>
-            <w:tcW w:type="pct" w:w="22%"/>
-            <w:tcBorders>
-              <w:top w:val="single" w:color="999999" w:sz="4"/>
-              <w:left w:val="single" w:color="999999" w:sz="4"/>
-              <w:bottom w:val="single" w:color="999999" w:sz="4"/>
-              <w:right w:val="single" w:color="999999" w:sz="4"/>
-            </w:tcBorders>
-            <w:shd w:fill="E8E8E8" w:val="clear"/>
-          </w:tcPr>
-          <w:p>
-            <w:r>
-              <w:rPr>
-                <w:b w:val="0"/>
-              </w:rPr>
-              <w:t>ICC</w:t>
-            </w:r>
-          </w:p>
-        </w:tc>
-        <w:tc>
-          <w:tcPr>
-            <w:tcW w:type="pct" w:w="22%"/>
-            <w:tcBorders>
-              <w:top w:val="single" w:color="999999" w:sz="4"/>
-              <w:left w:val="single" w:color="999999" w:sz="4"/>
-              <w:bottom w:val="single" w:color="999999" w:sz="4"/>
-              <w:right w:val="single" w:color="999999" w:sz="4"/>
-            </w:tcBorders>
-            <w:shd w:fill="E8E8E8" w:val="clear"/>
-          </w:tcPr>
-          <w:p>
-            <w:r>
-              <w:rPr>
-                <w:b w:val="0"/>
-              </w:rPr>
-              <w:t>Infection Control Committee</w:t>
-            </w:r>
-          </w:p>
-        </w:tc>
-      </w:tr>
-      <w:tr>
-        <w:tc>
-          <w:tcPr>
-            <w:tcW w:type="pct" w:w="22%"/>
-            <w:tcBorders>
-              <w:top w:val="single" w:color="999999" w:sz="4"/>
-              <w:left w:val="single" w:color="999999" w:sz="4"/>
-              <w:bottom w:val="single" w:color="999999" w:sz="4"/>
-              <w:right w:val="single" w:color="999999" w:sz="4"/>
-            </w:tcBorders>
-            <w:shd w:fill="E8E8E8" w:val="clear"/>
-          </w:tcPr>
-          <w:p>
-            <w:r>
-              <w:rPr>
-                <w:b w:val="0"/>
-              </w:rPr>
-              <w:t>ICMR</w:t>
-            </w:r>
-          </w:p>
-        </w:tc>
-        <w:tc>
-          <w:tcPr>
-            <w:tcW w:type="pct" w:w="22%"/>
-            <w:tcBorders>
-              <w:top w:val="single" w:color="999999" w:sz="4"/>
-              <w:left w:val="single" w:color="999999" w:sz="4"/>
-              <w:bottom w:val="single" w:color="999999" w:sz="4"/>
-              <w:right w:val="single" w:color="999999" w:sz="4"/>
-            </w:tcBorders>
-            <w:shd w:fill="E8E8E8" w:val="clear"/>
-          </w:tcPr>
-          <w:p>
-            <w:r>
-              <w:rPr>
-                <w:b w:val="0"/>
-              </w:rPr>
-              <w:t>Indian Council of Medical Research</w:t>
-            </w:r>
-          </w:p>
-        </w:tc>
-      </w:tr>
-      <w:tr>
-        <w:tc>
-          <w:tcPr>
-            <w:tcW w:type="pct" w:w="22%"/>
-            <w:tcBorders>
-              <w:top w:val="single" w:color="999999" w:sz="4"/>
-              <w:left w:val="single" w:color="999999" w:sz="4"/>
-              <w:bottom w:val="single" w:color="999999" w:sz="4"/>
-              <w:right w:val="single" w:color="999999" w:sz="4"/>
-            </w:tcBorders>
-            <w:shd w:fill="E8E8E8" w:val="clear"/>
-          </w:tcPr>
-          <w:p>
-            <w:r>
-              <w:rPr>
-                <w:b w:val="0"/>
-              </w:rPr>
-              <w:t>MDRO</w:t>
-            </w:r>
-          </w:p>
-        </w:tc>
-        <w:tc>
-          <w:tcPr>
-            <w:tcW w:type="pct" w:w="22%"/>
-            <w:tcBorders>
-              <w:top w:val="single" w:color="999999" w:sz="4"/>
-              <w:left w:val="single" w:color="999999" w:sz="4"/>
-              <w:bottom w:val="single" w:color="999999" w:sz="4"/>
-              <w:right w:val="single" w:color="999999" w:sz="4"/>
-            </w:tcBorders>
-            <w:shd w:fill="E8E8E8" w:val="clear"/>
-          </w:tcPr>
-          <w:p>
-            <w:r>
-              <w:rPr>
-                <w:b w:val="0"/>
-              </w:rPr>
-              <w:t>multi-drug-resistant organism</w:t>
-            </w:r>
-          </w:p>
-        </w:tc>
-      </w:tr>
-      <w:tr>
-        <w:tc>
-          <w:tcPr>
-            <w:tcW w:type="pct" w:w="22%"/>
-            <w:tcBorders>
-              <w:top w:val="single" w:color="999999" w:sz="4"/>
-              <w:left w:val="single" w:color="999999" w:sz="4"/>
-              <w:bottom w:val="single" w:color="999999" w:sz="4"/>
-              <w:right w:val="single" w:color="999999" w:sz="4"/>
-            </w:tcBorders>
-            <w:shd w:fill="E8E8E8" w:val="clear"/>
-          </w:tcPr>
-          <w:p>
-            <w:r>
-              <w:rPr>
-                <w:b w:val="0"/>
-              </w:rPr>
-              <w:t>MRSA</w:t>
-            </w:r>
-          </w:p>
-        </w:tc>
-        <w:tc>
-          <w:tcPr>
-            <w:tcW w:type="pct" w:w="22%"/>
-            <w:tcBorders>
-              <w:top w:val="single" w:color="999999" w:sz="4"/>
-              <w:left w:val="single" w:color="999999" w:sz="4"/>
-              <w:bottom w:val="single" w:color="999999" w:sz="4"/>
-              <w:right w:val="single" w:color="999999" w:sz="4"/>
-            </w:tcBorders>
-            <w:shd w:fill="E8E8E8" w:val="clear"/>
-          </w:tcPr>
-          <w:p>
-            <w:r>
-              <w:rPr>
-                <w:b w:val="0"/>
-              </w:rPr>
-              <w:t>methicillin-resistant Staphylococcus aureus</w:t>
-            </w:r>
-          </w:p>
-        </w:tc>
-      </w:tr>
-      <w:tr>
-        <w:tc>
-          <w:tcPr>
-            <w:tcW w:type="pct" w:w="22%"/>
-            <w:tcBorders>
-              <w:top w:val="single" w:color="999999" w:sz="4"/>
-              <w:left w:val="single" w:color="999999" w:sz="4"/>
-              <w:bottom w:val="single" w:color="999999" w:sz="4"/>
-              <w:right w:val="single" w:color="999999" w:sz="4"/>
-            </w:tcBorders>
-            <w:shd w:fill="E8E8E8" w:val="clear"/>
-          </w:tcPr>
-          <w:p>
-            <w:r>
-              <w:rPr>
-                <w:b w:val="0"/>
-              </w:rPr>
-              <w:t>NABH</w:t>
-            </w:r>
-          </w:p>
-        </w:tc>
-        <w:tc>
-          <w:tcPr>
-            <w:tcW w:type="pct" w:w="22%"/>
-            <w:tcBorders>
-              <w:top w:val="single" w:color="999999" w:sz="4"/>
-              <w:left w:val="single" w:color="999999" w:sz="4"/>
-              <w:bottom w:val="single" w:color="999999" w:sz="4"/>
-              <w:right w:val="single" w:color="999999" w:sz="4"/>
-            </w:tcBorders>
-            <w:shd w:fill="E8E8E8" w:val="clear"/>
-          </w:tcPr>
-          <w:p>
-            <w:r>
-              <w:rPr>
-                <w:b w:val="0"/>
-              </w:rPr>
-              <w:t>National Accreditation Board for Hospitals and Healthcare Providers</w:t>
-            </w:r>
-          </w:p>
-        </w:tc>
-      </w:tr>
-      <w:tr>
-        <w:tc>
-          <w:tcPr>
-            <w:tcW w:type="pct" w:w="22%"/>
-            <w:tcBorders>
-              <w:top w:val="single" w:color="999999" w:sz="4"/>
-              <w:left w:val="single" w:color="999999" w:sz="4"/>
-              <w:bottom w:val="single" w:color="999999" w:sz="4"/>
-              <w:right w:val="single" w:color="999999" w:sz="4"/>
-            </w:tcBorders>
-            <w:shd w:fill="E8E8E8" w:val="clear"/>
-          </w:tcPr>
-          <w:p>
-            <w:r>
-              <w:rPr>
-                <w:b w:val="0"/>
-              </w:rPr>
-              <w:t>OE</w:t>
-            </w:r>
-          </w:p>
-        </w:tc>
-        <w:tc>
-          <w:tcPr>
-            <w:tcW w:type="pct" w:w="22%"/>
-            <w:tcBorders>
-              <w:top w:val="single" w:color="999999" w:sz="4"/>
-              <w:left w:val="single" w:color="999999" w:sz="4"/>
-              <w:bottom w:val="single" w:color="999999" w:sz="4"/>
-              <w:right w:val="single" w:color="999999" w:sz="4"/>
-            </w:tcBorders>
-            <w:shd w:fill="E8E8E8" w:val="clear"/>
-          </w:tcPr>
-          <w:p>
-            <w:r>
-              <w:rPr>
-                <w:b w:val="0"/>
-              </w:rPr>
-              <w:t>objective element</w:t>
-            </w:r>
-          </w:p>
-        </w:tc>
-      </w:tr>
-      <w:tr>
-        <w:tc>
-          <w:tcPr>
-            <w:tcW w:type="pct" w:w="22%"/>
-            <w:tcBorders>
-              <w:top w:val="single" w:color="999999" w:sz="4"/>
-              <w:left w:val="single" w:color="999999" w:sz="4"/>
-              <w:bottom w:val="single" w:color="999999" w:sz="4"/>
-              <w:right w:val="single" w:color="999999" w:sz="4"/>
-            </w:tcBorders>
-            <w:shd w:fill="E8E8E8" w:val="clear"/>
-          </w:tcPr>
-          <w:p>
-            <w:r>
-              <w:rPr>
-                <w:b w:val="0"/>
-              </w:rPr>
-              <w:t>PSQ</w:t>
-            </w:r>
-          </w:p>
-        </w:tc>
-        <w:tc>
-          <w:tcPr>
-            <w:tcW w:type="pct" w:w="22%"/>
-            <w:tcBorders>
-              <w:top w:val="single" w:color="999999" w:sz="4"/>
-              <w:left w:val="single" w:color="999999" w:sz="4"/>
-              <w:bottom w:val="single" w:color="999999" w:sz="4"/>
-              <w:right w:val="single" w:color="999999" w:sz="4"/>
-            </w:tcBorders>
-            <w:shd w:fill="E8E8E8" w:val="clear"/>
-          </w:tcPr>
-          <w:p>
-            <w:r>
-              <w:rPr>
-                <w:b w:val="0"/>
-              </w:rPr>
-              <w:t>Patient Safety and Quality (NABH SHCO chapter)</w:t>
-            </w:r>
-          </w:p>
-        </w:tc>
-      </w:tr>
-      <w:tr>
-        <w:tc>
-          <w:tcPr>
-            <w:tcW w:type="pct" w:w="22%"/>
-            <w:tcBorders>
-              <w:top w:val="single" w:color="999999" w:sz="4"/>
-              <w:left w:val="single" w:color="999999" w:sz="4"/>
-              <w:bottom w:val="single" w:color="999999" w:sz="4"/>
-              <w:right w:val="single" w:color="999999" w:sz="4"/>
-            </w:tcBorders>
-            <w:shd w:fill="E8E8E8" w:val="clear"/>
-          </w:tcPr>
-          <w:p>
-            <w:r>
-              <w:rPr>
-                <w:b w:val="0"/>
-              </w:rPr>
-              <w:t>RCA</w:t>
-            </w:r>
-          </w:p>
-        </w:tc>
-        <w:tc>
-          <w:tcPr>
-            <w:tcW w:type="pct" w:w="22%"/>
-            <w:tcBorders>
-              <w:top w:val="single" w:color="999999" w:sz="4"/>
-              <w:left w:val="single" w:color="999999" w:sz="4"/>
-              <w:bottom w:val="single" w:color="999999" w:sz="4"/>
-              <w:right w:val="single" w:color="999999" w:sz="4"/>
-            </w:tcBorders>
-            <w:shd w:fill="E8E8E8" w:val="clear"/>
-          </w:tcPr>
-          <w:p>
-            <w:r>
-              <w:rPr>
-                <w:b w:val="0"/>
-              </w:rPr>
-              <w:t>root-cause analysis</w:t>
-            </w:r>
-          </w:p>
-        </w:tc>
-      </w:tr>
-      <w:tr>
-        <w:tc>
-          <w:tcPr>
-            <w:tcW w:type="pct" w:w="22%"/>
-            <w:tcBorders>
-              <w:top w:val="single" w:color="999999" w:sz="4"/>
-              <w:left w:val="single" w:color="999999" w:sz="4"/>
-              <w:bottom w:val="single" w:color="999999" w:sz="4"/>
-              <w:right w:val="single" w:color="999999" w:sz="4"/>
-            </w:tcBorders>
-            <w:shd w:fill="E8E8E8" w:val="clear"/>
-          </w:tcPr>
-          <w:p>
-            <w:r>
-              <w:rPr>
-                <w:b w:val="0"/>
-              </w:rPr>
-              <w:t>RLU</w:t>
-            </w:r>
-          </w:p>
-        </w:tc>
-        <w:tc>
-          <w:tcPr>
-            <w:tcW w:type="pct" w:w="22%"/>
-            <w:tcBorders>
-              <w:top w:val="single" w:color="999999" w:sz="4"/>
-              <w:left w:val="single" w:color="999999" w:sz="4"/>
-              <w:bottom w:val="single" w:color="999999" w:sz="4"/>
-              <w:right w:val="single" w:color="999999" w:sz="4"/>
-            </w:tcBorders>
-            <w:shd w:fill="E8E8E8" w:val="clear"/>
-          </w:tcPr>
-          <w:p>
-            <w:r>
-              <w:rPr>
-                <w:b w:val="0"/>
-              </w:rPr>
-              <w:t>relative light units</w:t>
-            </w:r>
-          </w:p>
-        </w:tc>
-      </w:tr>
-      <w:tr>
-        <w:tc>
-          <w:tcPr>
-            <w:tcW w:type="pct" w:w="22%"/>
-            <w:tcBorders>
-              <w:top w:val="single" w:color="999999" w:sz="4"/>
-              <w:left w:val="single" w:color="999999" w:sz="4"/>
-              <w:bottom w:val="single" w:color="999999" w:sz="4"/>
-              <w:right w:val="single" w:color="999999" w:sz="4"/>
-            </w:tcBorders>
-            <w:shd w:fill="E8E8E8" w:val="clear"/>
-          </w:tcPr>
-          <w:p>
-            <w:r>
-              <w:rPr>
-                <w:b w:val="0"/>
-              </w:rPr>
-              <w:t>SHCO</w:t>
-            </w:r>
-          </w:p>
-        </w:tc>
-        <w:tc>
-          <w:tcPr>
-            <w:tcW w:type="pct" w:w="22%"/>
-            <w:tcBorders>
-              <w:top w:val="single" w:color="999999" w:sz="4"/>
-              <w:left w:val="single" w:color="999999" w:sz="4"/>
-              <w:bottom w:val="single" w:color="999999" w:sz="4"/>
-              <w:right w:val="single" w:color="999999" w:sz="4"/>
-            </w:tcBorders>
-            <w:shd w:fill="E8E8E8" w:val="clear"/>
-          </w:tcPr>
-          <w:p>
-            <w:r>
-              <w:rPr>
-                <w:b w:val="0"/>
-              </w:rPr>
-              <w:t>Standards for Small Healthcare Organisations</w:t>
-            </w:r>
-          </w:p>
-        </w:tc>
-      </w:tr>
-      <w:tr>
-        <w:tc>
-          <w:tcPr>
-            <w:tcW w:type="pct" w:w="22%"/>
-            <w:tcBorders>
-              <w:top w:val="single" w:color="999999" w:sz="4"/>
-              <w:left w:val="single" w:color="999999" w:sz="4"/>
-              <w:bottom w:val="single" w:color="999999" w:sz="4"/>
-              <w:right w:val="single" w:color="999999" w:sz="4"/>
-            </w:tcBorders>
-            <w:shd w:fill="E8E8E8" w:val="clear"/>
-          </w:tcPr>
-          <w:p>
-            <w:r>
-              <w:rPr>
-                <w:b w:val="0"/>
-              </w:rPr>
-              <w:t>SSI</w:t>
-            </w:r>
-          </w:p>
-        </w:tc>
-        <w:tc>
-          <w:tcPr>
-            <w:tcW w:type="pct" w:w="22%"/>
-            <w:tcBorders>
-              <w:top w:val="single" w:color="999999" w:sz="4"/>
-              <w:left w:val="single" w:color="999999" w:sz="4"/>
-              <w:bottom w:val="single" w:color="999999" w:sz="4"/>
-              <w:right w:val="single" w:color="999999" w:sz="4"/>
-            </w:tcBorders>
-            <w:shd w:fill="E8E8E8" w:val="clear"/>
-          </w:tcPr>
-          <w:p>
-            <w:r>
-              <w:rPr>
-                <w:b w:val="0"/>
-              </w:rPr>
-              <w:t>surgical site infection</w:t>
-            </w:r>
-          </w:p>
-        </w:tc>
-      </w:tr>
-      <w:tr>
-        <w:tc>
-          <w:tcPr>
-            <w:tcW w:type="pct" w:w="22%"/>
-            <w:tcBorders>
-              <w:top w:val="single" w:color="999999" w:sz="4"/>
-              <w:left w:val="single" w:color="999999" w:sz="4"/>
-              <w:bottom w:val="single" w:color="999999" w:sz="4"/>
-              <w:right w:val="single" w:color="999999" w:sz="4"/>
-            </w:tcBorders>
-            <w:shd w:fill="E8E8E8" w:val="clear"/>
-          </w:tcPr>
-          <w:p>
-            <w:r>
-              <w:rPr>
-                <w:b w:val="0"/>
-              </w:rPr>
-              <w:t>VAP</w:t>
-            </w:r>
-          </w:p>
-        </w:tc>
-        <w:tc>
-          <w:tcPr>
-            <w:tcW w:type="pct" w:w="22%"/>
-            <w:tcBorders>
-              <w:top w:val="single" w:color="999999" w:sz="4"/>
-              <w:left w:val="single" w:color="999999" w:sz="4"/>
-              <w:bottom w:val="single" w:color="999999" w:sz="4"/>
-              <w:right w:val="single" w:color="999999" w:sz="4"/>
-            </w:tcBorders>
-            <w:shd w:fill="E8E8E8" w:val="clear"/>
-          </w:tcPr>
-          <w:p>
-            <w:r>
-              <w:rPr>
-                <w:b w:val="0"/>
-              </w:rPr>
-              <w:t>ventilator-associated pneumonia</w:t>
-            </w:r>
-          </w:p>
-        </w:tc>
-      </w:tr>
-      <w:tr>
-        <w:tc>
-          <w:tcPr>
-            <w:tcW w:type="pct" w:w="22%"/>
-            <w:tcBorders>
-              <w:top w:val="single" w:color="999999" w:sz="4"/>
-              <w:left w:val="single" w:color="999999" w:sz="4"/>
-              <w:bottom w:val="single" w:color="999999" w:sz="4"/>
-              <w:right w:val="single" w:color="999999" w:sz="4"/>
-            </w:tcBorders>
-            <w:shd w:fill="E8E8E8" w:val="clear"/>
-          </w:tcPr>
-          <w:p>
-            <w:r>
-              <w:rPr>
-                <w:b w:val="0"/>
-              </w:rPr>
-              <w:t>VRE</w:t>
-            </w:r>
-          </w:p>
-        </w:tc>
-        <w:tc>
-          <w:tcPr>
-            <w:tcW w:type="pct" w:w="22%"/>
-            <w:tcBorders>
-              <w:top w:val="single" w:color="999999" w:sz="4"/>
-              <w:left w:val="single" w:color="999999" w:sz="4"/>
-              <w:bottom w:val="single" w:color="999999" w:sz="4"/>
-              <w:right w:val="single" w:color="999999" w:sz="4"/>
-            </w:tcBorders>
-            <w:shd w:fill="E8E8E8" w:val="clear"/>
-          </w:tcPr>
-          <w:p>
-            <w:r>
-              <w:rPr>
-                <w:b w:val="0"/>
-              </w:rPr>
-              <w:t>vancomycin-resistant Enterococcus</w:t>
-            </w:r>
-          </w:p>
-        </w:tc>
-      </w:tr>
-      <w:tr>
-        <w:tc>
-          <w:tcPr>
-            <w:tcW w:type="pct" w:w="22%"/>
-            <w:tcBorders>
-              <w:top w:val="single" w:color="999999" w:sz="4"/>
-              <w:left w:val="single" w:color="999999" w:sz="4"/>
-              <w:bottom w:val="single" w:color="999999" w:sz="4"/>
-              <w:right w:val="single" w:color="999999" w:sz="4"/>
-            </w:tcBorders>
-            <w:shd w:fill="E8E8E8" w:val="clear"/>
-          </w:tcPr>
-          <w:p>
-            <w:r>
-              <w:rPr>
-                <w:b w:val="0"/>
-              </w:rPr>
-              <w:t>WHO</w:t>
-            </w:r>
-          </w:p>
-        </w:tc>
-        <w:tc>
-          <w:tcPr>
-            <w:tcW w:type="pct" w:w="22%"/>
-            <w:tcBorders>
-              <w:top w:val="single" w:color="999999" w:sz="4"/>
-              <w:left w:val="single" w:color="999999" w:sz="4"/>
-              <w:bottom w:val="single" w:color="999999" w:sz="4"/>
-              <w:right w:val="single" w:color="999999" w:sz="4"/>
-            </w:tcBorders>
-            <w:shd w:fill="E8E8E8" w:val="clear"/>
-          </w:tcPr>
-          <w:p>
-            <w:r>
-              <w:rPr>
-                <w:b w:val="0"/>
-              </w:rPr>
-              <w:t>World Health Organization</w:t>
-            </w:r>
-          </w:p>
-        </w:tc>
-      </w:tr>
-    </w:tbl>
-    <w:p>
-      <w:pPr>
-        <w:pStyle w:val="Heading1"/>
-        <w:spacing w:after="120" w:before="280"/>
-      </w:pPr>
-      <w:r>
-        <w:t>11. Traceability to NABH SHCO 3rd Edition HIC.5</w:t>
-      </w:r>
-    </w:p>
-    <w:p>
-      <w:pPr>
-        <w:spacing w:after="120"/>
-      </w:pPr>
-      <w:r>
-        <w:rPr>
-          <w:i/>
-          <w:iCs/>
-          <w:sz w:val="20"/>
-          <w:szCs w:val="20"/>
-        </w:rPr>
-        <w:t xml:space="preserve">This table is an index. It is not how the policy is organised.</w:t>
-      </w:r>
-    </w:p>
     <w:p>
       <w:pPr>
         <w:pStyle w:val="Heading1"/>

--- a/policies/build/masters/HIC.5_v2_master.docx
+++ b/policies/build/masters/HIC.5_v2_master.docx
@@ -677,7 +677,7 @@
           <w:sz w:val="22"/>
           <w:szCs w:val="22"/>
         </w:rPr>
-        <w:t xml:space="preserve">Surveillance data feeds the PSQ quality indicator framework (PSQ.2 owns the indicator framework); this policy owns the surveillance methodology and data generation.</w:t>
+        <w:t>Surveillance data feeds the hospital's quality indicator framework; this policy covers the surveillance methodology and data generation.</w:t>
       </w:r>
     </w:p>
     <w:p>
@@ -710,7 +710,7 @@
           <w:sz w:val="22"/>
           <w:szCs w:val="22"/>
         </w:rPr>
-        <w:t xml:space="preserve">It covers the six elements HIC.5.a–f name: infection risk/rate/trend tracking, hand-hygiene compliance monitoring, MDRO and virulent infection capture, outbreak identification and control, housekeeping surveillance, and data analysis with CAPA and feedback.</w:t>
+        <w:t>It covers six elements: infection risk/rate/trend tracking, hand-hygiene compliance monitoring, MDRO and virulent infection capture, outbreak identification and control, housekeeping surveillance, and data analysis with CAPA and feedback.</w:t>
       </w:r>
     </w:p>
     <w:p>
@@ -972,7 +972,7 @@
           <w:sz w:val="22"/>
           <w:szCs w:val="22"/>
         </w:rPr>
-        <w:t xml:space="preserve">Surveillance includes monitoring compliance with hand-hygiene guidelines (HIC.2.b):</w:t>
+        <w:t>Surveillance includes monitoring compliance with hand-hygiene guidelines:</w:t>
       </w:r>
     </w:p>
     <w:p>
@@ -1192,7 +1192,7 @@
           <w:sz w:val="22"/>
           <w:szCs w:val="22"/>
         </w:rPr>
-        <w:t xml:space="preserve">Antibiogram data is compiled «annually» and shared with prescribers to inform antimicrobial policy (HIC.2.e).</w:t>
+        <w:t>Antibiogram data is compiled «annually» and shared with prescribers to inform antimicrobial policy.</w:t>
       </w:r>
     </w:p>
     <w:p>
@@ -1315,7 +1315,7 @@
           <w:sz w:val="22"/>
           <w:szCs w:val="22"/>
         </w:rPr>
-        <w:t xml:space="preserve">«Hospital Name» participates in community outbreak investigation when requested by district health authorities (HIC.1.d).</w:t>
+        <w:t>«Hospital Name» participates in community outbreak investigation when requested by district health authorities.</w:t>
       </w:r>
     </w:p>
     <w:p>
@@ -1336,7 +1336,7 @@
           <w:sz w:val="22"/>
           <w:szCs w:val="22"/>
         </w:rPr>
-        <w:t xml:space="preserve">Surveillance activities include monitoring the effectiveness of the housekeeping services (HIC.3.c):</w:t>
+        <w:t>Surveillance activities include monitoring the effectiveness of the housekeeping services:</w:t>
       </w:r>
     </w:p>
     <w:p>
@@ -1544,7 +1544,7 @@
           <w:sz w:val="22"/>
           <w:szCs w:val="22"/>
         </w:rPr>
-        <w:t xml:space="preserve">Data feeds the hospital quality indicators under PSQ.2.</w:t>
+        <w:t>Data feeds the hospital quality indicators under the relevant policy.</w:t>
       </w:r>
     </w:p>
     <w:p>
@@ -1808,7 +1808,7 @@
           <w:sz w:val="22"/>
           <w:szCs w:val="22"/>
         </w:rPr>
-        <w:t xml:space="preserve">Audits this policy «quarterly»; ensures surveillance data feeds PSQ indicators; tracks CAPA.</w:t>
+        <w:t>Audits this policy «quarterly»; ensures surveillance data feeds the quality indicator framework; tracks CAPA.</w:t>
       </w:r>
     </w:p>
     <w:p>

--- a/policies/build/masters/HIC.5_v2_master.docx
+++ b/policies/build/masters/HIC.5_v2_master.docx
@@ -5196,8 +5196,23 @@
           <w:sz w:val="22"/>
           <w:szCs w:val="22"/>
         </w:rPr>
-        <w:t xml:space="preserve">National Accreditation Board for Hospitals and Healthcare Providers (NABH), Standards for Small Healthcare Organisations, 3rd Edition — HIC chapter, standard HIC.5.</w:t>
-      </w:r>
+      </w:r>
+      <w:r>
+        <w:rPr>
+          <w:sz w:val="22"/>
+        </w:rPr>
+        <w:t xml:space="preserve">National Accreditation Board for Hospitals &amp; Healthcare Providers. (2022). Standards for small healthcare organisations (3rd ed.) — Hospital Infection Prevention and Control chapter, standard HIC.5. </w:t>
+      </w:r>
+      <w:hyperlink r:id="rId9">
+        <w:r>
+          <w:rPr>
+            <w:rStyle w:val="Hyperlink"/>
+            <w:sz w:val="22"/>
+            <w:szCs w:val="22"/>
+          </w:rPr>
+          <w:t>https://nabh.co/programmes/small-healthcare-organisation-shco-accreditation-programme/</w:t>
+        </w:r>
+      </w:hyperlink>
     </w:p>
     <w:p>
       <w:pPr>
